--- a/laporan/Laporan-ExpenseTracker.docx
+++ b/laporan/Laporan-ExpenseTracker.docx
@@ -4,15 +4,20 @@
   <w:body>
     <w:p>
       <w:pPr>
-        <w:spacing w:after="80" w:before="400"/>
+        <w:spacing w:before="2200"/>
+      </w:pPr>
+    </w:p>
+    <w:p>
+      <w:pPr>
+        <w:spacing w:after="120"/>
         <w:jc w:val="center"/>
       </w:pPr>
       <w:r>
         <w:rPr>
           <w:b/>
           <w:bCs/>
-          <w:sz w:val="36"/>
-          <w:szCs w:val="36"/>
+          <w:sz w:val="40"/>
+          <w:szCs w:val="40"/>
         </w:rPr>
         <w:t xml:space="preserve">LAPORAN SINGKAT TUGAS PROYEK</w:t>
       </w:r>
@@ -32,7 +37,7 @@
     </w:p>
     <w:p>
       <w:pPr>
-        <w:spacing w:after="300"/>
+        <w:spacing w:after="400"/>
         <w:jc w:val="center"/>
       </w:pPr>
       <w:r>
@@ -40,10 +45,69 @@
           <w:b/>
           <w:bCs/>
           <w:color w:val="7C3AED"/>
-          <w:sz w:val="28"/>
-          <w:szCs w:val="28"/>
+          <w:sz w:val="30"/>
+          <w:szCs w:val="30"/>
         </w:rPr>
-        <w:t xml:space="preserve">"Duit Kemana Aja?" (Web + Android)</w:t>
+        <w:t xml:space="preserve">"Duit Kemana Aja?" — Web &amp; Android</w:t>
+      </w:r>
+    </w:p>
+    <w:p>
+      <w:pPr>
+        <w:spacing w:after="500"/>
+        <w:jc w:val="center"/>
+      </w:pPr>
+      <w:r>
+        <w:drawing>
+          <wp:inline distT="0" distB="0" distL="0" distR="0">
+            <wp:extent cx="4191000" cy="2943225"/>
+            <wp:effectExtent t="0" r="0" b="0" l="0"/>
+            <wp:docPr id="1" name="cover" descr="Dashboard aplikasi" title="Dashboard"/>
+            <wp:cNvGraphicFramePr>
+              <a:graphicFrameLocks xmlns:a="http://schemas.openxmlformats.org/drawingml/2006/main" noChangeAspect="1"/>
+            </wp:cNvGraphicFramePr>
+            <a:graphic xmlns:a="http://schemas.openxmlformats.org/drawingml/2006/main">
+              <a:graphicData uri="http://schemas.openxmlformats.org/drawingml/2006/picture">
+                <pic:pic xmlns:pic="http://schemas.openxmlformats.org/drawingml/2006/picture">
+                  <pic:nvPicPr>
+                    <pic:cNvPr id="0" name="" descr=""/>
+                    <pic:cNvPicPr>
+                      <a:picLocks noChangeAspect="1" noChangeArrowheads="1"/>
+                    </pic:cNvPicPr>
+                  </pic:nvPicPr>
+                  <pic:blipFill>
+                    <a:blip r:embed="rId8" cstate="none"/>
+                    <a:srcRect/>
+                    <a:stretch>
+                      <a:fillRect/>
+                    </a:stretch>
+                  </pic:blipFill>
+                  <pic:spPr bwMode="auto">
+                    <a:xfrm>
+                      <a:off x="0" y="0"/>
+                      <a:ext cx="4191000" cy="2943225"/>
+                    </a:xfrm>
+                    <a:prstGeom prst="rect">
+                      <a:avLst/>
+                    </a:prstGeom>
+                  </pic:spPr>
+                </pic:pic>
+              </a:graphicData>
+            </a:graphic>
+          </wp:inline>
+        </w:drawing>
+      </w:r>
+    </w:p>
+    <w:p>
+      <w:pPr>
+        <w:spacing w:after="60"/>
+        <w:jc w:val="center"/>
+      </w:pPr>
+      <w:r>
+        <w:rPr>
+          <w:sz w:val="22"/>
+          <w:szCs w:val="22"/>
+        </w:rPr>
+        <w:t xml:space="preserve">Disusun oleh:</w:t>
       </w:r>
     </w:p>
     <w:p>
@@ -55,8 +119,8 @@
         <w:rPr>
           <w:b/>
           <w:bCs/>
-          <w:sz w:val="24"/>
-          <w:szCs w:val="24"/>
+          <w:sz w:val="26"/>
+          <w:szCs w:val="26"/>
         </w:rPr>
         <w:t xml:space="preserve">Rizki Ansori</w:t>
       </w:r>
@@ -73,6 +137,30 @@
         </w:rPr>
         <w:t xml:space="preserve">Teknik Informatika — Universitas Teknologi Mataram</w:t>
       </w:r>
+    </w:p>
+    <w:p>
+      <w:pPr>
+        <w:jc w:val="center"/>
+      </w:pPr>
+      <w:r>
+        <w:rPr>
+          <w:b/>
+          <w:bCs/>
+          <w:sz w:val="24"/>
+          <w:szCs w:val="24"/>
+        </w:rPr>
+        <w:t xml:space="preserve">2026</w:t>
+      </w:r>
+    </w:p>
+    <w:p>
+      <w:pPr>
+        <w:sectPr>
+          <w:pgSz w:w="11906" w:h="16838" w:orient="portrait"/>
+          <w:pgMar w:top="1280" w:right="1440" w:bottom="1280" w:left="1440" w:header="708" w:footer="708" w:gutter="0"/>
+          <w:pgNumType/>
+          <w:docGrid w:linePitch="360"/>
+        </w:sectPr>
+      </w:pPr>
     </w:p>
     <w:p>
       <w:pPr>
@@ -133,7 +221,7 @@
         <w:t xml:space="preserve">CRUD Pengeluaran: </w:t>
       </w:r>
       <w:r>
-        <w:t xml:space="preserve">tambah, lihat, edit (halaman/modal edit), dan hapus dengan dialog konfirmasi.</w:t>
+        <w:t xml:space="preserve">tambah, lihat, edit, dan hapus dengan dialog konfirmasi.</w:t>
       </w:r>
     </w:p>
     <w:p>
@@ -153,7 +241,7 @@
         <w:t xml:space="preserve">Pemasukan &amp; Saldo: </w:t>
       </w:r>
       <w:r>
-        <w:t xml:space="preserve">pencatatan pemasukan bulanan dan kartu saldo (pemasukan dikurangi pengeluaran bulan berjalan).</w:t>
+        <w:t xml:space="preserve">pencatatan pemasukan dan kartu saldo (pemasukan dikurangi pengeluaran bulan berjalan).</w:t>
       </w:r>
     </w:p>
     <w:p>
@@ -253,7 +341,7 @@
         <w:t xml:space="preserve">Versi Android: </w:t>
       </w:r>
       <w:r>
-        <w:t xml:space="preserve">APK standalone (data tersimpan di perangkat via localStorage), dibangun dengan Capacitor.</w:t>
+        <w:t xml:space="preserve">APK standalone (data tersimpan di perangkat), dibangun dengan Capacitor.</w:t>
       </w:r>
     </w:p>
     <w:p>
@@ -300,20 +388,7 @@
         <w:spacing w:after="60"/>
       </w:pPr>
       <w:r>
-        <w:t xml:space="preserve">Export Excel: ExcelJS.</w:t>
-      </w:r>
-    </w:p>
-    <w:p>
-      <w:pPr>
-        <w:pStyle w:val="ListParagraph"/>
-        <w:numPr>
-          <w:ilvl w:val="0"/>
-          <w:numId w:val="2"/>
-        </w:numPr>
-        <w:spacing w:after="60"/>
-      </w:pPr>
-      <w:r>
-        <w:t xml:space="preserve">Mobile: Capacitor 7 (WebView) — build APK debug via Gradle + Android SDK.</w:t>
+        <w:t xml:space="preserve">Export Excel: ExcelJS. Mobile: Capacitor 7 (WebView) + Android SDK.</w:t>
       </w:r>
     </w:p>
     <w:p>
@@ -330,13 +405,9 @@
       </w:r>
     </w:p>
     <w:p>
-      <w:r>
-        <w:br w:type="page"/>
-      </w:r>
-    </w:p>
-    <w:p>
       <w:pPr>
         <w:pStyle w:val="Heading1"/>
+        <w:pageBreakBefore/>
       </w:pPr>
       <w:r>
         <w:t xml:space="preserve">3. Gambar Prototipe / Desain</w:t>
@@ -348,82 +419,21 @@
         <w:jc w:val="both"/>
       </w:pPr>
       <w:r>
-        <w:t xml:space="preserve">Berikut tampilan aplikasi yang telah diimplementasikan (data contoh).</w:t>
+        <w:t xml:space="preserve">Berikut tampilan aplikasi yang telah diimplementasikan (menggunakan data contoh).</w:t>
       </w:r>
     </w:p>
     <w:p>
       <w:pPr>
-        <w:spacing w:after="40" w:before="120"/>
+        <w:keepNext/>
+        <w:spacing w:after="40" w:before="100"/>
         <w:jc w:val="center"/>
       </w:pPr>
       <w:r>
         <w:drawing>
           <wp:inline distT="0" distB="0" distL="0" distR="0">
-            <wp:extent cx="5905500" cy="4152900"/>
+            <wp:extent cx="5143500" cy="3619500"/>
             <wp:effectExtent t="0" r="0" b="0" l="0"/>
             <wp:docPr id="1" name="02-desktop-stats.png" descr="Gambar 1. Dashboard — kartu ringkasan, budget, dan form input (desktop)" title="Gambar 1. Dashboard — kartu ringkasan, budget, dan form input (desktop)"/>
-            <wp:cNvGraphicFramePr>
-              <a:graphicFrameLocks xmlns:a="http://schemas.openxmlformats.org/drawingml/2006/main" noChangeAspect="1"/>
-            </wp:cNvGraphicFramePr>
-            <a:graphic xmlns:a="http://schemas.openxmlformats.org/drawingml/2006/main">
-              <a:graphicData uri="http://schemas.openxmlformats.org/drawingml/2006/picture">
-                <pic:pic xmlns:pic="http://schemas.openxmlformats.org/drawingml/2006/picture">
-                  <pic:nvPicPr>
-                    <pic:cNvPr id="0" name="" descr=""/>
-                    <pic:cNvPicPr>
-                      <a:picLocks noChangeAspect="1" noChangeArrowheads="1"/>
-                    </pic:cNvPicPr>
-                  </pic:nvPicPr>
-                  <pic:blipFill>
-                    <a:blip r:embed="rId7" cstate="none"/>
-                    <a:srcRect/>
-                    <a:stretch>
-                      <a:fillRect/>
-                    </a:stretch>
-                  </pic:blipFill>
-                  <pic:spPr bwMode="auto">
-                    <a:xfrm>
-                      <a:off x="0" y="0"/>
-                      <a:ext cx="5905500" cy="4152900"/>
-                    </a:xfrm>
-                    <a:prstGeom prst="rect">
-                      <a:avLst/>
-                    </a:prstGeom>
-                  </pic:spPr>
-                </pic:pic>
-              </a:graphicData>
-            </a:graphic>
-          </wp:inline>
-        </w:drawing>
-      </w:r>
-    </w:p>
-    <w:p>
-      <w:pPr>
-        <w:spacing w:after="200"/>
-        <w:jc w:val="center"/>
-      </w:pPr>
-      <w:r>
-        <w:rPr>
-          <w:i/>
-          <w:iCs/>
-          <w:color w:val="666666"/>
-          <w:sz w:val="18"/>
-          <w:szCs w:val="18"/>
-        </w:rPr>
-        <w:t xml:space="preserve">Gambar 1. Dashboard — kartu ringkasan, budget, dan form input (desktop)</w:t>
-      </w:r>
-    </w:p>
-    <w:p>
-      <w:pPr>
-        <w:spacing w:after="40" w:before="120"/>
-        <w:jc w:val="center"/>
-      </w:pPr>
-      <w:r>
-        <w:drawing>
-          <wp:inline distT="0" distB="0" distL="0" distR="0">
-            <wp:extent cx="3810000" cy="7886700"/>
-            <wp:effectExtent t="0" r="0" b="0" l="0"/>
-            <wp:docPr id="1" name="01-desktop-full.png" descr="Gambar 2. Halaman utama lengkap: chart kategori, tren 6 bulan, daftar pengeluaran &amp; pemasukan" title="Gambar 2. Halaman utama lengkap: chart kategori, tren 6 bulan, daftar pengeluaran &amp; pemasukan"/>
             <wp:cNvGraphicFramePr>
               <a:graphicFrameLocks xmlns:a="http://schemas.openxmlformats.org/drawingml/2006/main" noChangeAspect="1"/>
             </wp:cNvGraphicFramePr>
@@ -446,7 +456,7 @@
                   <pic:spPr bwMode="auto">
                     <a:xfrm>
                       <a:off x="0" y="0"/>
-                      <a:ext cx="3810000" cy="7886700"/>
+                      <a:ext cx="5143500" cy="3619500"/>
                     </a:xfrm>
                     <a:prstGeom prst="rect">
                       <a:avLst/>
@@ -461,7 +471,7 @@
     </w:p>
     <w:p>
       <w:pPr>
-        <w:spacing w:after="200"/>
+        <w:spacing w:after="160"/>
         <w:jc w:val="center"/>
       </w:pPr>
       <w:r>
@@ -472,25 +482,21 @@
           <w:sz w:val="18"/>
           <w:szCs w:val="18"/>
         </w:rPr>
-        <w:t xml:space="preserve">Gambar 2. Halaman utama lengkap: chart kategori, tren 6 bulan, daftar pengeluaran &amp; pemasukan</w:t>
-      </w:r>
-    </w:p>
-    <w:p>
-      <w:r>
-        <w:br w:type="page"/>
+        <w:t xml:space="preserve">Gambar 1. Dashboard — kartu ringkasan, budget, dan form input (desktop)</w:t>
       </w:r>
     </w:p>
     <w:p>
       <w:pPr>
-        <w:spacing w:after="40" w:before="120"/>
+        <w:keepNext/>
+        <w:spacing w:after="40" w:before="100"/>
         <w:jc w:val="center"/>
       </w:pPr>
       <w:r>
         <w:drawing>
           <wp:inline distT="0" distB="0" distL="0" distR="0">
-            <wp:extent cx="5905500" cy="4152900"/>
+            <wp:extent cx="5143500" cy="3619500"/>
             <wp:effectExtent t="0" r="0" b="0" l="0"/>
-            <wp:docPr id="1" name="03-edit-page.png" descr="Gambar 3. Halaman edit pengeluaran" title="Gambar 3. Halaman edit pengeluaran"/>
+            <wp:docPr id="1" name="03-edit-page.png" descr="Gambar 2. Halaman edit pengeluaran" title="Gambar 2. Halaman edit pengeluaran"/>
             <wp:cNvGraphicFramePr>
               <a:graphicFrameLocks xmlns:a="http://schemas.openxmlformats.org/drawingml/2006/main" noChangeAspect="1"/>
             </wp:cNvGraphicFramePr>
@@ -513,7 +519,7 @@
                   <pic:spPr bwMode="auto">
                     <a:xfrm>
                       <a:off x="0" y="0"/>
-                      <a:ext cx="5905500" cy="4152900"/>
+                      <a:ext cx="5143500" cy="3619500"/>
                     </a:xfrm>
                     <a:prstGeom prst="rect">
                       <a:avLst/>
@@ -528,7 +534,7 @@
     </w:p>
     <w:p>
       <w:pPr>
-        <w:spacing w:after="200"/>
+        <w:spacing w:after="160"/>
         <w:jc w:val="center"/>
       </w:pPr>
       <w:r>
@@ -539,20 +545,21 @@
           <w:sz w:val="18"/>
           <w:szCs w:val="18"/>
         </w:rPr>
-        <w:t xml:space="preserve">Gambar 3. Halaman edit pengeluaran</w:t>
+        <w:t xml:space="preserve">Gambar 2. Halaman edit pengeluaran</w:t>
       </w:r>
     </w:p>
     <w:p>
       <w:pPr>
-        <w:spacing w:after="40" w:before="120"/>
+        <w:keepNext/>
+        <w:spacing w:after="40" w:before="100"/>
         <w:jc w:val="center"/>
       </w:pPr>
       <w:r>
         <w:drawing>
           <wp:inline distT="0" distB="0" distL="0" distR="0">
-            <wp:extent cx="5905500" cy="4152900"/>
+            <wp:extent cx="5143500" cy="3619500"/>
             <wp:effectExtent t="0" r="0" b="0" l="0"/>
-            <wp:docPr id="1" name="04-error-state.png" descr="Gambar 4. Validasi input — pesan error saat data tidak valid" title="Gambar 4. Validasi input — pesan error saat data tidak valid"/>
+            <wp:docPr id="1" name="04-error-state.png" descr="Gambar 3. Validasi input — pesan error saat data tidak valid" title="Gambar 3. Validasi input — pesan error saat data tidak valid"/>
             <wp:cNvGraphicFramePr>
               <a:graphicFrameLocks xmlns:a="http://schemas.openxmlformats.org/drawingml/2006/main" noChangeAspect="1"/>
             </wp:cNvGraphicFramePr>
@@ -575,7 +582,7 @@
                   <pic:spPr bwMode="auto">
                     <a:xfrm>
                       <a:off x="0" y="0"/>
-                      <a:ext cx="5905500" cy="4152900"/>
+                      <a:ext cx="5143500" cy="3619500"/>
                     </a:xfrm>
                     <a:prstGeom prst="rect">
                       <a:avLst/>
@@ -590,7 +597,7 @@
     </w:p>
     <w:p>
       <w:pPr>
-        <w:spacing w:after="200"/>
+        <w:spacing w:after="160"/>
         <w:jc w:val="center"/>
       </w:pPr>
       <w:r>
@@ -601,84 +608,190 @@
           <w:sz w:val="18"/>
           <w:szCs w:val="18"/>
         </w:rPr>
-        <w:t xml:space="preserve">Gambar 4. Validasi input — pesan error saat data tidak valid</w:t>
+        <w:t xml:space="preserve">Gambar 3. Validasi input — pesan error saat data tidak valid</w:t>
       </w:r>
     </w:p>
-    <w:p>
-      <w:r>
-        <w:br w:type="page"/>
-      </w:r>
-    </w:p>
-    <w:p>
-      <w:pPr>
-        <w:spacing w:after="40" w:before="120"/>
-        <w:jc w:val="center"/>
-      </w:pPr>
-      <w:r>
-        <w:drawing>
-          <wp:inline distT="0" distB="0" distL="0" distR="0">
-            <wp:extent cx="2476500" cy="5362575"/>
-            <wp:effectExtent t="0" r="0" b="0" l="0"/>
-            <wp:docPr id="1" name="06-mobile-top.png" descr="Gambar 5. Tampilan mobile (identik dengan APK Android &quot;Duit Kemana Aja&quot;)" title="Gambar 5. Tampilan mobile (identik dengan APK Android &quot;Duit Kemana Aja&quot;)"/>
-            <wp:cNvGraphicFramePr>
-              <a:graphicFrameLocks xmlns:a="http://schemas.openxmlformats.org/drawingml/2006/main" noChangeAspect="1"/>
-            </wp:cNvGraphicFramePr>
-            <a:graphic xmlns:a="http://schemas.openxmlformats.org/drawingml/2006/main">
-              <a:graphicData uri="http://schemas.openxmlformats.org/drawingml/2006/picture">
-                <pic:pic xmlns:pic="http://schemas.openxmlformats.org/drawingml/2006/picture">
-                  <pic:nvPicPr>
-                    <pic:cNvPr id="0" name="" descr=""/>
-                    <pic:cNvPicPr>
-                      <a:picLocks noChangeAspect="1" noChangeArrowheads="1"/>
-                    </pic:cNvPicPr>
-                  </pic:nvPicPr>
-                  <pic:blipFill>
-                    <a:blip r:embed="rId11" cstate="none"/>
-                    <a:srcRect/>
-                    <a:stretch>
-                      <a:fillRect/>
-                    </a:stretch>
-                  </pic:blipFill>
-                  <pic:spPr bwMode="auto">
-                    <a:xfrm>
-                      <a:off x="0" y="0"/>
-                      <a:ext cx="2476500" cy="5362575"/>
-                    </a:xfrm>
-                    <a:prstGeom prst="rect">
-                      <a:avLst/>
-                    </a:prstGeom>
-                  </pic:spPr>
-                </pic:pic>
-              </a:graphicData>
-            </a:graphic>
-          </wp:inline>
-        </w:drawing>
-      </w:r>
-    </w:p>
-    <w:p>
-      <w:pPr>
-        <w:spacing w:after="200"/>
-        <w:jc w:val="center"/>
-      </w:pPr>
-      <w:r>
-        <w:rPr>
-          <w:i/>
-          <w:iCs/>
-          <w:color w:val="666666"/>
-          <w:sz w:val="18"/>
-          <w:szCs w:val="18"/>
-        </w:rPr>
-        <w:t xml:space="preserve">Gambar 5. Tampilan mobile (identik dengan APK Android "Duit Kemana Aja")</w:t>
-      </w:r>
-    </w:p>
-    <w:p>
-      <w:r>
-        <w:br w:type="page"/>
-      </w:r>
-    </w:p>
+    <w:tbl>
+      <w:tblPr>
+        <w:tblW w:type="dxa" w:w="9026"/>
+        <w:tblBorders>
+          <w:top w:val="single" w:color="auto" w:sz="4"/>
+          <w:left w:val="single" w:color="auto" w:sz="4"/>
+          <w:bottom w:val="single" w:color="auto" w:sz="4"/>
+          <w:right w:val="single" w:color="auto" w:sz="4"/>
+          <w:insideH w:val="single" w:color="auto" w:sz="4"/>
+          <w:insideV w:val="single" w:color="auto" w:sz="4"/>
+        </w:tblBorders>
+      </w:tblPr>
+      <w:tblGrid>
+        <w:gridCol w:w="4513"/>
+        <w:gridCol w:w="4513"/>
+      </w:tblGrid>
+      <w:tr>
+        <w:tc>
+          <w:tcPr>
+            <w:tcW w:type="dxa" w:w="4513"/>
+            <w:tcBorders>
+              <w:top w:val="none" w:color="FFFFFF" w:sz="0"/>
+              <w:left w:val="none" w:color="FFFFFF" w:sz="0"/>
+              <w:bottom w:val="none" w:color="FFFFFF" w:sz="0"/>
+              <w:right w:val="none" w:color="FFFFFF" w:sz="0"/>
+            </w:tcBorders>
+            <w:tcMar>
+              <w:top w:type="dxa" w:w="40"/>
+              <w:left w:type="dxa" w:w="60"/>
+              <w:bottom w:type="dxa" w:w="40"/>
+              <w:right w:type="dxa" w:w="60"/>
+            </w:tcMar>
+          </w:tcPr>
+          <w:p>
+            <w:pPr>
+              <w:keepNext/>
+              <w:spacing w:after="40"/>
+              <w:jc w:val="center"/>
+            </w:pPr>
+            <w:r>
+              <w:drawing>
+                <wp:inline distT="0" distB="0" distL="0" distR="0">
+                  <wp:extent cx="2114550" cy="4381500"/>
+                  <wp:effectExtent t="0" r="0" b="0" l="0"/>
+                  <wp:docPr id="1" name="01-desktop-full.png" descr="Gambar 4. Halaman utama lengkap (web)" title="Gambar 4. Halaman utama lengkap (web)"/>
+                  <wp:cNvGraphicFramePr>
+                    <a:graphicFrameLocks xmlns:a="http://schemas.openxmlformats.org/drawingml/2006/main" noChangeAspect="1"/>
+                  </wp:cNvGraphicFramePr>
+                  <a:graphic xmlns:a="http://schemas.openxmlformats.org/drawingml/2006/main">
+                    <a:graphicData uri="http://schemas.openxmlformats.org/drawingml/2006/picture">
+                      <pic:pic xmlns:pic="http://schemas.openxmlformats.org/drawingml/2006/picture">
+                        <pic:nvPicPr>
+                          <pic:cNvPr id="0" name="" descr=""/>
+                          <pic:cNvPicPr>
+                            <a:picLocks noChangeAspect="1" noChangeArrowheads="1"/>
+                          </pic:cNvPicPr>
+                        </pic:nvPicPr>
+                        <pic:blipFill>
+                          <a:blip r:embed="rId11" cstate="none"/>
+                          <a:srcRect/>
+                          <a:stretch>
+                            <a:fillRect/>
+                          </a:stretch>
+                        </pic:blipFill>
+                        <pic:spPr bwMode="auto">
+                          <a:xfrm>
+                            <a:off x="0" y="0"/>
+                            <a:ext cx="2114550" cy="4381500"/>
+                          </a:xfrm>
+                          <a:prstGeom prst="rect">
+                            <a:avLst/>
+                          </a:prstGeom>
+                        </pic:spPr>
+                      </pic:pic>
+                    </a:graphicData>
+                  </a:graphic>
+                </wp:inline>
+              </w:drawing>
+            </w:r>
+          </w:p>
+          <w:p>
+            <w:pPr>
+              <w:jc w:val="center"/>
+            </w:pPr>
+            <w:r>
+              <w:rPr>
+                <w:i/>
+                <w:iCs/>
+                <w:color w:val="666666"/>
+                <w:sz w:val="18"/>
+                <w:szCs w:val="18"/>
+              </w:rPr>
+              <w:t xml:space="preserve">Gambar 4. Halaman utama lengkap (web)</w:t>
+            </w:r>
+          </w:p>
+        </w:tc>
+        <w:tc>
+          <w:tcPr>
+            <w:tcW w:type="dxa" w:w="4513"/>
+            <w:tcBorders>
+              <w:top w:val="none" w:color="FFFFFF" w:sz="0"/>
+              <w:left w:val="none" w:color="FFFFFF" w:sz="0"/>
+              <w:bottom w:val="none" w:color="FFFFFF" w:sz="0"/>
+              <w:right w:val="none" w:color="FFFFFF" w:sz="0"/>
+            </w:tcBorders>
+            <w:tcMar>
+              <w:top w:type="dxa" w:w="40"/>
+              <w:left w:type="dxa" w:w="60"/>
+              <w:bottom w:type="dxa" w:w="40"/>
+              <w:right w:type="dxa" w:w="60"/>
+            </w:tcMar>
+          </w:tcPr>
+          <w:p>
+            <w:pPr>
+              <w:keepNext/>
+              <w:spacing w:after="40"/>
+              <w:jc w:val="center"/>
+            </w:pPr>
+            <w:r>
+              <w:drawing>
+                <wp:inline distT="0" distB="0" distL="0" distR="0">
+                  <wp:extent cx="2019300" cy="4371975"/>
+                  <wp:effectExtent t="0" r="0" b="0" l="0"/>
+                  <wp:docPr id="1" name="06-mobile-top.png" descr="Gambar 5. Tampilan mobile / APK Android" title="Gambar 5. Tampilan mobile / APK Android"/>
+                  <wp:cNvGraphicFramePr>
+                    <a:graphicFrameLocks xmlns:a="http://schemas.openxmlformats.org/drawingml/2006/main" noChangeAspect="1"/>
+                  </wp:cNvGraphicFramePr>
+                  <a:graphic xmlns:a="http://schemas.openxmlformats.org/drawingml/2006/main">
+                    <a:graphicData uri="http://schemas.openxmlformats.org/drawingml/2006/picture">
+                      <pic:pic xmlns:pic="http://schemas.openxmlformats.org/drawingml/2006/picture">
+                        <pic:nvPicPr>
+                          <pic:cNvPr id="0" name="" descr=""/>
+                          <pic:cNvPicPr>
+                            <a:picLocks noChangeAspect="1" noChangeArrowheads="1"/>
+                          </pic:cNvPicPr>
+                        </pic:nvPicPr>
+                        <pic:blipFill>
+                          <a:blip r:embed="rId12" cstate="none"/>
+                          <a:srcRect/>
+                          <a:stretch>
+                            <a:fillRect/>
+                          </a:stretch>
+                        </pic:blipFill>
+                        <pic:spPr bwMode="auto">
+                          <a:xfrm>
+                            <a:off x="0" y="0"/>
+                            <a:ext cx="2019300" cy="4371975"/>
+                          </a:xfrm>
+                          <a:prstGeom prst="rect">
+                            <a:avLst/>
+                          </a:prstGeom>
+                        </pic:spPr>
+                      </pic:pic>
+                    </a:graphicData>
+                  </a:graphic>
+                </wp:inline>
+              </w:drawing>
+            </w:r>
+          </w:p>
+          <w:p>
+            <w:pPr>
+              <w:jc w:val="center"/>
+            </w:pPr>
+            <w:r>
+              <w:rPr>
+                <w:i/>
+                <w:iCs/>
+                <w:color w:val="666666"/>
+                <w:sz w:val="18"/>
+                <w:szCs w:val="18"/>
+              </w:rPr>
+              <w:t xml:space="preserve">Gambar 5. Tampilan mobile / APK Android</w:t>
+            </w:r>
+          </w:p>
+        </w:tc>
+      </w:tr>
+    </w:tbl>
     <w:p>
       <w:pPr>
         <w:pStyle w:val="Heading1"/>
+        <w:pageBreakBefore/>
       </w:pPr>
       <w:r>
         <w:t xml:space="preserve">4. Tabel Test Case dan Hasil Testing</w:t>
@@ -714,14 +827,17 @@
         </w:tblBorders>
       </w:tblPr>
       <w:tblGrid>
-        <w:gridCol w:w="2200"/>
-        <w:gridCol w:w="5726"/>
+        <w:gridCol w:w="2300"/>
+        <w:gridCol w:w="5626"/>
         <w:gridCol w:w="1100"/>
       </w:tblGrid>
       <w:tr>
-        <w:tc>
-          <w:tcPr>
-            <w:tcW w:type="dxa" w:w="2200"/>
+        <w:trPr>
+          <w:tblHeader/>
+        </w:trPr>
+        <w:tc>
+          <w:tcPr>
+            <w:tcW w:type="dxa" w:w="2300"/>
             <w:tcBorders>
               <w:top w:val="single" w:color="CCCCCC" w:sz="1"/>
               <w:left w:val="single" w:color="CCCCCC" w:sz="1"/>
@@ -730,9 +846,9 @@
             </w:tcBorders>
             <w:shd w:fill="7C3AED" w:val="clear"/>
             <w:tcMar>
-              <w:top w:type="dxa" w:w="80"/>
-              <w:left w:type="dxa" w:w="120"/>
-              <w:bottom w:type="dxa" w:w="80"/>
+              <w:top w:type="dxa" w:w="70"/>
+              <w:left w:type="dxa" w:w="120"/>
+              <w:bottom w:type="dxa" w:w="70"/>
               <w:right w:type="dxa" w:w="120"/>
             </w:tcMar>
           </w:tcPr>
@@ -742,6 +858,8 @@
                 <w:b/>
                 <w:bCs/>
                 <w:color w:val="FFFFFF"/>
+                <w:sz w:val="20"/>
+                <w:szCs w:val="20"/>
               </w:rPr>
               <w:t xml:space="preserve">Fungsi</w:t>
             </w:r>
@@ -749,7 +867,7 @@
         </w:tc>
         <w:tc>
           <w:tcPr>
-            <w:tcW w:type="dxa" w:w="5726"/>
+            <w:tcW w:type="dxa" w:w="5626"/>
             <w:tcBorders>
               <w:top w:val="single" w:color="CCCCCC" w:sz="1"/>
               <w:left w:val="single" w:color="CCCCCC" w:sz="1"/>
@@ -758,9 +876,9 @@
             </w:tcBorders>
             <w:shd w:fill="7C3AED" w:val="clear"/>
             <w:tcMar>
-              <w:top w:type="dxa" w:w="80"/>
-              <w:left w:type="dxa" w:w="120"/>
-              <w:bottom w:type="dxa" w:w="80"/>
+              <w:top w:type="dxa" w:w="70"/>
+              <w:left w:type="dxa" w:w="120"/>
+              <w:bottom w:type="dxa" w:w="70"/>
               <w:right w:type="dxa" w:w="120"/>
             </w:tcMar>
           </w:tcPr>
@@ -770,6 +888,8 @@
                 <w:b/>
                 <w:bCs/>
                 <w:color w:val="FFFFFF"/>
+                <w:sz w:val="20"/>
+                <w:szCs w:val="20"/>
               </w:rPr>
               <w:t xml:space="preserve">Test Case</w:t>
             </w:r>
@@ -786,9 +906,9 @@
             </w:tcBorders>
             <w:shd w:fill="7C3AED" w:val="clear"/>
             <w:tcMar>
-              <w:top w:type="dxa" w:w="80"/>
-              <w:left w:type="dxa" w:w="120"/>
-              <w:bottom w:type="dxa" w:w="80"/>
+              <w:top w:type="dxa" w:w="70"/>
+              <w:left w:type="dxa" w:w="120"/>
+              <w:bottom w:type="dxa" w:w="70"/>
               <w:right w:type="dxa" w:w="120"/>
             </w:tcMar>
           </w:tcPr>
@@ -798,6 +918,8 @@
                 <w:b/>
                 <w:bCs/>
                 <w:color w:val="FFFFFF"/>
+                <w:sz w:val="20"/>
+                <w:szCs w:val="20"/>
               </w:rPr>
               <w:t xml:space="preserve">Hasil</w:t>
             </w:r>
@@ -805,19 +927,22 @@
         </w:tc>
       </w:tr>
       <w:tr>
-        <w:tc>
-          <w:tcPr>
-            <w:tcW w:type="dxa" w:w="2200"/>
-            <w:tcBorders>
-              <w:top w:val="single" w:color="CCCCCC" w:sz="1"/>
-              <w:left w:val="single" w:color="CCCCCC" w:sz="1"/>
-              <w:bottom w:val="single" w:color="CCCCCC" w:sz="1"/>
-              <w:right w:val="single" w:color="CCCCCC" w:sz="1"/>
-            </w:tcBorders>
-            <w:tcMar>
-              <w:top w:type="dxa" w:w="60"/>
-              <w:left w:type="dxa" w:w="120"/>
-              <w:bottom w:type="dxa" w:w="60"/>
+        <w:trPr>
+          <w:cantSplit/>
+        </w:trPr>
+        <w:tc>
+          <w:tcPr>
+            <w:tcW w:type="dxa" w:w="2300"/>
+            <w:tcBorders>
+              <w:top w:val="single" w:color="CCCCCC" w:sz="1"/>
+              <w:left w:val="single" w:color="CCCCCC" w:sz="1"/>
+              <w:bottom w:val="single" w:color="CCCCCC" w:sz="1"/>
+              <w:right w:val="single" w:color="CCCCCC" w:sz="1"/>
+            </w:tcBorders>
+            <w:tcMar>
+              <w:top w:type="dxa" w:w="50"/>
+              <w:left w:type="dxa" w:w="120"/>
+              <w:bottom w:type="dxa" w:w="50"/>
               <w:right w:type="dxa" w:w="120"/>
             </w:tcMar>
           </w:tcPr>
@@ -835,17 +960,17 @@
         </w:tc>
         <w:tc>
           <w:tcPr>
-            <w:tcW w:type="dxa" w:w="5726"/>
-            <w:tcBorders>
-              <w:top w:val="single" w:color="CCCCCC" w:sz="1"/>
-              <w:left w:val="single" w:color="CCCCCC" w:sz="1"/>
-              <w:bottom w:val="single" w:color="CCCCCC" w:sz="1"/>
-              <w:right w:val="single" w:color="CCCCCC" w:sz="1"/>
-            </w:tcBorders>
-            <w:tcMar>
-              <w:top w:type="dxa" w:w="60"/>
-              <w:left w:type="dxa" w:w="120"/>
-              <w:bottom w:type="dxa" w:w="60"/>
+            <w:tcW w:type="dxa" w:w="5626"/>
+            <w:tcBorders>
+              <w:top w:val="single" w:color="CCCCCC" w:sz="1"/>
+              <w:left w:val="single" w:color="CCCCCC" w:sz="1"/>
+              <w:bottom w:val="single" w:color="CCCCCC" w:sz="1"/>
+              <w:right w:val="single" w:color="CCCCCC" w:sz="1"/>
+            </w:tcBorders>
+            <w:tcMar>
+              <w:top w:type="dxa" w:w="50"/>
+              <w:left w:type="dxa" w:w="120"/>
+              <w:bottom w:type="dxa" w:w="50"/>
               <w:right w:type="dxa" w:w="120"/>
             </w:tcMar>
           </w:tcPr>
@@ -872,9 +997,9 @@
             </w:tcBorders>
             <w:shd w:fill="DCFCE7" w:val="clear"/>
             <w:tcMar>
-              <w:top w:type="dxa" w:w="60"/>
-              <w:left w:type="dxa" w:w="120"/>
-              <w:bottom w:type="dxa" w:w="60"/>
+              <w:top w:type="dxa" w:w="50"/>
+              <w:left w:type="dxa" w:w="120"/>
+              <w:bottom w:type="dxa" w:w="50"/>
               <w:right w:type="dxa" w:w="120"/>
             </w:tcMar>
           </w:tcPr>
@@ -892,9 +1017,12 @@
         </w:tc>
       </w:tr>
       <w:tr>
-        <w:tc>
-          <w:tcPr>
-            <w:tcW w:type="dxa" w:w="2200"/>
+        <w:trPr>
+          <w:cantSplit/>
+        </w:trPr>
+        <w:tc>
+          <w:tcPr>
+            <w:tcW w:type="dxa" w:w="2300"/>
             <w:tcBorders>
               <w:top w:val="single" w:color="CCCCCC" w:sz="1"/>
               <w:left w:val="single" w:color="CCCCCC" w:sz="1"/>
@@ -903,9 +1031,9 @@
             </w:tcBorders>
             <w:shd w:fill="F3EFFC" w:val="clear"/>
             <w:tcMar>
-              <w:top w:type="dxa" w:w="60"/>
-              <w:left w:type="dxa" w:w="120"/>
-              <w:bottom w:type="dxa" w:w="60"/>
+              <w:top w:type="dxa" w:w="50"/>
+              <w:left w:type="dxa" w:w="120"/>
+              <w:bottom w:type="dxa" w:w="50"/>
               <w:right w:type="dxa" w:w="120"/>
             </w:tcMar>
           </w:tcPr>
@@ -923,7 +1051,7 @@
         </w:tc>
         <w:tc>
           <w:tcPr>
-            <w:tcW w:type="dxa" w:w="5726"/>
+            <w:tcW w:type="dxa" w:w="5626"/>
             <w:tcBorders>
               <w:top w:val="single" w:color="CCCCCC" w:sz="1"/>
               <w:left w:val="single" w:color="CCCCCC" w:sz="1"/>
@@ -932,9 +1060,9 @@
             </w:tcBorders>
             <w:shd w:fill="F3EFFC" w:val="clear"/>
             <w:tcMar>
-              <w:top w:type="dxa" w:w="60"/>
-              <w:left w:type="dxa" w:w="120"/>
-              <w:bottom w:type="dxa" w:w="60"/>
+              <w:top w:type="dxa" w:w="50"/>
+              <w:left w:type="dxa" w:w="120"/>
+              <w:bottom w:type="dxa" w:w="50"/>
               <w:right w:type="dxa" w:w="120"/>
             </w:tcMar>
           </w:tcPr>
@@ -961,9 +1089,9 @@
             </w:tcBorders>
             <w:shd w:fill="DCFCE7" w:val="clear"/>
             <w:tcMar>
-              <w:top w:type="dxa" w:w="60"/>
-              <w:left w:type="dxa" w:w="120"/>
-              <w:bottom w:type="dxa" w:w="60"/>
+              <w:top w:type="dxa" w:w="50"/>
+              <w:left w:type="dxa" w:w="120"/>
+              <w:bottom w:type="dxa" w:w="50"/>
               <w:right w:type="dxa" w:w="120"/>
             </w:tcMar>
           </w:tcPr>
@@ -981,19 +1109,22 @@
         </w:tc>
       </w:tr>
       <w:tr>
-        <w:tc>
-          <w:tcPr>
-            <w:tcW w:type="dxa" w:w="2200"/>
-            <w:tcBorders>
-              <w:top w:val="single" w:color="CCCCCC" w:sz="1"/>
-              <w:left w:val="single" w:color="CCCCCC" w:sz="1"/>
-              <w:bottom w:val="single" w:color="CCCCCC" w:sz="1"/>
-              <w:right w:val="single" w:color="CCCCCC" w:sz="1"/>
-            </w:tcBorders>
-            <w:tcMar>
-              <w:top w:type="dxa" w:w="60"/>
-              <w:left w:type="dxa" w:w="120"/>
-              <w:bottom w:type="dxa" w:w="60"/>
+        <w:trPr>
+          <w:cantSplit/>
+        </w:trPr>
+        <w:tc>
+          <w:tcPr>
+            <w:tcW w:type="dxa" w:w="2300"/>
+            <w:tcBorders>
+              <w:top w:val="single" w:color="CCCCCC" w:sz="1"/>
+              <w:left w:val="single" w:color="CCCCCC" w:sz="1"/>
+              <w:bottom w:val="single" w:color="CCCCCC" w:sz="1"/>
+              <w:right w:val="single" w:color="CCCCCC" w:sz="1"/>
+            </w:tcBorders>
+            <w:tcMar>
+              <w:top w:type="dxa" w:w="50"/>
+              <w:left w:type="dxa" w:w="120"/>
+              <w:bottom w:type="dxa" w:w="50"/>
               <w:right w:type="dxa" w:w="120"/>
             </w:tcMar>
           </w:tcPr>
@@ -1011,17 +1142,17 @@
         </w:tc>
         <w:tc>
           <w:tcPr>
-            <w:tcW w:type="dxa" w:w="5726"/>
-            <w:tcBorders>
-              <w:top w:val="single" w:color="CCCCCC" w:sz="1"/>
-              <w:left w:val="single" w:color="CCCCCC" w:sz="1"/>
-              <w:bottom w:val="single" w:color="CCCCCC" w:sz="1"/>
-              <w:right w:val="single" w:color="CCCCCC" w:sz="1"/>
-            </w:tcBorders>
-            <w:tcMar>
-              <w:top w:type="dxa" w:w="60"/>
-              <w:left w:type="dxa" w:w="120"/>
-              <w:bottom w:type="dxa" w:w="60"/>
+            <w:tcW w:type="dxa" w:w="5626"/>
+            <w:tcBorders>
+              <w:top w:val="single" w:color="CCCCCC" w:sz="1"/>
+              <w:left w:val="single" w:color="CCCCCC" w:sz="1"/>
+              <w:bottom w:val="single" w:color="CCCCCC" w:sz="1"/>
+              <w:right w:val="single" w:color="CCCCCC" w:sz="1"/>
+            </w:tcBorders>
+            <w:tcMar>
+              <w:top w:type="dxa" w:w="50"/>
+              <w:left w:type="dxa" w:w="120"/>
+              <w:bottom w:type="dxa" w:w="50"/>
               <w:right w:type="dxa" w:w="120"/>
             </w:tcMar>
           </w:tcPr>
@@ -1048,9 +1179,9 @@
             </w:tcBorders>
             <w:shd w:fill="DCFCE7" w:val="clear"/>
             <w:tcMar>
-              <w:top w:type="dxa" w:w="60"/>
-              <w:left w:type="dxa" w:w="120"/>
-              <w:bottom w:type="dxa" w:w="60"/>
+              <w:top w:type="dxa" w:w="50"/>
+              <w:left w:type="dxa" w:w="120"/>
+              <w:bottom w:type="dxa" w:w="50"/>
               <w:right w:type="dxa" w:w="120"/>
             </w:tcMar>
           </w:tcPr>
@@ -1068,9 +1199,12 @@
         </w:tc>
       </w:tr>
       <w:tr>
-        <w:tc>
-          <w:tcPr>
-            <w:tcW w:type="dxa" w:w="2200"/>
+        <w:trPr>
+          <w:cantSplit/>
+        </w:trPr>
+        <w:tc>
+          <w:tcPr>
+            <w:tcW w:type="dxa" w:w="2300"/>
             <w:tcBorders>
               <w:top w:val="single" w:color="CCCCCC" w:sz="1"/>
               <w:left w:val="single" w:color="CCCCCC" w:sz="1"/>
@@ -1079,9 +1213,9 @@
             </w:tcBorders>
             <w:shd w:fill="F3EFFC" w:val="clear"/>
             <w:tcMar>
-              <w:top w:type="dxa" w:w="60"/>
-              <w:left w:type="dxa" w:w="120"/>
-              <w:bottom w:type="dxa" w:w="60"/>
+              <w:top w:type="dxa" w:w="50"/>
+              <w:left w:type="dxa" w:w="120"/>
+              <w:bottom w:type="dxa" w:w="50"/>
               <w:right w:type="dxa" w:w="120"/>
             </w:tcMar>
           </w:tcPr>
@@ -1099,7 +1233,7 @@
         </w:tc>
         <w:tc>
           <w:tcPr>
-            <w:tcW w:type="dxa" w:w="5726"/>
+            <w:tcW w:type="dxa" w:w="5626"/>
             <w:tcBorders>
               <w:top w:val="single" w:color="CCCCCC" w:sz="1"/>
               <w:left w:val="single" w:color="CCCCCC" w:sz="1"/>
@@ -1108,9 +1242,9 @@
             </w:tcBorders>
             <w:shd w:fill="F3EFFC" w:val="clear"/>
             <w:tcMar>
-              <w:top w:type="dxa" w:w="60"/>
-              <w:left w:type="dxa" w:w="120"/>
-              <w:bottom w:type="dxa" w:w="60"/>
+              <w:top w:type="dxa" w:w="50"/>
+              <w:left w:type="dxa" w:w="120"/>
+              <w:bottom w:type="dxa" w:w="50"/>
               <w:right w:type="dxa" w:w="120"/>
             </w:tcMar>
           </w:tcPr>
@@ -1137,9 +1271,9 @@
             </w:tcBorders>
             <w:shd w:fill="DCFCE7" w:val="clear"/>
             <w:tcMar>
-              <w:top w:type="dxa" w:w="60"/>
-              <w:left w:type="dxa" w:w="120"/>
-              <w:bottom w:type="dxa" w:w="60"/>
+              <w:top w:type="dxa" w:w="50"/>
+              <w:left w:type="dxa" w:w="120"/>
+              <w:bottom w:type="dxa" w:w="50"/>
               <w:right w:type="dxa" w:w="120"/>
             </w:tcMar>
           </w:tcPr>
@@ -1157,19 +1291,22 @@
         </w:tc>
       </w:tr>
       <w:tr>
-        <w:tc>
-          <w:tcPr>
-            <w:tcW w:type="dxa" w:w="2200"/>
-            <w:tcBorders>
-              <w:top w:val="single" w:color="CCCCCC" w:sz="1"/>
-              <w:left w:val="single" w:color="CCCCCC" w:sz="1"/>
-              <w:bottom w:val="single" w:color="CCCCCC" w:sz="1"/>
-              <w:right w:val="single" w:color="CCCCCC" w:sz="1"/>
-            </w:tcBorders>
-            <w:tcMar>
-              <w:top w:type="dxa" w:w="60"/>
-              <w:left w:type="dxa" w:w="120"/>
-              <w:bottom w:type="dxa" w:w="60"/>
+        <w:trPr>
+          <w:cantSplit/>
+        </w:trPr>
+        <w:tc>
+          <w:tcPr>
+            <w:tcW w:type="dxa" w:w="2300"/>
+            <w:tcBorders>
+              <w:top w:val="single" w:color="CCCCCC" w:sz="1"/>
+              <w:left w:val="single" w:color="CCCCCC" w:sz="1"/>
+              <w:bottom w:val="single" w:color="CCCCCC" w:sz="1"/>
+              <w:right w:val="single" w:color="CCCCCC" w:sz="1"/>
+            </w:tcBorders>
+            <w:tcMar>
+              <w:top w:type="dxa" w:w="50"/>
+              <w:left w:type="dxa" w:w="120"/>
+              <w:bottom w:type="dxa" w:w="50"/>
               <w:right w:type="dxa" w:w="120"/>
             </w:tcMar>
           </w:tcPr>
@@ -1187,17 +1324,17 @@
         </w:tc>
         <w:tc>
           <w:tcPr>
-            <w:tcW w:type="dxa" w:w="5726"/>
-            <w:tcBorders>
-              <w:top w:val="single" w:color="CCCCCC" w:sz="1"/>
-              <w:left w:val="single" w:color="CCCCCC" w:sz="1"/>
-              <w:bottom w:val="single" w:color="CCCCCC" w:sz="1"/>
-              <w:right w:val="single" w:color="CCCCCC" w:sz="1"/>
-            </w:tcBorders>
-            <w:tcMar>
-              <w:top w:type="dxa" w:w="60"/>
-              <w:left w:type="dxa" w:w="120"/>
-              <w:bottom w:type="dxa" w:w="60"/>
+            <w:tcW w:type="dxa" w:w="5626"/>
+            <w:tcBorders>
+              <w:top w:val="single" w:color="CCCCCC" w:sz="1"/>
+              <w:left w:val="single" w:color="CCCCCC" w:sz="1"/>
+              <w:bottom w:val="single" w:color="CCCCCC" w:sz="1"/>
+              <w:right w:val="single" w:color="CCCCCC" w:sz="1"/>
+            </w:tcBorders>
+            <w:tcMar>
+              <w:top w:type="dxa" w:w="50"/>
+              <w:left w:type="dxa" w:w="120"/>
+              <w:bottom w:type="dxa" w:w="50"/>
               <w:right w:type="dxa" w:w="120"/>
             </w:tcMar>
           </w:tcPr>
@@ -1224,9 +1361,9 @@
             </w:tcBorders>
             <w:shd w:fill="DCFCE7" w:val="clear"/>
             <w:tcMar>
-              <w:top w:type="dxa" w:w="60"/>
-              <w:left w:type="dxa" w:w="120"/>
-              <w:bottom w:type="dxa" w:w="60"/>
+              <w:top w:type="dxa" w:w="50"/>
+              <w:left w:type="dxa" w:w="120"/>
+              <w:bottom w:type="dxa" w:w="50"/>
               <w:right w:type="dxa" w:w="120"/>
             </w:tcMar>
           </w:tcPr>
@@ -1244,9 +1381,12 @@
         </w:tc>
       </w:tr>
       <w:tr>
-        <w:tc>
-          <w:tcPr>
-            <w:tcW w:type="dxa" w:w="2200"/>
+        <w:trPr>
+          <w:cantSplit/>
+        </w:trPr>
+        <w:tc>
+          <w:tcPr>
+            <w:tcW w:type="dxa" w:w="2300"/>
             <w:tcBorders>
               <w:top w:val="single" w:color="CCCCCC" w:sz="1"/>
               <w:left w:val="single" w:color="CCCCCC" w:sz="1"/>
@@ -1255,9 +1395,9 @@
             </w:tcBorders>
             <w:shd w:fill="F3EFFC" w:val="clear"/>
             <w:tcMar>
-              <w:top w:type="dxa" w:w="60"/>
-              <w:left w:type="dxa" w:w="120"/>
-              <w:bottom w:type="dxa" w:w="60"/>
+              <w:top w:type="dxa" w:w="50"/>
+              <w:left w:type="dxa" w:w="120"/>
+              <w:bottom w:type="dxa" w:w="50"/>
               <w:right w:type="dxa" w:w="120"/>
             </w:tcMar>
           </w:tcPr>
@@ -1275,7 +1415,7 @@
         </w:tc>
         <w:tc>
           <w:tcPr>
-            <w:tcW w:type="dxa" w:w="5726"/>
+            <w:tcW w:type="dxa" w:w="5626"/>
             <w:tcBorders>
               <w:top w:val="single" w:color="CCCCCC" w:sz="1"/>
               <w:left w:val="single" w:color="CCCCCC" w:sz="1"/>
@@ -1284,9 +1424,9 @@
             </w:tcBorders>
             <w:shd w:fill="F3EFFC" w:val="clear"/>
             <w:tcMar>
-              <w:top w:type="dxa" w:w="60"/>
-              <w:left w:type="dxa" w:w="120"/>
-              <w:bottom w:type="dxa" w:w="60"/>
+              <w:top w:type="dxa" w:w="50"/>
+              <w:left w:type="dxa" w:w="120"/>
+              <w:bottom w:type="dxa" w:w="50"/>
               <w:right w:type="dxa" w:w="120"/>
             </w:tcMar>
           </w:tcPr>
@@ -1313,9 +1453,9 @@
             </w:tcBorders>
             <w:shd w:fill="DCFCE7" w:val="clear"/>
             <w:tcMar>
-              <w:top w:type="dxa" w:w="60"/>
-              <w:left w:type="dxa" w:w="120"/>
-              <w:bottom w:type="dxa" w:w="60"/>
+              <w:top w:type="dxa" w:w="50"/>
+              <w:left w:type="dxa" w:w="120"/>
+              <w:bottom w:type="dxa" w:w="50"/>
               <w:right w:type="dxa" w:w="120"/>
             </w:tcMar>
           </w:tcPr>
@@ -1333,19 +1473,22 @@
         </w:tc>
       </w:tr>
       <w:tr>
-        <w:tc>
-          <w:tcPr>
-            <w:tcW w:type="dxa" w:w="2200"/>
-            <w:tcBorders>
-              <w:top w:val="single" w:color="CCCCCC" w:sz="1"/>
-              <w:left w:val="single" w:color="CCCCCC" w:sz="1"/>
-              <w:bottom w:val="single" w:color="CCCCCC" w:sz="1"/>
-              <w:right w:val="single" w:color="CCCCCC" w:sz="1"/>
-            </w:tcBorders>
-            <w:tcMar>
-              <w:top w:type="dxa" w:w="60"/>
-              <w:left w:type="dxa" w:w="120"/>
-              <w:bottom w:type="dxa" w:w="60"/>
+        <w:trPr>
+          <w:cantSplit/>
+        </w:trPr>
+        <w:tc>
+          <w:tcPr>
+            <w:tcW w:type="dxa" w:w="2300"/>
+            <w:tcBorders>
+              <w:top w:val="single" w:color="CCCCCC" w:sz="1"/>
+              <w:left w:val="single" w:color="CCCCCC" w:sz="1"/>
+              <w:bottom w:val="single" w:color="CCCCCC" w:sz="1"/>
+              <w:right w:val="single" w:color="CCCCCC" w:sz="1"/>
+            </w:tcBorders>
+            <w:tcMar>
+              <w:top w:type="dxa" w:w="50"/>
+              <w:left w:type="dxa" w:w="120"/>
+              <w:bottom w:type="dxa" w:w="50"/>
               <w:right w:type="dxa" w:w="120"/>
             </w:tcMar>
           </w:tcPr>
@@ -1363,17 +1506,17 @@
         </w:tc>
         <w:tc>
           <w:tcPr>
-            <w:tcW w:type="dxa" w:w="5726"/>
-            <w:tcBorders>
-              <w:top w:val="single" w:color="CCCCCC" w:sz="1"/>
-              <w:left w:val="single" w:color="CCCCCC" w:sz="1"/>
-              <w:bottom w:val="single" w:color="CCCCCC" w:sz="1"/>
-              <w:right w:val="single" w:color="CCCCCC" w:sz="1"/>
-            </w:tcBorders>
-            <w:tcMar>
-              <w:top w:type="dxa" w:w="60"/>
-              <w:left w:type="dxa" w:w="120"/>
-              <w:bottom w:type="dxa" w:w="60"/>
+            <w:tcW w:type="dxa" w:w="5626"/>
+            <w:tcBorders>
+              <w:top w:val="single" w:color="CCCCCC" w:sz="1"/>
+              <w:left w:val="single" w:color="CCCCCC" w:sz="1"/>
+              <w:bottom w:val="single" w:color="CCCCCC" w:sz="1"/>
+              <w:right w:val="single" w:color="CCCCCC" w:sz="1"/>
+            </w:tcBorders>
+            <w:tcMar>
+              <w:top w:type="dxa" w:w="50"/>
+              <w:left w:type="dxa" w:w="120"/>
+              <w:bottom w:type="dxa" w:w="50"/>
               <w:right w:type="dxa" w:w="120"/>
             </w:tcMar>
           </w:tcPr>
@@ -1400,9 +1543,9 @@
             </w:tcBorders>
             <w:shd w:fill="DCFCE7" w:val="clear"/>
             <w:tcMar>
-              <w:top w:type="dxa" w:w="60"/>
-              <w:left w:type="dxa" w:w="120"/>
-              <w:bottom w:type="dxa" w:w="60"/>
+              <w:top w:type="dxa" w:w="50"/>
+              <w:left w:type="dxa" w:w="120"/>
+              <w:bottom w:type="dxa" w:w="50"/>
               <w:right w:type="dxa" w:w="120"/>
             </w:tcMar>
           </w:tcPr>
@@ -1420,9 +1563,12 @@
         </w:tc>
       </w:tr>
       <w:tr>
-        <w:tc>
-          <w:tcPr>
-            <w:tcW w:type="dxa" w:w="2200"/>
+        <w:trPr>
+          <w:cantSplit/>
+        </w:trPr>
+        <w:tc>
+          <w:tcPr>
+            <w:tcW w:type="dxa" w:w="2300"/>
             <w:tcBorders>
               <w:top w:val="single" w:color="CCCCCC" w:sz="1"/>
               <w:left w:val="single" w:color="CCCCCC" w:sz="1"/>
@@ -1431,9 +1577,9 @@
             </w:tcBorders>
             <w:shd w:fill="F3EFFC" w:val="clear"/>
             <w:tcMar>
-              <w:top w:type="dxa" w:w="60"/>
-              <w:left w:type="dxa" w:w="120"/>
-              <w:bottom w:type="dxa" w:w="60"/>
+              <w:top w:type="dxa" w:w="50"/>
+              <w:left w:type="dxa" w:w="120"/>
+              <w:bottom w:type="dxa" w:w="50"/>
               <w:right w:type="dxa" w:w="120"/>
             </w:tcMar>
           </w:tcPr>
@@ -1451,7 +1597,7 @@
         </w:tc>
         <w:tc>
           <w:tcPr>
-            <w:tcW w:type="dxa" w:w="5726"/>
+            <w:tcW w:type="dxa" w:w="5626"/>
             <w:tcBorders>
               <w:top w:val="single" w:color="CCCCCC" w:sz="1"/>
               <w:left w:val="single" w:color="CCCCCC" w:sz="1"/>
@@ -1460,9 +1606,9 @@
             </w:tcBorders>
             <w:shd w:fill="F3EFFC" w:val="clear"/>
             <w:tcMar>
-              <w:top w:type="dxa" w:w="60"/>
-              <w:left w:type="dxa" w:w="120"/>
-              <w:bottom w:type="dxa" w:w="60"/>
+              <w:top w:type="dxa" w:w="50"/>
+              <w:left w:type="dxa" w:w="120"/>
+              <w:bottom w:type="dxa" w:w="50"/>
               <w:right w:type="dxa" w:w="120"/>
             </w:tcMar>
           </w:tcPr>
@@ -1489,9 +1635,9 @@
             </w:tcBorders>
             <w:shd w:fill="DCFCE7" w:val="clear"/>
             <w:tcMar>
-              <w:top w:type="dxa" w:w="60"/>
-              <w:left w:type="dxa" w:w="120"/>
-              <w:bottom w:type="dxa" w:w="60"/>
+              <w:top w:type="dxa" w:w="50"/>
+              <w:left w:type="dxa" w:w="120"/>
+              <w:bottom w:type="dxa" w:w="50"/>
               <w:right w:type="dxa" w:w="120"/>
             </w:tcMar>
           </w:tcPr>
@@ -1509,19 +1655,22 @@
         </w:tc>
       </w:tr>
       <w:tr>
-        <w:tc>
-          <w:tcPr>
-            <w:tcW w:type="dxa" w:w="2200"/>
-            <w:tcBorders>
-              <w:top w:val="single" w:color="CCCCCC" w:sz="1"/>
-              <w:left w:val="single" w:color="CCCCCC" w:sz="1"/>
-              <w:bottom w:val="single" w:color="CCCCCC" w:sz="1"/>
-              <w:right w:val="single" w:color="CCCCCC" w:sz="1"/>
-            </w:tcBorders>
-            <w:tcMar>
-              <w:top w:type="dxa" w:w="60"/>
-              <w:left w:type="dxa" w:w="120"/>
-              <w:bottom w:type="dxa" w:w="60"/>
+        <w:trPr>
+          <w:cantSplit/>
+        </w:trPr>
+        <w:tc>
+          <w:tcPr>
+            <w:tcW w:type="dxa" w:w="2300"/>
+            <w:tcBorders>
+              <w:top w:val="single" w:color="CCCCCC" w:sz="1"/>
+              <w:left w:val="single" w:color="CCCCCC" w:sz="1"/>
+              <w:bottom w:val="single" w:color="CCCCCC" w:sz="1"/>
+              <w:right w:val="single" w:color="CCCCCC" w:sz="1"/>
+            </w:tcBorders>
+            <w:tcMar>
+              <w:top w:type="dxa" w:w="50"/>
+              <w:left w:type="dxa" w:w="120"/>
+              <w:bottom w:type="dxa" w:w="50"/>
               <w:right w:type="dxa" w:w="120"/>
             </w:tcMar>
           </w:tcPr>
@@ -1539,17 +1688,17 @@
         </w:tc>
         <w:tc>
           <w:tcPr>
-            <w:tcW w:type="dxa" w:w="5726"/>
-            <w:tcBorders>
-              <w:top w:val="single" w:color="CCCCCC" w:sz="1"/>
-              <w:left w:val="single" w:color="CCCCCC" w:sz="1"/>
-              <w:bottom w:val="single" w:color="CCCCCC" w:sz="1"/>
-              <w:right w:val="single" w:color="CCCCCC" w:sz="1"/>
-            </w:tcBorders>
-            <w:tcMar>
-              <w:top w:type="dxa" w:w="60"/>
-              <w:left w:type="dxa" w:w="120"/>
-              <w:bottom w:type="dxa" w:w="60"/>
+            <w:tcW w:type="dxa" w:w="5626"/>
+            <w:tcBorders>
+              <w:top w:val="single" w:color="CCCCCC" w:sz="1"/>
+              <w:left w:val="single" w:color="CCCCCC" w:sz="1"/>
+              <w:bottom w:val="single" w:color="CCCCCC" w:sz="1"/>
+              <w:right w:val="single" w:color="CCCCCC" w:sz="1"/>
+            </w:tcBorders>
+            <w:tcMar>
+              <w:top w:type="dxa" w:w="50"/>
+              <w:left w:type="dxa" w:w="120"/>
+              <w:bottom w:type="dxa" w:w="50"/>
               <w:right w:type="dxa" w:w="120"/>
             </w:tcMar>
           </w:tcPr>
@@ -1576,9 +1725,9 @@
             </w:tcBorders>
             <w:shd w:fill="DCFCE7" w:val="clear"/>
             <w:tcMar>
-              <w:top w:type="dxa" w:w="60"/>
-              <w:left w:type="dxa" w:w="120"/>
-              <w:bottom w:type="dxa" w:w="60"/>
+              <w:top w:type="dxa" w:w="50"/>
+              <w:left w:type="dxa" w:w="120"/>
+              <w:bottom w:type="dxa" w:w="50"/>
               <w:right w:type="dxa" w:w="120"/>
             </w:tcMar>
           </w:tcPr>
@@ -1596,9 +1745,12 @@
         </w:tc>
       </w:tr>
       <w:tr>
-        <w:tc>
-          <w:tcPr>
-            <w:tcW w:type="dxa" w:w="2200"/>
+        <w:trPr>
+          <w:cantSplit/>
+        </w:trPr>
+        <w:tc>
+          <w:tcPr>
+            <w:tcW w:type="dxa" w:w="2300"/>
             <w:tcBorders>
               <w:top w:val="single" w:color="CCCCCC" w:sz="1"/>
               <w:left w:val="single" w:color="CCCCCC" w:sz="1"/>
@@ -1607,9 +1759,9 @@
             </w:tcBorders>
             <w:shd w:fill="F3EFFC" w:val="clear"/>
             <w:tcMar>
-              <w:top w:type="dxa" w:w="60"/>
-              <w:left w:type="dxa" w:w="120"/>
-              <w:bottom w:type="dxa" w:w="60"/>
+              <w:top w:type="dxa" w:w="50"/>
+              <w:left w:type="dxa" w:w="120"/>
+              <w:bottom w:type="dxa" w:w="50"/>
               <w:right w:type="dxa" w:w="120"/>
             </w:tcMar>
           </w:tcPr>
@@ -1627,7 +1779,7 @@
         </w:tc>
         <w:tc>
           <w:tcPr>
-            <w:tcW w:type="dxa" w:w="5726"/>
+            <w:tcW w:type="dxa" w:w="5626"/>
             <w:tcBorders>
               <w:top w:val="single" w:color="CCCCCC" w:sz="1"/>
               <w:left w:val="single" w:color="CCCCCC" w:sz="1"/>
@@ -1636,9 +1788,9 @@
             </w:tcBorders>
             <w:shd w:fill="F3EFFC" w:val="clear"/>
             <w:tcMar>
-              <w:top w:type="dxa" w:w="60"/>
-              <w:left w:type="dxa" w:w="120"/>
-              <w:bottom w:type="dxa" w:w="60"/>
+              <w:top w:type="dxa" w:w="50"/>
+              <w:left w:type="dxa" w:w="120"/>
+              <w:bottom w:type="dxa" w:w="50"/>
               <w:right w:type="dxa" w:w="120"/>
             </w:tcMar>
           </w:tcPr>
@@ -1665,9 +1817,9 @@
             </w:tcBorders>
             <w:shd w:fill="DCFCE7" w:val="clear"/>
             <w:tcMar>
-              <w:top w:type="dxa" w:w="60"/>
-              <w:left w:type="dxa" w:w="120"/>
-              <w:bottom w:type="dxa" w:w="60"/>
+              <w:top w:type="dxa" w:w="50"/>
+              <w:left w:type="dxa" w:w="120"/>
+              <w:bottom w:type="dxa" w:w="50"/>
               <w:right w:type="dxa" w:w="120"/>
             </w:tcMar>
           </w:tcPr>
@@ -1685,19 +1837,22 @@
         </w:tc>
       </w:tr>
       <w:tr>
-        <w:tc>
-          <w:tcPr>
-            <w:tcW w:type="dxa" w:w="2200"/>
-            <w:tcBorders>
-              <w:top w:val="single" w:color="CCCCCC" w:sz="1"/>
-              <w:left w:val="single" w:color="CCCCCC" w:sz="1"/>
-              <w:bottom w:val="single" w:color="CCCCCC" w:sz="1"/>
-              <w:right w:val="single" w:color="CCCCCC" w:sz="1"/>
-            </w:tcBorders>
-            <w:tcMar>
-              <w:top w:type="dxa" w:w="60"/>
-              <w:left w:type="dxa" w:w="120"/>
-              <w:bottom w:type="dxa" w:w="60"/>
+        <w:trPr>
+          <w:cantSplit/>
+        </w:trPr>
+        <w:tc>
+          <w:tcPr>
+            <w:tcW w:type="dxa" w:w="2300"/>
+            <w:tcBorders>
+              <w:top w:val="single" w:color="CCCCCC" w:sz="1"/>
+              <w:left w:val="single" w:color="CCCCCC" w:sz="1"/>
+              <w:bottom w:val="single" w:color="CCCCCC" w:sz="1"/>
+              <w:right w:val="single" w:color="CCCCCC" w:sz="1"/>
+            </w:tcBorders>
+            <w:tcMar>
+              <w:top w:type="dxa" w:w="50"/>
+              <w:left w:type="dxa" w:w="120"/>
+              <w:bottom w:type="dxa" w:w="50"/>
               <w:right w:type="dxa" w:w="120"/>
             </w:tcMar>
           </w:tcPr>
@@ -1715,17 +1870,17 @@
         </w:tc>
         <w:tc>
           <w:tcPr>
-            <w:tcW w:type="dxa" w:w="5726"/>
-            <w:tcBorders>
-              <w:top w:val="single" w:color="CCCCCC" w:sz="1"/>
-              <w:left w:val="single" w:color="CCCCCC" w:sz="1"/>
-              <w:bottom w:val="single" w:color="CCCCCC" w:sz="1"/>
-              <w:right w:val="single" w:color="CCCCCC" w:sz="1"/>
-            </w:tcBorders>
-            <w:tcMar>
-              <w:top w:type="dxa" w:w="60"/>
-              <w:left w:type="dxa" w:w="120"/>
-              <w:bottom w:type="dxa" w:w="60"/>
+            <w:tcW w:type="dxa" w:w="5626"/>
+            <w:tcBorders>
+              <w:top w:val="single" w:color="CCCCCC" w:sz="1"/>
+              <w:left w:val="single" w:color="CCCCCC" w:sz="1"/>
+              <w:bottom w:val="single" w:color="CCCCCC" w:sz="1"/>
+              <w:right w:val="single" w:color="CCCCCC" w:sz="1"/>
+            </w:tcBorders>
+            <w:tcMar>
+              <w:top w:type="dxa" w:w="50"/>
+              <w:left w:type="dxa" w:w="120"/>
+              <w:bottom w:type="dxa" w:w="50"/>
               <w:right w:type="dxa" w:w="120"/>
             </w:tcMar>
           </w:tcPr>
@@ -1752,9 +1907,9 @@
             </w:tcBorders>
             <w:shd w:fill="DCFCE7" w:val="clear"/>
             <w:tcMar>
-              <w:top w:type="dxa" w:w="60"/>
-              <w:left w:type="dxa" w:w="120"/>
-              <w:bottom w:type="dxa" w:w="60"/>
+              <w:top w:type="dxa" w:w="50"/>
+              <w:left w:type="dxa" w:w="120"/>
+              <w:bottom w:type="dxa" w:w="50"/>
               <w:right w:type="dxa" w:w="120"/>
             </w:tcMar>
           </w:tcPr>
@@ -1772,9 +1927,12 @@
         </w:tc>
       </w:tr>
       <w:tr>
-        <w:tc>
-          <w:tcPr>
-            <w:tcW w:type="dxa" w:w="2200"/>
+        <w:trPr>
+          <w:cantSplit/>
+        </w:trPr>
+        <w:tc>
+          <w:tcPr>
+            <w:tcW w:type="dxa" w:w="2300"/>
             <w:tcBorders>
               <w:top w:val="single" w:color="CCCCCC" w:sz="1"/>
               <w:left w:val="single" w:color="CCCCCC" w:sz="1"/>
@@ -1783,9 +1941,9 @@
             </w:tcBorders>
             <w:shd w:fill="F3EFFC" w:val="clear"/>
             <w:tcMar>
-              <w:top w:type="dxa" w:w="60"/>
-              <w:left w:type="dxa" w:w="120"/>
-              <w:bottom w:type="dxa" w:w="60"/>
+              <w:top w:type="dxa" w:w="50"/>
+              <w:left w:type="dxa" w:w="120"/>
+              <w:bottom w:type="dxa" w:w="50"/>
               <w:right w:type="dxa" w:w="120"/>
             </w:tcMar>
           </w:tcPr>
@@ -1803,7 +1961,7 @@
         </w:tc>
         <w:tc>
           <w:tcPr>
-            <w:tcW w:type="dxa" w:w="5726"/>
+            <w:tcW w:type="dxa" w:w="5626"/>
             <w:tcBorders>
               <w:top w:val="single" w:color="CCCCCC" w:sz="1"/>
               <w:left w:val="single" w:color="CCCCCC" w:sz="1"/>
@@ -1812,9 +1970,9 @@
             </w:tcBorders>
             <w:shd w:fill="F3EFFC" w:val="clear"/>
             <w:tcMar>
-              <w:top w:type="dxa" w:w="60"/>
-              <w:left w:type="dxa" w:w="120"/>
-              <w:bottom w:type="dxa" w:w="60"/>
+              <w:top w:type="dxa" w:w="50"/>
+              <w:left w:type="dxa" w:w="120"/>
+              <w:bottom w:type="dxa" w:w="50"/>
               <w:right w:type="dxa" w:w="120"/>
             </w:tcMar>
           </w:tcPr>
@@ -1841,9 +1999,9 @@
             </w:tcBorders>
             <w:shd w:fill="DCFCE7" w:val="clear"/>
             <w:tcMar>
-              <w:top w:type="dxa" w:w="60"/>
-              <w:left w:type="dxa" w:w="120"/>
-              <w:bottom w:type="dxa" w:w="60"/>
+              <w:top w:type="dxa" w:w="50"/>
+              <w:left w:type="dxa" w:w="120"/>
+              <w:bottom w:type="dxa" w:w="50"/>
               <w:right w:type="dxa" w:w="120"/>
             </w:tcMar>
           </w:tcPr>
@@ -1861,19 +2019,22 @@
         </w:tc>
       </w:tr>
       <w:tr>
-        <w:tc>
-          <w:tcPr>
-            <w:tcW w:type="dxa" w:w="2200"/>
-            <w:tcBorders>
-              <w:top w:val="single" w:color="CCCCCC" w:sz="1"/>
-              <w:left w:val="single" w:color="CCCCCC" w:sz="1"/>
-              <w:bottom w:val="single" w:color="CCCCCC" w:sz="1"/>
-              <w:right w:val="single" w:color="CCCCCC" w:sz="1"/>
-            </w:tcBorders>
-            <w:tcMar>
-              <w:top w:type="dxa" w:w="60"/>
-              <w:left w:type="dxa" w:w="120"/>
-              <w:bottom w:type="dxa" w:w="60"/>
+        <w:trPr>
+          <w:cantSplit/>
+        </w:trPr>
+        <w:tc>
+          <w:tcPr>
+            <w:tcW w:type="dxa" w:w="2300"/>
+            <w:tcBorders>
+              <w:top w:val="single" w:color="CCCCCC" w:sz="1"/>
+              <w:left w:val="single" w:color="CCCCCC" w:sz="1"/>
+              <w:bottom w:val="single" w:color="CCCCCC" w:sz="1"/>
+              <w:right w:val="single" w:color="CCCCCC" w:sz="1"/>
+            </w:tcBorders>
+            <w:tcMar>
+              <w:top w:type="dxa" w:w="50"/>
+              <w:left w:type="dxa" w:w="120"/>
+              <w:bottom w:type="dxa" w:w="50"/>
               <w:right w:type="dxa" w:w="120"/>
             </w:tcMar>
           </w:tcPr>
@@ -1891,17 +2052,17 @@
         </w:tc>
         <w:tc>
           <w:tcPr>
-            <w:tcW w:type="dxa" w:w="5726"/>
-            <w:tcBorders>
-              <w:top w:val="single" w:color="CCCCCC" w:sz="1"/>
-              <w:left w:val="single" w:color="CCCCCC" w:sz="1"/>
-              <w:bottom w:val="single" w:color="CCCCCC" w:sz="1"/>
-              <w:right w:val="single" w:color="CCCCCC" w:sz="1"/>
-            </w:tcBorders>
-            <w:tcMar>
-              <w:top w:type="dxa" w:w="60"/>
-              <w:left w:type="dxa" w:w="120"/>
-              <w:bottom w:type="dxa" w:w="60"/>
+            <w:tcW w:type="dxa" w:w="5626"/>
+            <w:tcBorders>
+              <w:top w:val="single" w:color="CCCCCC" w:sz="1"/>
+              <w:left w:val="single" w:color="CCCCCC" w:sz="1"/>
+              <w:bottom w:val="single" w:color="CCCCCC" w:sz="1"/>
+              <w:right w:val="single" w:color="CCCCCC" w:sz="1"/>
+            </w:tcBorders>
+            <w:tcMar>
+              <w:top w:type="dxa" w:w="50"/>
+              <w:left w:type="dxa" w:w="120"/>
+              <w:bottom w:type="dxa" w:w="50"/>
               <w:right w:type="dxa" w:w="120"/>
             </w:tcMar>
           </w:tcPr>
@@ -1928,9 +2089,9 @@
             </w:tcBorders>
             <w:shd w:fill="DCFCE7" w:val="clear"/>
             <w:tcMar>
-              <w:top w:type="dxa" w:w="60"/>
-              <w:left w:type="dxa" w:w="120"/>
-              <w:bottom w:type="dxa" w:w="60"/>
+              <w:top w:type="dxa" w:w="50"/>
+              <w:left w:type="dxa" w:w="120"/>
+              <w:bottom w:type="dxa" w:w="50"/>
               <w:right w:type="dxa" w:w="120"/>
             </w:tcMar>
           </w:tcPr>
@@ -1948,9 +2109,12 @@
         </w:tc>
       </w:tr>
       <w:tr>
-        <w:tc>
-          <w:tcPr>
-            <w:tcW w:type="dxa" w:w="2200"/>
+        <w:trPr>
+          <w:cantSplit/>
+        </w:trPr>
+        <w:tc>
+          <w:tcPr>
+            <w:tcW w:type="dxa" w:w="2300"/>
             <w:tcBorders>
               <w:top w:val="single" w:color="CCCCCC" w:sz="1"/>
               <w:left w:val="single" w:color="CCCCCC" w:sz="1"/>
@@ -1959,9 +2123,9 @@
             </w:tcBorders>
             <w:shd w:fill="F3EFFC" w:val="clear"/>
             <w:tcMar>
-              <w:top w:type="dxa" w:w="60"/>
-              <w:left w:type="dxa" w:w="120"/>
-              <w:bottom w:type="dxa" w:w="60"/>
+              <w:top w:type="dxa" w:w="50"/>
+              <w:left w:type="dxa" w:w="120"/>
+              <w:bottom w:type="dxa" w:w="50"/>
               <w:right w:type="dxa" w:w="120"/>
             </w:tcMar>
           </w:tcPr>
@@ -1979,7 +2143,7 @@
         </w:tc>
         <w:tc>
           <w:tcPr>
-            <w:tcW w:type="dxa" w:w="5726"/>
+            <w:tcW w:type="dxa" w:w="5626"/>
             <w:tcBorders>
               <w:top w:val="single" w:color="CCCCCC" w:sz="1"/>
               <w:left w:val="single" w:color="CCCCCC" w:sz="1"/>
@@ -1988,9 +2152,9 @@
             </w:tcBorders>
             <w:shd w:fill="F3EFFC" w:val="clear"/>
             <w:tcMar>
-              <w:top w:type="dxa" w:w="60"/>
-              <w:left w:type="dxa" w:w="120"/>
-              <w:bottom w:type="dxa" w:w="60"/>
+              <w:top w:type="dxa" w:w="50"/>
+              <w:left w:type="dxa" w:w="120"/>
+              <w:bottom w:type="dxa" w:w="50"/>
               <w:right w:type="dxa" w:w="120"/>
             </w:tcMar>
           </w:tcPr>
@@ -2017,9 +2181,9 @@
             </w:tcBorders>
             <w:shd w:fill="DCFCE7" w:val="clear"/>
             <w:tcMar>
-              <w:top w:type="dxa" w:w="60"/>
-              <w:left w:type="dxa" w:w="120"/>
-              <w:bottom w:type="dxa" w:w="60"/>
+              <w:top w:type="dxa" w:w="50"/>
+              <w:left w:type="dxa" w:w="120"/>
+              <w:bottom w:type="dxa" w:w="50"/>
               <w:right w:type="dxa" w:w="120"/>
             </w:tcMar>
           </w:tcPr>
@@ -2037,19 +2201,22 @@
         </w:tc>
       </w:tr>
       <w:tr>
-        <w:tc>
-          <w:tcPr>
-            <w:tcW w:type="dxa" w:w="2200"/>
-            <w:tcBorders>
-              <w:top w:val="single" w:color="CCCCCC" w:sz="1"/>
-              <w:left w:val="single" w:color="CCCCCC" w:sz="1"/>
-              <w:bottom w:val="single" w:color="CCCCCC" w:sz="1"/>
-              <w:right w:val="single" w:color="CCCCCC" w:sz="1"/>
-            </w:tcBorders>
-            <w:tcMar>
-              <w:top w:type="dxa" w:w="60"/>
-              <w:left w:type="dxa" w:w="120"/>
-              <w:bottom w:type="dxa" w:w="60"/>
+        <w:trPr>
+          <w:cantSplit/>
+        </w:trPr>
+        <w:tc>
+          <w:tcPr>
+            <w:tcW w:type="dxa" w:w="2300"/>
+            <w:tcBorders>
+              <w:top w:val="single" w:color="CCCCCC" w:sz="1"/>
+              <w:left w:val="single" w:color="CCCCCC" w:sz="1"/>
+              <w:bottom w:val="single" w:color="CCCCCC" w:sz="1"/>
+              <w:right w:val="single" w:color="CCCCCC" w:sz="1"/>
+            </w:tcBorders>
+            <w:tcMar>
+              <w:top w:type="dxa" w:w="50"/>
+              <w:left w:type="dxa" w:w="120"/>
+              <w:bottom w:type="dxa" w:w="50"/>
               <w:right w:type="dxa" w:w="120"/>
             </w:tcMar>
           </w:tcPr>
@@ -2067,17 +2234,17 @@
         </w:tc>
         <w:tc>
           <w:tcPr>
-            <w:tcW w:type="dxa" w:w="5726"/>
-            <w:tcBorders>
-              <w:top w:val="single" w:color="CCCCCC" w:sz="1"/>
-              <w:left w:val="single" w:color="CCCCCC" w:sz="1"/>
-              <w:bottom w:val="single" w:color="CCCCCC" w:sz="1"/>
-              <w:right w:val="single" w:color="CCCCCC" w:sz="1"/>
-            </w:tcBorders>
-            <w:tcMar>
-              <w:top w:type="dxa" w:w="60"/>
-              <w:left w:type="dxa" w:w="120"/>
-              <w:bottom w:type="dxa" w:w="60"/>
+            <w:tcW w:type="dxa" w:w="5626"/>
+            <w:tcBorders>
+              <w:top w:val="single" w:color="CCCCCC" w:sz="1"/>
+              <w:left w:val="single" w:color="CCCCCC" w:sz="1"/>
+              <w:bottom w:val="single" w:color="CCCCCC" w:sz="1"/>
+              <w:right w:val="single" w:color="CCCCCC" w:sz="1"/>
+            </w:tcBorders>
+            <w:tcMar>
+              <w:top w:type="dxa" w:w="50"/>
+              <w:left w:type="dxa" w:w="120"/>
+              <w:bottom w:type="dxa" w:w="50"/>
               <w:right w:type="dxa" w:w="120"/>
             </w:tcMar>
           </w:tcPr>
@@ -2104,9 +2271,9 @@
             </w:tcBorders>
             <w:shd w:fill="DCFCE7" w:val="clear"/>
             <w:tcMar>
-              <w:top w:type="dxa" w:w="60"/>
-              <w:left w:type="dxa" w:w="120"/>
-              <w:bottom w:type="dxa" w:w="60"/>
+              <w:top w:type="dxa" w:w="50"/>
+              <w:left w:type="dxa" w:w="120"/>
+              <w:bottom w:type="dxa" w:w="50"/>
               <w:right w:type="dxa" w:w="120"/>
             </w:tcMar>
           </w:tcPr>
@@ -2124,9 +2291,12 @@
         </w:tc>
       </w:tr>
       <w:tr>
-        <w:tc>
-          <w:tcPr>
-            <w:tcW w:type="dxa" w:w="2200"/>
+        <w:trPr>
+          <w:cantSplit/>
+        </w:trPr>
+        <w:tc>
+          <w:tcPr>
+            <w:tcW w:type="dxa" w:w="2300"/>
             <w:tcBorders>
               <w:top w:val="single" w:color="CCCCCC" w:sz="1"/>
               <w:left w:val="single" w:color="CCCCCC" w:sz="1"/>
@@ -2135,9 +2305,9 @@
             </w:tcBorders>
             <w:shd w:fill="F3EFFC" w:val="clear"/>
             <w:tcMar>
-              <w:top w:type="dxa" w:w="60"/>
-              <w:left w:type="dxa" w:w="120"/>
-              <w:bottom w:type="dxa" w:w="60"/>
+              <w:top w:type="dxa" w:w="50"/>
+              <w:left w:type="dxa" w:w="120"/>
+              <w:bottom w:type="dxa" w:w="50"/>
               <w:right w:type="dxa" w:w="120"/>
             </w:tcMar>
           </w:tcPr>
@@ -2155,7 +2325,7 @@
         </w:tc>
         <w:tc>
           <w:tcPr>
-            <w:tcW w:type="dxa" w:w="5726"/>
+            <w:tcW w:type="dxa" w:w="5626"/>
             <w:tcBorders>
               <w:top w:val="single" w:color="CCCCCC" w:sz="1"/>
               <w:left w:val="single" w:color="CCCCCC" w:sz="1"/>
@@ -2164,9 +2334,9 @@
             </w:tcBorders>
             <w:shd w:fill="F3EFFC" w:val="clear"/>
             <w:tcMar>
-              <w:top w:type="dxa" w:w="60"/>
-              <w:left w:type="dxa" w:w="120"/>
-              <w:bottom w:type="dxa" w:w="60"/>
+              <w:top w:type="dxa" w:w="50"/>
+              <w:left w:type="dxa" w:w="120"/>
+              <w:bottom w:type="dxa" w:w="50"/>
               <w:right w:type="dxa" w:w="120"/>
             </w:tcMar>
           </w:tcPr>
@@ -2193,9 +2363,9 @@
             </w:tcBorders>
             <w:shd w:fill="DCFCE7" w:val="clear"/>
             <w:tcMar>
-              <w:top w:type="dxa" w:w="60"/>
-              <w:left w:type="dxa" w:w="120"/>
-              <w:bottom w:type="dxa" w:w="60"/>
+              <w:top w:type="dxa" w:w="50"/>
+              <w:left w:type="dxa" w:w="120"/>
+              <w:bottom w:type="dxa" w:w="50"/>
               <w:right w:type="dxa" w:w="120"/>
             </w:tcMar>
           </w:tcPr>
@@ -2213,19 +2383,22 @@
         </w:tc>
       </w:tr>
       <w:tr>
-        <w:tc>
-          <w:tcPr>
-            <w:tcW w:type="dxa" w:w="2200"/>
-            <w:tcBorders>
-              <w:top w:val="single" w:color="CCCCCC" w:sz="1"/>
-              <w:left w:val="single" w:color="CCCCCC" w:sz="1"/>
-              <w:bottom w:val="single" w:color="CCCCCC" w:sz="1"/>
-              <w:right w:val="single" w:color="CCCCCC" w:sz="1"/>
-            </w:tcBorders>
-            <w:tcMar>
-              <w:top w:type="dxa" w:w="60"/>
-              <w:left w:type="dxa" w:w="120"/>
-              <w:bottom w:type="dxa" w:w="60"/>
+        <w:trPr>
+          <w:cantSplit/>
+        </w:trPr>
+        <w:tc>
+          <w:tcPr>
+            <w:tcW w:type="dxa" w:w="2300"/>
+            <w:tcBorders>
+              <w:top w:val="single" w:color="CCCCCC" w:sz="1"/>
+              <w:left w:val="single" w:color="CCCCCC" w:sz="1"/>
+              <w:bottom w:val="single" w:color="CCCCCC" w:sz="1"/>
+              <w:right w:val="single" w:color="CCCCCC" w:sz="1"/>
+            </w:tcBorders>
+            <w:tcMar>
+              <w:top w:type="dxa" w:w="50"/>
+              <w:left w:type="dxa" w:w="120"/>
+              <w:bottom w:type="dxa" w:w="50"/>
               <w:right w:type="dxa" w:w="120"/>
             </w:tcMar>
           </w:tcPr>
@@ -2243,17 +2416,17 @@
         </w:tc>
         <w:tc>
           <w:tcPr>
-            <w:tcW w:type="dxa" w:w="5726"/>
-            <w:tcBorders>
-              <w:top w:val="single" w:color="CCCCCC" w:sz="1"/>
-              <w:left w:val="single" w:color="CCCCCC" w:sz="1"/>
-              <w:bottom w:val="single" w:color="CCCCCC" w:sz="1"/>
-              <w:right w:val="single" w:color="CCCCCC" w:sz="1"/>
-            </w:tcBorders>
-            <w:tcMar>
-              <w:top w:type="dxa" w:w="60"/>
-              <w:left w:type="dxa" w:w="120"/>
-              <w:bottom w:type="dxa" w:w="60"/>
+            <w:tcW w:type="dxa" w:w="5626"/>
+            <w:tcBorders>
+              <w:top w:val="single" w:color="CCCCCC" w:sz="1"/>
+              <w:left w:val="single" w:color="CCCCCC" w:sz="1"/>
+              <w:bottom w:val="single" w:color="CCCCCC" w:sz="1"/>
+              <w:right w:val="single" w:color="CCCCCC" w:sz="1"/>
+            </w:tcBorders>
+            <w:tcMar>
+              <w:top w:type="dxa" w:w="50"/>
+              <w:left w:type="dxa" w:w="120"/>
+              <w:bottom w:type="dxa" w:w="50"/>
               <w:right w:type="dxa" w:w="120"/>
             </w:tcMar>
           </w:tcPr>
@@ -2280,9 +2453,9 @@
             </w:tcBorders>
             <w:shd w:fill="DCFCE7" w:val="clear"/>
             <w:tcMar>
-              <w:top w:type="dxa" w:w="60"/>
-              <w:left w:type="dxa" w:w="120"/>
-              <w:bottom w:type="dxa" w:w="60"/>
+              <w:top w:type="dxa" w:w="50"/>
+              <w:left w:type="dxa" w:w="120"/>
+              <w:bottom w:type="dxa" w:w="50"/>
               <w:right w:type="dxa" w:w="120"/>
             </w:tcMar>
           </w:tcPr>
@@ -2300,9 +2473,12 @@
         </w:tc>
       </w:tr>
       <w:tr>
-        <w:tc>
-          <w:tcPr>
-            <w:tcW w:type="dxa" w:w="2200"/>
+        <w:trPr>
+          <w:cantSplit/>
+        </w:trPr>
+        <w:tc>
+          <w:tcPr>
+            <w:tcW w:type="dxa" w:w="2300"/>
             <w:tcBorders>
               <w:top w:val="single" w:color="CCCCCC" w:sz="1"/>
               <w:left w:val="single" w:color="CCCCCC" w:sz="1"/>
@@ -2311,9 +2487,9 @@
             </w:tcBorders>
             <w:shd w:fill="F3EFFC" w:val="clear"/>
             <w:tcMar>
-              <w:top w:type="dxa" w:w="60"/>
-              <w:left w:type="dxa" w:w="120"/>
-              <w:bottom w:type="dxa" w:w="60"/>
+              <w:top w:type="dxa" w:w="50"/>
+              <w:left w:type="dxa" w:w="120"/>
+              <w:bottom w:type="dxa" w:w="50"/>
               <w:right w:type="dxa" w:w="120"/>
             </w:tcMar>
           </w:tcPr>
@@ -2331,7 +2507,7 @@
         </w:tc>
         <w:tc>
           <w:tcPr>
-            <w:tcW w:type="dxa" w:w="5726"/>
+            <w:tcW w:type="dxa" w:w="5626"/>
             <w:tcBorders>
               <w:top w:val="single" w:color="CCCCCC" w:sz="1"/>
               <w:left w:val="single" w:color="CCCCCC" w:sz="1"/>
@@ -2340,9 +2516,9 @@
             </w:tcBorders>
             <w:shd w:fill="F3EFFC" w:val="clear"/>
             <w:tcMar>
-              <w:top w:type="dxa" w:w="60"/>
-              <w:left w:type="dxa" w:w="120"/>
-              <w:bottom w:type="dxa" w:w="60"/>
+              <w:top w:type="dxa" w:w="50"/>
+              <w:left w:type="dxa" w:w="120"/>
+              <w:bottom w:type="dxa" w:w="50"/>
               <w:right w:type="dxa" w:w="120"/>
             </w:tcMar>
           </w:tcPr>
@@ -2369,9 +2545,9 @@
             </w:tcBorders>
             <w:shd w:fill="DCFCE7" w:val="clear"/>
             <w:tcMar>
-              <w:top w:type="dxa" w:w="60"/>
-              <w:left w:type="dxa" w:w="120"/>
-              <w:bottom w:type="dxa" w:w="60"/>
+              <w:top w:type="dxa" w:w="50"/>
+              <w:left w:type="dxa" w:w="120"/>
+              <w:bottom w:type="dxa" w:w="50"/>
               <w:right w:type="dxa" w:w="120"/>
             </w:tcMar>
           </w:tcPr>
@@ -2389,19 +2565,22 @@
         </w:tc>
       </w:tr>
       <w:tr>
-        <w:tc>
-          <w:tcPr>
-            <w:tcW w:type="dxa" w:w="2200"/>
-            <w:tcBorders>
-              <w:top w:val="single" w:color="CCCCCC" w:sz="1"/>
-              <w:left w:val="single" w:color="CCCCCC" w:sz="1"/>
-              <w:bottom w:val="single" w:color="CCCCCC" w:sz="1"/>
-              <w:right w:val="single" w:color="CCCCCC" w:sz="1"/>
-            </w:tcBorders>
-            <w:tcMar>
-              <w:top w:type="dxa" w:w="60"/>
-              <w:left w:type="dxa" w:w="120"/>
-              <w:bottom w:type="dxa" w:w="60"/>
+        <w:trPr>
+          <w:cantSplit/>
+        </w:trPr>
+        <w:tc>
+          <w:tcPr>
+            <w:tcW w:type="dxa" w:w="2300"/>
+            <w:tcBorders>
+              <w:top w:val="single" w:color="CCCCCC" w:sz="1"/>
+              <w:left w:val="single" w:color="CCCCCC" w:sz="1"/>
+              <w:bottom w:val="single" w:color="CCCCCC" w:sz="1"/>
+              <w:right w:val="single" w:color="CCCCCC" w:sz="1"/>
+            </w:tcBorders>
+            <w:tcMar>
+              <w:top w:type="dxa" w:w="50"/>
+              <w:left w:type="dxa" w:w="120"/>
+              <w:bottom w:type="dxa" w:w="50"/>
               <w:right w:type="dxa" w:w="120"/>
             </w:tcMar>
           </w:tcPr>
@@ -2419,17 +2598,17 @@
         </w:tc>
         <w:tc>
           <w:tcPr>
-            <w:tcW w:type="dxa" w:w="5726"/>
-            <w:tcBorders>
-              <w:top w:val="single" w:color="CCCCCC" w:sz="1"/>
-              <w:left w:val="single" w:color="CCCCCC" w:sz="1"/>
-              <w:bottom w:val="single" w:color="CCCCCC" w:sz="1"/>
-              <w:right w:val="single" w:color="CCCCCC" w:sz="1"/>
-            </w:tcBorders>
-            <w:tcMar>
-              <w:top w:type="dxa" w:w="60"/>
-              <w:left w:type="dxa" w:w="120"/>
-              <w:bottom w:type="dxa" w:w="60"/>
+            <w:tcW w:type="dxa" w:w="5626"/>
+            <w:tcBorders>
+              <w:top w:val="single" w:color="CCCCCC" w:sz="1"/>
+              <w:left w:val="single" w:color="CCCCCC" w:sz="1"/>
+              <w:bottom w:val="single" w:color="CCCCCC" w:sz="1"/>
+              <w:right w:val="single" w:color="CCCCCC" w:sz="1"/>
+            </w:tcBorders>
+            <w:tcMar>
+              <w:top w:type="dxa" w:w="50"/>
+              <w:left w:type="dxa" w:w="120"/>
+              <w:bottom w:type="dxa" w:w="50"/>
               <w:right w:type="dxa" w:w="120"/>
             </w:tcMar>
           </w:tcPr>
@@ -2456,9 +2635,9 @@
             </w:tcBorders>
             <w:shd w:fill="DCFCE7" w:val="clear"/>
             <w:tcMar>
-              <w:top w:type="dxa" w:w="60"/>
-              <w:left w:type="dxa" w:w="120"/>
-              <w:bottom w:type="dxa" w:w="60"/>
+              <w:top w:type="dxa" w:w="50"/>
+              <w:left w:type="dxa" w:w="120"/>
+              <w:bottom w:type="dxa" w:w="50"/>
               <w:right w:type="dxa" w:w="120"/>
             </w:tcMar>
           </w:tcPr>
@@ -2476,9 +2655,12 @@
         </w:tc>
       </w:tr>
       <w:tr>
-        <w:tc>
-          <w:tcPr>
-            <w:tcW w:type="dxa" w:w="2200"/>
+        <w:trPr>
+          <w:cantSplit/>
+        </w:trPr>
+        <w:tc>
+          <w:tcPr>
+            <w:tcW w:type="dxa" w:w="2300"/>
             <w:tcBorders>
               <w:top w:val="single" w:color="CCCCCC" w:sz="1"/>
               <w:left w:val="single" w:color="CCCCCC" w:sz="1"/>
@@ -2487,9 +2669,9 @@
             </w:tcBorders>
             <w:shd w:fill="F3EFFC" w:val="clear"/>
             <w:tcMar>
-              <w:top w:type="dxa" w:w="60"/>
-              <w:left w:type="dxa" w:w="120"/>
-              <w:bottom w:type="dxa" w:w="60"/>
+              <w:top w:type="dxa" w:w="50"/>
+              <w:left w:type="dxa" w:w="120"/>
+              <w:bottom w:type="dxa" w:w="50"/>
               <w:right w:type="dxa" w:w="120"/>
             </w:tcMar>
           </w:tcPr>
@@ -2507,7 +2689,7 @@
         </w:tc>
         <w:tc>
           <w:tcPr>
-            <w:tcW w:type="dxa" w:w="5726"/>
+            <w:tcW w:type="dxa" w:w="5626"/>
             <w:tcBorders>
               <w:top w:val="single" w:color="CCCCCC" w:sz="1"/>
               <w:left w:val="single" w:color="CCCCCC" w:sz="1"/>
@@ -2516,9 +2698,9 @@
             </w:tcBorders>
             <w:shd w:fill="F3EFFC" w:val="clear"/>
             <w:tcMar>
-              <w:top w:type="dxa" w:w="60"/>
-              <w:left w:type="dxa" w:w="120"/>
-              <w:bottom w:type="dxa" w:w="60"/>
+              <w:top w:type="dxa" w:w="50"/>
+              <w:left w:type="dxa" w:w="120"/>
+              <w:bottom w:type="dxa" w:w="50"/>
               <w:right w:type="dxa" w:w="120"/>
             </w:tcMar>
           </w:tcPr>
@@ -2545,9 +2727,9 @@
             </w:tcBorders>
             <w:shd w:fill="DCFCE7" w:val="clear"/>
             <w:tcMar>
-              <w:top w:type="dxa" w:w="60"/>
-              <w:left w:type="dxa" w:w="120"/>
-              <w:bottom w:type="dxa" w:w="60"/>
+              <w:top w:type="dxa" w:w="50"/>
+              <w:left w:type="dxa" w:w="120"/>
+              <w:bottom w:type="dxa" w:w="50"/>
               <w:right w:type="dxa" w:w="120"/>
             </w:tcMar>
           </w:tcPr>
@@ -2565,19 +2747,22 @@
         </w:tc>
       </w:tr>
       <w:tr>
-        <w:tc>
-          <w:tcPr>
-            <w:tcW w:type="dxa" w:w="2200"/>
-            <w:tcBorders>
-              <w:top w:val="single" w:color="CCCCCC" w:sz="1"/>
-              <w:left w:val="single" w:color="CCCCCC" w:sz="1"/>
-              <w:bottom w:val="single" w:color="CCCCCC" w:sz="1"/>
-              <w:right w:val="single" w:color="CCCCCC" w:sz="1"/>
-            </w:tcBorders>
-            <w:tcMar>
-              <w:top w:type="dxa" w:w="60"/>
-              <w:left w:type="dxa" w:w="120"/>
-              <w:bottom w:type="dxa" w:w="60"/>
+        <w:trPr>
+          <w:cantSplit/>
+        </w:trPr>
+        <w:tc>
+          <w:tcPr>
+            <w:tcW w:type="dxa" w:w="2300"/>
+            <w:tcBorders>
+              <w:top w:val="single" w:color="CCCCCC" w:sz="1"/>
+              <w:left w:val="single" w:color="CCCCCC" w:sz="1"/>
+              <w:bottom w:val="single" w:color="CCCCCC" w:sz="1"/>
+              <w:right w:val="single" w:color="CCCCCC" w:sz="1"/>
+            </w:tcBorders>
+            <w:tcMar>
+              <w:top w:type="dxa" w:w="50"/>
+              <w:left w:type="dxa" w:w="120"/>
+              <w:bottom w:type="dxa" w:w="50"/>
               <w:right w:type="dxa" w:w="120"/>
             </w:tcMar>
           </w:tcPr>
@@ -2595,17 +2780,17 @@
         </w:tc>
         <w:tc>
           <w:tcPr>
-            <w:tcW w:type="dxa" w:w="5726"/>
-            <w:tcBorders>
-              <w:top w:val="single" w:color="CCCCCC" w:sz="1"/>
-              <w:left w:val="single" w:color="CCCCCC" w:sz="1"/>
-              <w:bottom w:val="single" w:color="CCCCCC" w:sz="1"/>
-              <w:right w:val="single" w:color="CCCCCC" w:sz="1"/>
-            </w:tcBorders>
-            <w:tcMar>
-              <w:top w:type="dxa" w:w="60"/>
-              <w:left w:type="dxa" w:w="120"/>
-              <w:bottom w:type="dxa" w:w="60"/>
+            <w:tcW w:type="dxa" w:w="5626"/>
+            <w:tcBorders>
+              <w:top w:val="single" w:color="CCCCCC" w:sz="1"/>
+              <w:left w:val="single" w:color="CCCCCC" w:sz="1"/>
+              <w:bottom w:val="single" w:color="CCCCCC" w:sz="1"/>
+              <w:right w:val="single" w:color="CCCCCC" w:sz="1"/>
+            </w:tcBorders>
+            <w:tcMar>
+              <w:top w:type="dxa" w:w="50"/>
+              <w:left w:type="dxa" w:w="120"/>
+              <w:bottom w:type="dxa" w:w="50"/>
               <w:right w:type="dxa" w:w="120"/>
             </w:tcMar>
           </w:tcPr>
@@ -2632,9 +2817,9 @@
             </w:tcBorders>
             <w:shd w:fill="DCFCE7" w:val="clear"/>
             <w:tcMar>
-              <w:top w:type="dxa" w:w="60"/>
-              <w:left w:type="dxa" w:w="120"/>
-              <w:bottom w:type="dxa" w:w="60"/>
+              <w:top w:type="dxa" w:w="50"/>
+              <w:left w:type="dxa" w:w="120"/>
+              <w:bottom w:type="dxa" w:w="50"/>
               <w:right w:type="dxa" w:w="120"/>
             </w:tcMar>
           </w:tcPr>
@@ -2652,9 +2837,12 @@
         </w:tc>
       </w:tr>
       <w:tr>
-        <w:tc>
-          <w:tcPr>
-            <w:tcW w:type="dxa" w:w="2200"/>
+        <w:trPr>
+          <w:cantSplit/>
+        </w:trPr>
+        <w:tc>
+          <w:tcPr>
+            <w:tcW w:type="dxa" w:w="2300"/>
             <w:tcBorders>
               <w:top w:val="single" w:color="CCCCCC" w:sz="1"/>
               <w:left w:val="single" w:color="CCCCCC" w:sz="1"/>
@@ -2663,9 +2851,9 @@
             </w:tcBorders>
             <w:shd w:fill="F3EFFC" w:val="clear"/>
             <w:tcMar>
-              <w:top w:type="dxa" w:w="60"/>
-              <w:left w:type="dxa" w:w="120"/>
-              <w:bottom w:type="dxa" w:w="60"/>
+              <w:top w:type="dxa" w:w="50"/>
+              <w:left w:type="dxa" w:w="120"/>
+              <w:bottom w:type="dxa" w:w="50"/>
               <w:right w:type="dxa" w:w="120"/>
             </w:tcMar>
           </w:tcPr>
@@ -2683,7 +2871,7 @@
         </w:tc>
         <w:tc>
           <w:tcPr>
-            <w:tcW w:type="dxa" w:w="5726"/>
+            <w:tcW w:type="dxa" w:w="5626"/>
             <w:tcBorders>
               <w:top w:val="single" w:color="CCCCCC" w:sz="1"/>
               <w:left w:val="single" w:color="CCCCCC" w:sz="1"/>
@@ -2692,9 +2880,9 @@
             </w:tcBorders>
             <w:shd w:fill="F3EFFC" w:val="clear"/>
             <w:tcMar>
-              <w:top w:type="dxa" w:w="60"/>
-              <w:left w:type="dxa" w:w="120"/>
-              <w:bottom w:type="dxa" w:w="60"/>
+              <w:top w:type="dxa" w:w="50"/>
+              <w:left w:type="dxa" w:w="120"/>
+              <w:bottom w:type="dxa" w:w="50"/>
               <w:right w:type="dxa" w:w="120"/>
             </w:tcMar>
           </w:tcPr>
@@ -2721,9 +2909,9 @@
             </w:tcBorders>
             <w:shd w:fill="DCFCE7" w:val="clear"/>
             <w:tcMar>
-              <w:top w:type="dxa" w:w="60"/>
-              <w:left w:type="dxa" w:w="120"/>
-              <w:bottom w:type="dxa" w:w="60"/>
+              <w:top w:type="dxa" w:w="50"/>
+              <w:left w:type="dxa" w:w="120"/>
+              <w:bottom w:type="dxa" w:w="50"/>
               <w:right w:type="dxa" w:w="120"/>
             </w:tcMar>
           </w:tcPr>
@@ -2741,19 +2929,22 @@
         </w:tc>
       </w:tr>
       <w:tr>
-        <w:tc>
-          <w:tcPr>
-            <w:tcW w:type="dxa" w:w="2200"/>
-            <w:tcBorders>
-              <w:top w:val="single" w:color="CCCCCC" w:sz="1"/>
-              <w:left w:val="single" w:color="CCCCCC" w:sz="1"/>
-              <w:bottom w:val="single" w:color="CCCCCC" w:sz="1"/>
-              <w:right w:val="single" w:color="CCCCCC" w:sz="1"/>
-            </w:tcBorders>
-            <w:tcMar>
-              <w:top w:type="dxa" w:w="60"/>
-              <w:left w:type="dxa" w:w="120"/>
-              <w:bottom w:type="dxa" w:w="60"/>
+        <w:trPr>
+          <w:cantSplit/>
+        </w:trPr>
+        <w:tc>
+          <w:tcPr>
+            <w:tcW w:type="dxa" w:w="2300"/>
+            <w:tcBorders>
+              <w:top w:val="single" w:color="CCCCCC" w:sz="1"/>
+              <w:left w:val="single" w:color="CCCCCC" w:sz="1"/>
+              <w:bottom w:val="single" w:color="CCCCCC" w:sz="1"/>
+              <w:right w:val="single" w:color="CCCCCC" w:sz="1"/>
+            </w:tcBorders>
+            <w:tcMar>
+              <w:top w:type="dxa" w:w="50"/>
+              <w:left w:type="dxa" w:w="120"/>
+              <w:bottom w:type="dxa" w:w="50"/>
               <w:right w:type="dxa" w:w="120"/>
             </w:tcMar>
           </w:tcPr>
@@ -2771,17 +2962,17 @@
         </w:tc>
         <w:tc>
           <w:tcPr>
-            <w:tcW w:type="dxa" w:w="5726"/>
-            <w:tcBorders>
-              <w:top w:val="single" w:color="CCCCCC" w:sz="1"/>
-              <w:left w:val="single" w:color="CCCCCC" w:sz="1"/>
-              <w:bottom w:val="single" w:color="CCCCCC" w:sz="1"/>
-              <w:right w:val="single" w:color="CCCCCC" w:sz="1"/>
-            </w:tcBorders>
-            <w:tcMar>
-              <w:top w:type="dxa" w:w="60"/>
-              <w:left w:type="dxa" w:w="120"/>
-              <w:bottom w:type="dxa" w:w="60"/>
+            <w:tcW w:type="dxa" w:w="5626"/>
+            <w:tcBorders>
+              <w:top w:val="single" w:color="CCCCCC" w:sz="1"/>
+              <w:left w:val="single" w:color="CCCCCC" w:sz="1"/>
+              <w:bottom w:val="single" w:color="CCCCCC" w:sz="1"/>
+              <w:right w:val="single" w:color="CCCCCC" w:sz="1"/>
+            </w:tcBorders>
+            <w:tcMar>
+              <w:top w:type="dxa" w:w="50"/>
+              <w:left w:type="dxa" w:w="120"/>
+              <w:bottom w:type="dxa" w:w="50"/>
               <w:right w:type="dxa" w:w="120"/>
             </w:tcMar>
           </w:tcPr>
@@ -2808,9 +2999,9 @@
             </w:tcBorders>
             <w:shd w:fill="DCFCE7" w:val="clear"/>
             <w:tcMar>
-              <w:top w:type="dxa" w:w="60"/>
-              <w:left w:type="dxa" w:w="120"/>
-              <w:bottom w:type="dxa" w:w="60"/>
+              <w:top w:type="dxa" w:w="50"/>
+              <w:left w:type="dxa" w:w="120"/>
+              <w:bottom w:type="dxa" w:w="50"/>
               <w:right w:type="dxa" w:w="120"/>
             </w:tcMar>
           </w:tcPr>
@@ -2828,9 +3019,12 @@
         </w:tc>
       </w:tr>
       <w:tr>
-        <w:tc>
-          <w:tcPr>
-            <w:tcW w:type="dxa" w:w="2200"/>
+        <w:trPr>
+          <w:cantSplit/>
+        </w:trPr>
+        <w:tc>
+          <w:tcPr>
+            <w:tcW w:type="dxa" w:w="2300"/>
             <w:tcBorders>
               <w:top w:val="single" w:color="CCCCCC" w:sz="1"/>
               <w:left w:val="single" w:color="CCCCCC" w:sz="1"/>
@@ -2839,9 +3033,9 @@
             </w:tcBorders>
             <w:shd w:fill="F3EFFC" w:val="clear"/>
             <w:tcMar>
-              <w:top w:type="dxa" w:w="60"/>
-              <w:left w:type="dxa" w:w="120"/>
-              <w:bottom w:type="dxa" w:w="60"/>
+              <w:top w:type="dxa" w:w="50"/>
+              <w:left w:type="dxa" w:w="120"/>
+              <w:bottom w:type="dxa" w:w="50"/>
               <w:right w:type="dxa" w:w="120"/>
             </w:tcMar>
           </w:tcPr>
@@ -2859,7 +3053,7 @@
         </w:tc>
         <w:tc>
           <w:tcPr>
-            <w:tcW w:type="dxa" w:w="5726"/>
+            <w:tcW w:type="dxa" w:w="5626"/>
             <w:tcBorders>
               <w:top w:val="single" w:color="CCCCCC" w:sz="1"/>
               <w:left w:val="single" w:color="CCCCCC" w:sz="1"/>
@@ -2868,9 +3062,9 @@
             </w:tcBorders>
             <w:shd w:fill="F3EFFC" w:val="clear"/>
             <w:tcMar>
-              <w:top w:type="dxa" w:w="60"/>
-              <w:left w:type="dxa" w:w="120"/>
-              <w:bottom w:type="dxa" w:w="60"/>
+              <w:top w:type="dxa" w:w="50"/>
+              <w:left w:type="dxa" w:w="120"/>
+              <w:bottom w:type="dxa" w:w="50"/>
               <w:right w:type="dxa" w:w="120"/>
             </w:tcMar>
           </w:tcPr>
@@ -2897,9 +3091,9 @@
             </w:tcBorders>
             <w:shd w:fill="DCFCE7" w:val="clear"/>
             <w:tcMar>
-              <w:top w:type="dxa" w:w="60"/>
-              <w:left w:type="dxa" w:w="120"/>
-              <w:bottom w:type="dxa" w:w="60"/>
+              <w:top w:type="dxa" w:w="50"/>
+              <w:left w:type="dxa" w:w="120"/>
+              <w:bottom w:type="dxa" w:w="50"/>
               <w:right w:type="dxa" w:w="120"/>
             </w:tcMar>
           </w:tcPr>
@@ -2917,19 +3111,22 @@
         </w:tc>
       </w:tr>
       <w:tr>
-        <w:tc>
-          <w:tcPr>
-            <w:tcW w:type="dxa" w:w="2200"/>
-            <w:tcBorders>
-              <w:top w:val="single" w:color="CCCCCC" w:sz="1"/>
-              <w:left w:val="single" w:color="CCCCCC" w:sz="1"/>
-              <w:bottom w:val="single" w:color="CCCCCC" w:sz="1"/>
-              <w:right w:val="single" w:color="CCCCCC" w:sz="1"/>
-            </w:tcBorders>
-            <w:tcMar>
-              <w:top w:type="dxa" w:w="60"/>
-              <w:left w:type="dxa" w:w="120"/>
-              <w:bottom w:type="dxa" w:w="60"/>
+        <w:trPr>
+          <w:cantSplit/>
+        </w:trPr>
+        <w:tc>
+          <w:tcPr>
+            <w:tcW w:type="dxa" w:w="2300"/>
+            <w:tcBorders>
+              <w:top w:val="single" w:color="CCCCCC" w:sz="1"/>
+              <w:left w:val="single" w:color="CCCCCC" w:sz="1"/>
+              <w:bottom w:val="single" w:color="CCCCCC" w:sz="1"/>
+              <w:right w:val="single" w:color="CCCCCC" w:sz="1"/>
+            </w:tcBorders>
+            <w:tcMar>
+              <w:top w:type="dxa" w:w="50"/>
+              <w:left w:type="dxa" w:w="120"/>
+              <w:bottom w:type="dxa" w:w="50"/>
               <w:right w:type="dxa" w:w="120"/>
             </w:tcMar>
           </w:tcPr>
@@ -2947,17 +3144,17 @@
         </w:tc>
         <w:tc>
           <w:tcPr>
-            <w:tcW w:type="dxa" w:w="5726"/>
-            <w:tcBorders>
-              <w:top w:val="single" w:color="CCCCCC" w:sz="1"/>
-              <w:left w:val="single" w:color="CCCCCC" w:sz="1"/>
-              <w:bottom w:val="single" w:color="CCCCCC" w:sz="1"/>
-              <w:right w:val="single" w:color="CCCCCC" w:sz="1"/>
-            </w:tcBorders>
-            <w:tcMar>
-              <w:top w:type="dxa" w:w="60"/>
-              <w:left w:type="dxa" w:w="120"/>
-              <w:bottom w:type="dxa" w:w="60"/>
+            <w:tcW w:type="dxa" w:w="5626"/>
+            <w:tcBorders>
+              <w:top w:val="single" w:color="CCCCCC" w:sz="1"/>
+              <w:left w:val="single" w:color="CCCCCC" w:sz="1"/>
+              <w:bottom w:val="single" w:color="CCCCCC" w:sz="1"/>
+              <w:right w:val="single" w:color="CCCCCC" w:sz="1"/>
+            </w:tcBorders>
+            <w:tcMar>
+              <w:top w:type="dxa" w:w="50"/>
+              <w:left w:type="dxa" w:w="120"/>
+              <w:bottom w:type="dxa" w:w="50"/>
               <w:right w:type="dxa" w:w="120"/>
             </w:tcMar>
           </w:tcPr>
@@ -2984,9 +3181,9 @@
             </w:tcBorders>
             <w:shd w:fill="DCFCE7" w:val="clear"/>
             <w:tcMar>
-              <w:top w:type="dxa" w:w="60"/>
-              <w:left w:type="dxa" w:w="120"/>
-              <w:bottom w:type="dxa" w:w="60"/>
+              <w:top w:type="dxa" w:w="50"/>
+              <w:left w:type="dxa" w:w="120"/>
+              <w:bottom w:type="dxa" w:w="50"/>
               <w:right w:type="dxa" w:w="120"/>
             </w:tcMar>
           </w:tcPr>
@@ -3004,9 +3201,12 @@
         </w:tc>
       </w:tr>
       <w:tr>
-        <w:tc>
-          <w:tcPr>
-            <w:tcW w:type="dxa" w:w="2200"/>
+        <w:trPr>
+          <w:cantSplit/>
+        </w:trPr>
+        <w:tc>
+          <w:tcPr>
+            <w:tcW w:type="dxa" w:w="2300"/>
             <w:tcBorders>
               <w:top w:val="single" w:color="CCCCCC" w:sz="1"/>
               <w:left w:val="single" w:color="CCCCCC" w:sz="1"/>
@@ -3015,9 +3215,9 @@
             </w:tcBorders>
             <w:shd w:fill="F3EFFC" w:val="clear"/>
             <w:tcMar>
-              <w:top w:type="dxa" w:w="60"/>
-              <w:left w:type="dxa" w:w="120"/>
-              <w:bottom w:type="dxa" w:w="60"/>
+              <w:top w:type="dxa" w:w="50"/>
+              <w:left w:type="dxa" w:w="120"/>
+              <w:bottom w:type="dxa" w:w="50"/>
               <w:right w:type="dxa" w:w="120"/>
             </w:tcMar>
           </w:tcPr>
@@ -3035,7 +3235,7 @@
         </w:tc>
         <w:tc>
           <w:tcPr>
-            <w:tcW w:type="dxa" w:w="5726"/>
+            <w:tcW w:type="dxa" w:w="5626"/>
             <w:tcBorders>
               <w:top w:val="single" w:color="CCCCCC" w:sz="1"/>
               <w:left w:val="single" w:color="CCCCCC" w:sz="1"/>
@@ -3044,21 +3244,21 @@
             </w:tcBorders>
             <w:shd w:fill="F3EFFC" w:val="clear"/>
             <w:tcMar>
-              <w:top w:type="dxa" w:w="60"/>
-              <w:left w:type="dxa" w:w="120"/>
-              <w:bottom w:type="dxa" w:w="60"/>
-              <w:right w:type="dxa" w:w="120"/>
-            </w:tcMar>
-          </w:tcPr>
-          <w:p>
-            <w:r>
-              <w:rPr>
-                <w:b w:val="false"/>
-                <w:bCs w:val="false"/>
-                <w:sz w:val="20"/>
-                <w:szCs w:val="20"/>
-              </w:rPr>
-              <w:t xml:space="preserve">Melebihi limit menghasilkan state over (persen dibatasi 100)</w:t>
+              <w:top w:type="dxa" w:w="50"/>
+              <w:left w:type="dxa" w:w="120"/>
+              <w:bottom w:type="dxa" w:w="50"/>
+              <w:right w:type="dxa" w:w="120"/>
+            </w:tcMar>
+          </w:tcPr>
+          <w:p>
+            <w:r>
+              <w:rPr>
+                <w:b w:val="false"/>
+                <w:bCs w:val="false"/>
+                <w:sz w:val="20"/>
+                <w:szCs w:val="20"/>
+              </w:rPr>
+              <w:t xml:space="preserve">Melebihi limit: state over, persen dibatasi 100</w:t>
             </w:r>
           </w:p>
         </w:tc>
@@ -3073,9 +3273,9 @@
             </w:tcBorders>
             <w:shd w:fill="DCFCE7" w:val="clear"/>
             <w:tcMar>
-              <w:top w:type="dxa" w:w="60"/>
-              <w:left w:type="dxa" w:w="120"/>
-              <w:bottom w:type="dxa" w:w="60"/>
+              <w:top w:type="dxa" w:w="50"/>
+              <w:left w:type="dxa" w:w="120"/>
+              <w:bottom w:type="dxa" w:w="50"/>
               <w:right w:type="dxa" w:w="120"/>
             </w:tcMar>
           </w:tcPr>
@@ -3093,19 +3293,22 @@
         </w:tc>
       </w:tr>
       <w:tr>
-        <w:tc>
-          <w:tcPr>
-            <w:tcW w:type="dxa" w:w="2200"/>
-            <w:tcBorders>
-              <w:top w:val="single" w:color="CCCCCC" w:sz="1"/>
-              <w:left w:val="single" w:color="CCCCCC" w:sz="1"/>
-              <w:bottom w:val="single" w:color="CCCCCC" w:sz="1"/>
-              <w:right w:val="single" w:color="CCCCCC" w:sz="1"/>
-            </w:tcBorders>
-            <w:tcMar>
-              <w:top w:type="dxa" w:w="60"/>
-              <w:left w:type="dxa" w:w="120"/>
-              <w:bottom w:type="dxa" w:w="60"/>
+        <w:trPr>
+          <w:cantSplit/>
+        </w:trPr>
+        <w:tc>
+          <w:tcPr>
+            <w:tcW w:type="dxa" w:w="2300"/>
+            <w:tcBorders>
+              <w:top w:val="single" w:color="CCCCCC" w:sz="1"/>
+              <w:left w:val="single" w:color="CCCCCC" w:sz="1"/>
+              <w:bottom w:val="single" w:color="CCCCCC" w:sz="1"/>
+              <w:right w:val="single" w:color="CCCCCC" w:sz="1"/>
+            </w:tcBorders>
+            <w:tcMar>
+              <w:top w:type="dxa" w:w="50"/>
+              <w:left w:type="dxa" w:w="120"/>
+              <w:bottom w:type="dxa" w:w="50"/>
               <w:right w:type="dxa" w:w="120"/>
             </w:tcMar>
           </w:tcPr>
@@ -3123,17 +3326,17 @@
         </w:tc>
         <w:tc>
           <w:tcPr>
-            <w:tcW w:type="dxa" w:w="5726"/>
-            <w:tcBorders>
-              <w:top w:val="single" w:color="CCCCCC" w:sz="1"/>
-              <w:left w:val="single" w:color="CCCCCC" w:sz="1"/>
-              <w:bottom w:val="single" w:color="CCCCCC" w:sz="1"/>
-              <w:right w:val="single" w:color="CCCCCC" w:sz="1"/>
-            </w:tcBorders>
-            <w:tcMar>
-              <w:top w:type="dxa" w:w="60"/>
-              <w:left w:type="dxa" w:w="120"/>
-              <w:bottom w:type="dxa" w:w="60"/>
+            <w:tcW w:type="dxa" w:w="5626"/>
+            <w:tcBorders>
+              <w:top w:val="single" w:color="CCCCCC" w:sz="1"/>
+              <w:left w:val="single" w:color="CCCCCC" w:sz="1"/>
+              <w:bottom w:val="single" w:color="CCCCCC" w:sz="1"/>
+              <w:right w:val="single" w:color="CCCCCC" w:sz="1"/>
+            </w:tcBorders>
+            <w:tcMar>
+              <w:top w:type="dxa" w:w="50"/>
+              <w:left w:type="dxa" w:w="120"/>
+              <w:bottom w:type="dxa" w:w="50"/>
               <w:right w:type="dxa" w:w="120"/>
             </w:tcMar>
           </w:tcPr>
@@ -3160,9 +3363,9 @@
             </w:tcBorders>
             <w:shd w:fill="DCFCE7" w:val="clear"/>
             <w:tcMar>
-              <w:top w:type="dxa" w:w="60"/>
-              <w:left w:type="dxa" w:w="120"/>
-              <w:bottom w:type="dxa" w:w="60"/>
+              <w:top w:type="dxa" w:w="50"/>
+              <w:left w:type="dxa" w:w="120"/>
+              <w:bottom w:type="dxa" w:w="50"/>
               <w:right w:type="dxa" w:w="120"/>
             </w:tcMar>
           </w:tcPr>
@@ -3180,9 +3383,12 @@
         </w:tc>
       </w:tr>
       <w:tr>
-        <w:tc>
-          <w:tcPr>
-            <w:tcW w:type="dxa" w:w="2200"/>
+        <w:trPr>
+          <w:cantSplit/>
+        </w:trPr>
+        <w:tc>
+          <w:tcPr>
+            <w:tcW w:type="dxa" w:w="2300"/>
             <w:tcBorders>
               <w:top w:val="single" w:color="CCCCCC" w:sz="1"/>
               <w:left w:val="single" w:color="CCCCCC" w:sz="1"/>
@@ -3191,9 +3397,9 @@
             </w:tcBorders>
             <w:shd w:fill="F3EFFC" w:val="clear"/>
             <w:tcMar>
-              <w:top w:type="dxa" w:w="60"/>
-              <w:left w:type="dxa" w:w="120"/>
-              <w:bottom w:type="dxa" w:w="60"/>
+              <w:top w:type="dxa" w:w="50"/>
+              <w:left w:type="dxa" w:w="120"/>
+              <w:bottom w:type="dxa" w:w="50"/>
               <w:right w:type="dxa" w:w="120"/>
             </w:tcMar>
           </w:tcPr>
@@ -3211,7 +3417,7 @@
         </w:tc>
         <w:tc>
           <w:tcPr>
-            <w:tcW w:type="dxa" w:w="5726"/>
+            <w:tcW w:type="dxa" w:w="5626"/>
             <w:tcBorders>
               <w:top w:val="single" w:color="CCCCCC" w:sz="1"/>
               <w:left w:val="single" w:color="CCCCCC" w:sz="1"/>
@@ -3220,9 +3426,9 @@
             </w:tcBorders>
             <w:shd w:fill="F3EFFC" w:val="clear"/>
             <w:tcMar>
-              <w:top w:type="dxa" w:w="60"/>
-              <w:left w:type="dxa" w:w="120"/>
-              <w:bottom w:type="dxa" w:w="60"/>
+              <w:top w:type="dxa" w:w="50"/>
+              <w:left w:type="dxa" w:w="120"/>
+              <w:bottom w:type="dxa" w:w="50"/>
               <w:right w:type="dxa" w:w="120"/>
             </w:tcMar>
           </w:tcPr>
@@ -3249,9 +3455,9 @@
             </w:tcBorders>
             <w:shd w:fill="DCFCE7" w:val="clear"/>
             <w:tcMar>
-              <w:top w:type="dxa" w:w="60"/>
-              <w:left w:type="dxa" w:w="120"/>
-              <w:bottom w:type="dxa" w:w="60"/>
+              <w:top w:type="dxa" w:w="50"/>
+              <w:left w:type="dxa" w:w="120"/>
+              <w:bottom w:type="dxa" w:w="50"/>
               <w:right w:type="dxa" w:w="120"/>
             </w:tcMar>
           </w:tcPr>
@@ -3269,19 +3475,22 @@
         </w:tc>
       </w:tr>
       <w:tr>
-        <w:tc>
-          <w:tcPr>
-            <w:tcW w:type="dxa" w:w="2200"/>
-            <w:tcBorders>
-              <w:top w:val="single" w:color="CCCCCC" w:sz="1"/>
-              <w:left w:val="single" w:color="CCCCCC" w:sz="1"/>
-              <w:bottom w:val="single" w:color="CCCCCC" w:sz="1"/>
-              <w:right w:val="single" w:color="CCCCCC" w:sz="1"/>
-            </w:tcBorders>
-            <w:tcMar>
-              <w:top w:type="dxa" w:w="60"/>
-              <w:left w:type="dxa" w:w="120"/>
-              <w:bottom w:type="dxa" w:w="60"/>
+        <w:trPr>
+          <w:cantSplit/>
+        </w:trPr>
+        <w:tc>
+          <w:tcPr>
+            <w:tcW w:type="dxa" w:w="2300"/>
+            <w:tcBorders>
+              <w:top w:val="single" w:color="CCCCCC" w:sz="1"/>
+              <w:left w:val="single" w:color="CCCCCC" w:sz="1"/>
+              <w:bottom w:val="single" w:color="CCCCCC" w:sz="1"/>
+              <w:right w:val="single" w:color="CCCCCC" w:sz="1"/>
+            </w:tcBorders>
+            <w:tcMar>
+              <w:top w:type="dxa" w:w="50"/>
+              <w:left w:type="dxa" w:w="120"/>
+              <w:bottom w:type="dxa" w:w="50"/>
               <w:right w:type="dxa" w:w="120"/>
             </w:tcMar>
           </w:tcPr>
@@ -3299,17 +3508,17 @@
         </w:tc>
         <w:tc>
           <w:tcPr>
-            <w:tcW w:type="dxa" w:w="5726"/>
-            <w:tcBorders>
-              <w:top w:val="single" w:color="CCCCCC" w:sz="1"/>
-              <w:left w:val="single" w:color="CCCCCC" w:sz="1"/>
-              <w:bottom w:val="single" w:color="CCCCCC" w:sz="1"/>
-              <w:right w:val="single" w:color="CCCCCC" w:sz="1"/>
-            </w:tcBorders>
-            <w:tcMar>
-              <w:top w:type="dxa" w:w="60"/>
-              <w:left w:type="dxa" w:w="120"/>
-              <w:bottom w:type="dxa" w:w="60"/>
+            <w:tcW w:type="dxa" w:w="5626"/>
+            <w:tcBorders>
+              <w:top w:val="single" w:color="CCCCCC" w:sz="1"/>
+              <w:left w:val="single" w:color="CCCCCC" w:sz="1"/>
+              <w:bottom w:val="single" w:color="CCCCCC" w:sz="1"/>
+              <w:right w:val="single" w:color="CCCCCC" w:sz="1"/>
+            </w:tcBorders>
+            <w:tcMar>
+              <w:top w:type="dxa" w:w="50"/>
+              <w:left w:type="dxa" w:w="120"/>
+              <w:bottom w:type="dxa" w:w="50"/>
               <w:right w:type="dxa" w:w="120"/>
             </w:tcMar>
           </w:tcPr>
@@ -3336,9 +3545,9 @@
             </w:tcBorders>
             <w:shd w:fill="DCFCE7" w:val="clear"/>
             <w:tcMar>
-              <w:top w:type="dxa" w:w="60"/>
-              <w:left w:type="dxa" w:w="120"/>
-              <w:bottom w:type="dxa" w:w="60"/>
+              <w:top w:type="dxa" w:w="50"/>
+              <w:left w:type="dxa" w:w="120"/>
+              <w:bottom w:type="dxa" w:w="50"/>
               <w:right w:type="dxa" w:w="120"/>
             </w:tcMar>
           </w:tcPr>
@@ -3356,9 +3565,12 @@
         </w:tc>
       </w:tr>
       <w:tr>
-        <w:tc>
-          <w:tcPr>
-            <w:tcW w:type="dxa" w:w="2200"/>
+        <w:trPr>
+          <w:cantSplit/>
+        </w:trPr>
+        <w:tc>
+          <w:tcPr>
+            <w:tcW w:type="dxa" w:w="2300"/>
             <w:tcBorders>
               <w:top w:val="single" w:color="CCCCCC" w:sz="1"/>
               <w:left w:val="single" w:color="CCCCCC" w:sz="1"/>
@@ -3367,9 +3579,9 @@
             </w:tcBorders>
             <w:shd w:fill="F3EFFC" w:val="clear"/>
             <w:tcMar>
-              <w:top w:type="dxa" w:w="60"/>
-              <w:left w:type="dxa" w:w="120"/>
-              <w:bottom w:type="dxa" w:w="60"/>
+              <w:top w:type="dxa" w:w="50"/>
+              <w:left w:type="dxa" w:w="120"/>
+              <w:bottom w:type="dxa" w:w="50"/>
               <w:right w:type="dxa" w:w="120"/>
             </w:tcMar>
           </w:tcPr>
@@ -3387,7 +3599,7 @@
         </w:tc>
         <w:tc>
           <w:tcPr>
-            <w:tcW w:type="dxa" w:w="5726"/>
+            <w:tcW w:type="dxa" w:w="5626"/>
             <w:tcBorders>
               <w:top w:val="single" w:color="CCCCCC" w:sz="1"/>
               <w:left w:val="single" w:color="CCCCCC" w:sz="1"/>
@@ -3396,9 +3608,9 @@
             </w:tcBorders>
             <w:shd w:fill="F3EFFC" w:val="clear"/>
             <w:tcMar>
-              <w:top w:type="dxa" w:w="60"/>
-              <w:left w:type="dxa" w:w="120"/>
-              <w:bottom w:type="dxa" w:w="60"/>
+              <w:top w:type="dxa" w:w="50"/>
+              <w:left w:type="dxa" w:w="120"/>
+              <w:bottom w:type="dxa" w:w="50"/>
               <w:right w:type="dxa" w:w="120"/>
             </w:tcMar>
           </w:tcPr>
@@ -3425,9 +3637,9 @@
             </w:tcBorders>
             <w:shd w:fill="DCFCE7" w:val="clear"/>
             <w:tcMar>
-              <w:top w:type="dxa" w:w="60"/>
-              <w:left w:type="dxa" w:w="120"/>
-              <w:bottom w:type="dxa" w:w="60"/>
+              <w:top w:type="dxa" w:w="50"/>
+              <w:left w:type="dxa" w:w="120"/>
+              <w:bottom w:type="dxa" w:w="50"/>
               <w:right w:type="dxa" w:w="120"/>
             </w:tcMar>
           </w:tcPr>
@@ -3445,19 +3657,22 @@
         </w:tc>
       </w:tr>
       <w:tr>
-        <w:tc>
-          <w:tcPr>
-            <w:tcW w:type="dxa" w:w="2200"/>
-            <w:tcBorders>
-              <w:top w:val="single" w:color="CCCCCC" w:sz="1"/>
-              <w:left w:val="single" w:color="CCCCCC" w:sz="1"/>
-              <w:bottom w:val="single" w:color="CCCCCC" w:sz="1"/>
-              <w:right w:val="single" w:color="CCCCCC" w:sz="1"/>
-            </w:tcBorders>
-            <w:tcMar>
-              <w:top w:type="dxa" w:w="60"/>
-              <w:left w:type="dxa" w:w="120"/>
-              <w:bottom w:type="dxa" w:w="60"/>
+        <w:trPr>
+          <w:cantSplit/>
+        </w:trPr>
+        <w:tc>
+          <w:tcPr>
+            <w:tcW w:type="dxa" w:w="2300"/>
+            <w:tcBorders>
+              <w:top w:val="single" w:color="CCCCCC" w:sz="1"/>
+              <w:left w:val="single" w:color="CCCCCC" w:sz="1"/>
+              <w:bottom w:val="single" w:color="CCCCCC" w:sz="1"/>
+              <w:right w:val="single" w:color="CCCCCC" w:sz="1"/>
+            </w:tcBorders>
+            <w:tcMar>
+              <w:top w:type="dxa" w:w="50"/>
+              <w:left w:type="dxa" w:w="120"/>
+              <w:bottom w:type="dxa" w:w="50"/>
               <w:right w:type="dxa" w:w="120"/>
             </w:tcMar>
           </w:tcPr>
@@ -3475,17 +3690,17 @@
         </w:tc>
         <w:tc>
           <w:tcPr>
-            <w:tcW w:type="dxa" w:w="5726"/>
-            <w:tcBorders>
-              <w:top w:val="single" w:color="CCCCCC" w:sz="1"/>
-              <w:left w:val="single" w:color="CCCCCC" w:sz="1"/>
-              <w:bottom w:val="single" w:color="CCCCCC" w:sz="1"/>
-              <w:right w:val="single" w:color="CCCCCC" w:sz="1"/>
-            </w:tcBorders>
-            <w:tcMar>
-              <w:top w:type="dxa" w:w="60"/>
-              <w:left w:type="dxa" w:w="120"/>
-              <w:bottom w:type="dxa" w:w="60"/>
+            <w:tcW w:type="dxa" w:w="5626"/>
+            <w:tcBorders>
+              <w:top w:val="single" w:color="CCCCCC" w:sz="1"/>
+              <w:left w:val="single" w:color="CCCCCC" w:sz="1"/>
+              <w:bottom w:val="single" w:color="CCCCCC" w:sz="1"/>
+              <w:right w:val="single" w:color="CCCCCC" w:sz="1"/>
+            </w:tcBorders>
+            <w:tcMar>
+              <w:top w:type="dxa" w:w="50"/>
+              <w:left w:type="dxa" w:w="120"/>
+              <w:bottom w:type="dxa" w:w="50"/>
               <w:right w:type="dxa" w:w="120"/>
             </w:tcMar>
           </w:tcPr>
@@ -3512,9 +3727,9 @@
             </w:tcBorders>
             <w:shd w:fill="DCFCE7" w:val="clear"/>
             <w:tcMar>
-              <w:top w:type="dxa" w:w="60"/>
-              <w:left w:type="dxa" w:w="120"/>
-              <w:bottom w:type="dxa" w:w="60"/>
+              <w:top w:type="dxa" w:w="50"/>
+              <w:left w:type="dxa" w:w="120"/>
+              <w:bottom w:type="dxa" w:w="50"/>
               <w:right w:type="dxa" w:w="120"/>
             </w:tcMar>
           </w:tcPr>
@@ -3532,9 +3747,12 @@
         </w:tc>
       </w:tr>
       <w:tr>
-        <w:tc>
-          <w:tcPr>
-            <w:tcW w:type="dxa" w:w="2200"/>
+        <w:trPr>
+          <w:cantSplit/>
+        </w:trPr>
+        <w:tc>
+          <w:tcPr>
+            <w:tcW w:type="dxa" w:w="2300"/>
             <w:tcBorders>
               <w:top w:val="single" w:color="CCCCCC" w:sz="1"/>
               <w:left w:val="single" w:color="CCCCCC" w:sz="1"/>
@@ -3543,9 +3761,9 @@
             </w:tcBorders>
             <w:shd w:fill="F3EFFC" w:val="clear"/>
             <w:tcMar>
-              <w:top w:type="dxa" w:w="60"/>
-              <w:left w:type="dxa" w:w="120"/>
-              <w:bottom w:type="dxa" w:w="60"/>
+              <w:top w:type="dxa" w:w="50"/>
+              <w:left w:type="dxa" w:w="120"/>
+              <w:bottom w:type="dxa" w:w="50"/>
               <w:right w:type="dxa" w:w="120"/>
             </w:tcMar>
           </w:tcPr>
@@ -3563,7 +3781,7 @@
         </w:tc>
         <w:tc>
           <w:tcPr>
-            <w:tcW w:type="dxa" w:w="5726"/>
+            <w:tcW w:type="dxa" w:w="5626"/>
             <w:tcBorders>
               <w:top w:val="single" w:color="CCCCCC" w:sz="1"/>
               <w:left w:val="single" w:color="CCCCCC" w:sz="1"/>
@@ -3572,9 +3790,9 @@
             </w:tcBorders>
             <w:shd w:fill="F3EFFC" w:val="clear"/>
             <w:tcMar>
-              <w:top w:type="dxa" w:w="60"/>
-              <w:left w:type="dxa" w:w="120"/>
-              <w:bottom w:type="dxa" w:w="60"/>
+              <w:top w:type="dxa" w:w="50"/>
+              <w:left w:type="dxa" w:w="120"/>
+              <w:bottom w:type="dxa" w:w="50"/>
               <w:right w:type="dxa" w:w="120"/>
             </w:tcMar>
           </w:tcPr>
@@ -3601,9 +3819,9 @@
             </w:tcBorders>
             <w:shd w:fill="DCFCE7" w:val="clear"/>
             <w:tcMar>
-              <w:top w:type="dxa" w:w="60"/>
-              <w:left w:type="dxa" w:w="120"/>
-              <w:bottom w:type="dxa" w:w="60"/>
+              <w:top w:type="dxa" w:w="50"/>
+              <w:left w:type="dxa" w:w="120"/>
+              <w:bottom w:type="dxa" w:w="50"/>
               <w:right w:type="dxa" w:w="120"/>
             </w:tcMar>
           </w:tcPr>
@@ -3621,19 +3839,22 @@
         </w:tc>
       </w:tr>
       <w:tr>
-        <w:tc>
-          <w:tcPr>
-            <w:tcW w:type="dxa" w:w="2200"/>
-            <w:tcBorders>
-              <w:top w:val="single" w:color="CCCCCC" w:sz="1"/>
-              <w:left w:val="single" w:color="CCCCCC" w:sz="1"/>
-              <w:bottom w:val="single" w:color="CCCCCC" w:sz="1"/>
-              <w:right w:val="single" w:color="CCCCCC" w:sz="1"/>
-            </w:tcBorders>
-            <w:tcMar>
-              <w:top w:type="dxa" w:w="60"/>
-              <w:left w:type="dxa" w:w="120"/>
-              <w:bottom w:type="dxa" w:w="60"/>
+        <w:trPr>
+          <w:cantSplit/>
+        </w:trPr>
+        <w:tc>
+          <w:tcPr>
+            <w:tcW w:type="dxa" w:w="2300"/>
+            <w:tcBorders>
+              <w:top w:val="single" w:color="CCCCCC" w:sz="1"/>
+              <w:left w:val="single" w:color="CCCCCC" w:sz="1"/>
+              <w:bottom w:val="single" w:color="CCCCCC" w:sz="1"/>
+              <w:right w:val="single" w:color="CCCCCC" w:sz="1"/>
+            </w:tcBorders>
+            <w:tcMar>
+              <w:top w:type="dxa" w:w="50"/>
+              <w:left w:type="dxa" w:w="120"/>
+              <w:bottom w:type="dxa" w:w="50"/>
               <w:right w:type="dxa" w:w="120"/>
             </w:tcMar>
           </w:tcPr>
@@ -3651,17 +3872,17 @@
         </w:tc>
         <w:tc>
           <w:tcPr>
-            <w:tcW w:type="dxa" w:w="5726"/>
-            <w:tcBorders>
-              <w:top w:val="single" w:color="CCCCCC" w:sz="1"/>
-              <w:left w:val="single" w:color="CCCCCC" w:sz="1"/>
-              <w:bottom w:val="single" w:color="CCCCCC" w:sz="1"/>
-              <w:right w:val="single" w:color="CCCCCC" w:sz="1"/>
-            </w:tcBorders>
-            <w:tcMar>
-              <w:top w:type="dxa" w:w="60"/>
-              <w:left w:type="dxa" w:w="120"/>
-              <w:bottom w:type="dxa" w:w="60"/>
+            <w:tcW w:type="dxa" w:w="5626"/>
+            <w:tcBorders>
+              <w:top w:val="single" w:color="CCCCCC" w:sz="1"/>
+              <w:left w:val="single" w:color="CCCCCC" w:sz="1"/>
+              <w:bottom w:val="single" w:color="CCCCCC" w:sz="1"/>
+              <w:right w:val="single" w:color="CCCCCC" w:sz="1"/>
+            </w:tcBorders>
+            <w:tcMar>
+              <w:top w:type="dxa" w:w="50"/>
+              <w:left w:type="dxa" w:w="120"/>
+              <w:bottom w:type="dxa" w:w="50"/>
               <w:right w:type="dxa" w:w="120"/>
             </w:tcMar>
           </w:tcPr>
@@ -3688,9 +3909,9 @@
             </w:tcBorders>
             <w:shd w:fill="DCFCE7" w:val="clear"/>
             <w:tcMar>
-              <w:top w:type="dxa" w:w="60"/>
-              <w:left w:type="dxa" w:w="120"/>
-              <w:bottom w:type="dxa" w:w="60"/>
+              <w:top w:type="dxa" w:w="50"/>
+              <w:left w:type="dxa" w:w="120"/>
+              <w:bottom w:type="dxa" w:w="50"/>
               <w:right w:type="dxa" w:w="120"/>
             </w:tcMar>
           </w:tcPr>
@@ -3708,9 +3929,12 @@
         </w:tc>
       </w:tr>
       <w:tr>
-        <w:tc>
-          <w:tcPr>
-            <w:tcW w:type="dxa" w:w="2200"/>
+        <w:trPr>
+          <w:cantSplit/>
+        </w:trPr>
+        <w:tc>
+          <w:tcPr>
+            <w:tcW w:type="dxa" w:w="2300"/>
             <w:tcBorders>
               <w:top w:val="single" w:color="CCCCCC" w:sz="1"/>
               <w:left w:val="single" w:color="CCCCCC" w:sz="1"/>
@@ -3719,9 +3943,9 @@
             </w:tcBorders>
             <w:shd w:fill="F3EFFC" w:val="clear"/>
             <w:tcMar>
-              <w:top w:type="dxa" w:w="60"/>
-              <w:left w:type="dxa" w:w="120"/>
-              <w:bottom w:type="dxa" w:w="60"/>
+              <w:top w:type="dxa" w:w="50"/>
+              <w:left w:type="dxa" w:w="120"/>
+              <w:bottom w:type="dxa" w:w="50"/>
               <w:right w:type="dxa" w:w="120"/>
             </w:tcMar>
           </w:tcPr>
@@ -3739,7 +3963,7 @@
         </w:tc>
         <w:tc>
           <w:tcPr>
-            <w:tcW w:type="dxa" w:w="5726"/>
+            <w:tcW w:type="dxa" w:w="5626"/>
             <w:tcBorders>
               <w:top w:val="single" w:color="CCCCCC" w:sz="1"/>
               <w:left w:val="single" w:color="CCCCCC" w:sz="1"/>
@@ -3748,9 +3972,9 @@
             </w:tcBorders>
             <w:shd w:fill="F3EFFC" w:val="clear"/>
             <w:tcMar>
-              <w:top w:type="dxa" w:w="60"/>
-              <w:left w:type="dxa" w:w="120"/>
-              <w:bottom w:type="dxa" w:w="60"/>
+              <w:top w:type="dxa" w:w="50"/>
+              <w:left w:type="dxa" w:w="120"/>
+              <w:bottom w:type="dxa" w:w="50"/>
               <w:right w:type="dxa" w:w="120"/>
             </w:tcMar>
           </w:tcPr>
@@ -3777,9 +4001,9 @@
             </w:tcBorders>
             <w:shd w:fill="DCFCE7" w:val="clear"/>
             <w:tcMar>
-              <w:top w:type="dxa" w:w="60"/>
-              <w:left w:type="dxa" w:w="120"/>
-              <w:bottom w:type="dxa" w:w="60"/>
+              <w:top w:type="dxa" w:w="50"/>
+              <w:left w:type="dxa" w:w="120"/>
+              <w:bottom w:type="dxa" w:w="50"/>
               <w:right w:type="dxa" w:w="120"/>
             </w:tcMar>
           </w:tcPr>
@@ -3797,19 +4021,22 @@
         </w:tc>
       </w:tr>
       <w:tr>
-        <w:tc>
-          <w:tcPr>
-            <w:tcW w:type="dxa" w:w="2200"/>
-            <w:tcBorders>
-              <w:top w:val="single" w:color="CCCCCC" w:sz="1"/>
-              <w:left w:val="single" w:color="CCCCCC" w:sz="1"/>
-              <w:bottom w:val="single" w:color="CCCCCC" w:sz="1"/>
-              <w:right w:val="single" w:color="CCCCCC" w:sz="1"/>
-            </w:tcBorders>
-            <w:tcMar>
-              <w:top w:type="dxa" w:w="60"/>
-              <w:left w:type="dxa" w:w="120"/>
-              <w:bottom w:type="dxa" w:w="60"/>
+        <w:trPr>
+          <w:cantSplit/>
+        </w:trPr>
+        <w:tc>
+          <w:tcPr>
+            <w:tcW w:type="dxa" w:w="2300"/>
+            <w:tcBorders>
+              <w:top w:val="single" w:color="CCCCCC" w:sz="1"/>
+              <w:left w:val="single" w:color="CCCCCC" w:sz="1"/>
+              <w:bottom w:val="single" w:color="CCCCCC" w:sz="1"/>
+              <w:right w:val="single" w:color="CCCCCC" w:sz="1"/>
+            </w:tcBorders>
+            <w:tcMar>
+              <w:top w:type="dxa" w:w="50"/>
+              <w:left w:type="dxa" w:w="120"/>
+              <w:bottom w:type="dxa" w:w="50"/>
               <w:right w:type="dxa" w:w="120"/>
             </w:tcMar>
           </w:tcPr>
@@ -3827,17 +4054,17 @@
         </w:tc>
         <w:tc>
           <w:tcPr>
-            <w:tcW w:type="dxa" w:w="5726"/>
-            <w:tcBorders>
-              <w:top w:val="single" w:color="CCCCCC" w:sz="1"/>
-              <w:left w:val="single" w:color="CCCCCC" w:sz="1"/>
-              <w:bottom w:val="single" w:color="CCCCCC" w:sz="1"/>
-              <w:right w:val="single" w:color="CCCCCC" w:sz="1"/>
-            </w:tcBorders>
-            <w:tcMar>
-              <w:top w:type="dxa" w:w="60"/>
-              <w:left w:type="dxa" w:w="120"/>
-              <w:bottom w:type="dxa" w:w="60"/>
+            <w:tcW w:type="dxa" w:w="5626"/>
+            <w:tcBorders>
+              <w:top w:val="single" w:color="CCCCCC" w:sz="1"/>
+              <w:left w:val="single" w:color="CCCCCC" w:sz="1"/>
+              <w:bottom w:val="single" w:color="CCCCCC" w:sz="1"/>
+              <w:right w:val="single" w:color="CCCCCC" w:sz="1"/>
+            </w:tcBorders>
+            <w:tcMar>
+              <w:top w:type="dxa" w:w="50"/>
+              <w:left w:type="dxa" w:w="120"/>
+              <w:bottom w:type="dxa" w:w="50"/>
               <w:right w:type="dxa" w:w="120"/>
             </w:tcMar>
           </w:tcPr>
@@ -3864,9 +4091,9 @@
             </w:tcBorders>
             <w:shd w:fill="DCFCE7" w:val="clear"/>
             <w:tcMar>
-              <w:top w:type="dxa" w:w="60"/>
-              <w:left w:type="dxa" w:w="120"/>
-              <w:bottom w:type="dxa" w:w="60"/>
+              <w:top w:type="dxa" w:w="50"/>
+              <w:left w:type="dxa" w:w="120"/>
+              <w:bottom w:type="dxa" w:w="50"/>
               <w:right w:type="dxa" w:w="120"/>
             </w:tcMar>
           </w:tcPr>
@@ -3884,9 +4111,12 @@
         </w:tc>
       </w:tr>
       <w:tr>
-        <w:tc>
-          <w:tcPr>
-            <w:tcW w:type="dxa" w:w="2200"/>
+        <w:trPr>
+          <w:cantSplit/>
+        </w:trPr>
+        <w:tc>
+          <w:tcPr>
+            <w:tcW w:type="dxa" w:w="2300"/>
             <w:tcBorders>
               <w:top w:val="single" w:color="CCCCCC" w:sz="1"/>
               <w:left w:val="single" w:color="CCCCCC" w:sz="1"/>
@@ -3895,9 +4125,9 @@
             </w:tcBorders>
             <w:shd w:fill="F3EFFC" w:val="clear"/>
             <w:tcMar>
-              <w:top w:type="dxa" w:w="60"/>
-              <w:left w:type="dxa" w:w="120"/>
-              <w:bottom w:type="dxa" w:w="60"/>
+              <w:top w:type="dxa" w:w="50"/>
+              <w:left w:type="dxa" w:w="120"/>
+              <w:bottom w:type="dxa" w:w="50"/>
               <w:right w:type="dxa" w:w="120"/>
             </w:tcMar>
           </w:tcPr>
@@ -3915,7 +4145,7 @@
         </w:tc>
         <w:tc>
           <w:tcPr>
-            <w:tcW w:type="dxa" w:w="5726"/>
+            <w:tcW w:type="dxa" w:w="5626"/>
             <w:tcBorders>
               <w:top w:val="single" w:color="CCCCCC" w:sz="1"/>
               <w:left w:val="single" w:color="CCCCCC" w:sz="1"/>
@@ -3924,9 +4154,9 @@
             </w:tcBorders>
             <w:shd w:fill="F3EFFC" w:val="clear"/>
             <w:tcMar>
-              <w:top w:type="dxa" w:w="60"/>
-              <w:left w:type="dxa" w:w="120"/>
-              <w:bottom w:type="dxa" w:w="60"/>
+              <w:top w:type="dxa" w:w="50"/>
+              <w:left w:type="dxa" w:w="120"/>
+              <w:bottom w:type="dxa" w:w="50"/>
               <w:right w:type="dxa" w:w="120"/>
             </w:tcMar>
           </w:tcPr>
@@ -3953,9 +4183,9 @@
             </w:tcBorders>
             <w:shd w:fill="DCFCE7" w:val="clear"/>
             <w:tcMar>
-              <w:top w:type="dxa" w:w="60"/>
-              <w:left w:type="dxa" w:w="120"/>
-              <w:bottom w:type="dxa" w:w="60"/>
+              <w:top w:type="dxa" w:w="50"/>
+              <w:left w:type="dxa" w:w="120"/>
+              <w:bottom w:type="dxa" w:w="50"/>
               <w:right w:type="dxa" w:w="120"/>
             </w:tcMar>
           </w:tcPr>
@@ -3973,19 +4203,22 @@
         </w:tc>
       </w:tr>
       <w:tr>
-        <w:tc>
-          <w:tcPr>
-            <w:tcW w:type="dxa" w:w="2200"/>
-            <w:tcBorders>
-              <w:top w:val="single" w:color="CCCCCC" w:sz="1"/>
-              <w:left w:val="single" w:color="CCCCCC" w:sz="1"/>
-              <w:bottom w:val="single" w:color="CCCCCC" w:sz="1"/>
-              <w:right w:val="single" w:color="CCCCCC" w:sz="1"/>
-            </w:tcBorders>
-            <w:tcMar>
-              <w:top w:type="dxa" w:w="60"/>
-              <w:left w:type="dxa" w:w="120"/>
-              <w:bottom w:type="dxa" w:w="60"/>
+        <w:trPr>
+          <w:cantSplit/>
+        </w:trPr>
+        <w:tc>
+          <w:tcPr>
+            <w:tcW w:type="dxa" w:w="2300"/>
+            <w:tcBorders>
+              <w:top w:val="single" w:color="CCCCCC" w:sz="1"/>
+              <w:left w:val="single" w:color="CCCCCC" w:sz="1"/>
+              <w:bottom w:val="single" w:color="CCCCCC" w:sz="1"/>
+              <w:right w:val="single" w:color="CCCCCC" w:sz="1"/>
+            </w:tcBorders>
+            <w:tcMar>
+              <w:top w:type="dxa" w:w="50"/>
+              <w:left w:type="dxa" w:w="120"/>
+              <w:bottom w:type="dxa" w:w="50"/>
               <w:right w:type="dxa" w:w="120"/>
             </w:tcMar>
           </w:tcPr>
@@ -4003,17 +4236,17 @@
         </w:tc>
         <w:tc>
           <w:tcPr>
-            <w:tcW w:type="dxa" w:w="5726"/>
-            <w:tcBorders>
-              <w:top w:val="single" w:color="CCCCCC" w:sz="1"/>
-              <w:left w:val="single" w:color="CCCCCC" w:sz="1"/>
-              <w:bottom w:val="single" w:color="CCCCCC" w:sz="1"/>
-              <w:right w:val="single" w:color="CCCCCC" w:sz="1"/>
-            </w:tcBorders>
-            <w:tcMar>
-              <w:top w:type="dxa" w:w="60"/>
-              <w:left w:type="dxa" w:w="120"/>
-              <w:bottom w:type="dxa" w:w="60"/>
+            <w:tcW w:type="dxa" w:w="5626"/>
+            <w:tcBorders>
+              <w:top w:val="single" w:color="CCCCCC" w:sz="1"/>
+              <w:left w:val="single" w:color="CCCCCC" w:sz="1"/>
+              <w:bottom w:val="single" w:color="CCCCCC" w:sz="1"/>
+              <w:right w:val="single" w:color="CCCCCC" w:sz="1"/>
+            </w:tcBorders>
+            <w:tcMar>
+              <w:top w:type="dxa" w:w="50"/>
+              <w:left w:type="dxa" w:w="120"/>
+              <w:bottom w:type="dxa" w:w="50"/>
               <w:right w:type="dxa" w:w="120"/>
             </w:tcMar>
           </w:tcPr>
@@ -4040,9 +4273,9 @@
             </w:tcBorders>
             <w:shd w:fill="DCFCE7" w:val="clear"/>
             <w:tcMar>
-              <w:top w:type="dxa" w:w="60"/>
-              <w:left w:type="dxa" w:w="120"/>
-              <w:bottom w:type="dxa" w:w="60"/>
+              <w:top w:type="dxa" w:w="50"/>
+              <w:left w:type="dxa" w:w="120"/>
+              <w:bottom w:type="dxa" w:w="50"/>
               <w:right w:type="dxa" w:w="120"/>
             </w:tcMar>
           </w:tcPr>
@@ -4060,11 +4293,6 @@
         </w:tc>
       </w:tr>
     </w:tbl>
-    <w:p>
-      <w:r>
-        <w:br w:type="page"/>
-      </w:r>
-    </w:p>
     <w:p>
       <w:pPr>
         <w:pStyle w:val="Heading2"/>
@@ -4091,6 +4319,9 @@
         <w:gridCol w:w="1100"/>
       </w:tblGrid>
       <w:tr>
+        <w:trPr>
+          <w:tblHeader/>
+        </w:trPr>
         <w:tc>
           <w:tcPr>
             <w:tcW w:type="dxa" w:w="1100"/>
@@ -4102,9 +4333,9 @@
             </w:tcBorders>
             <w:shd w:fill="7C3AED" w:val="clear"/>
             <w:tcMar>
-              <w:top w:type="dxa" w:w="80"/>
-              <w:left w:type="dxa" w:w="120"/>
-              <w:bottom w:type="dxa" w:w="80"/>
+              <w:top w:type="dxa" w:w="70"/>
+              <w:left w:type="dxa" w:w="120"/>
+              <w:bottom w:type="dxa" w:w="70"/>
               <w:right w:type="dxa" w:w="120"/>
             </w:tcMar>
           </w:tcPr>
@@ -4114,6 +4345,8 @@
                 <w:b/>
                 <w:bCs/>
                 <w:color w:val="FFFFFF"/>
+                <w:sz w:val="20"/>
+                <w:szCs w:val="20"/>
               </w:rPr>
               <w:t xml:space="preserve">Kode</w:t>
             </w:r>
@@ -4130,9 +4363,9 @@
             </w:tcBorders>
             <w:shd w:fill="7C3AED" w:val="clear"/>
             <w:tcMar>
-              <w:top w:type="dxa" w:w="80"/>
-              <w:left w:type="dxa" w:w="120"/>
-              <w:bottom w:type="dxa" w:w="80"/>
+              <w:top w:type="dxa" w:w="70"/>
+              <w:left w:type="dxa" w:w="120"/>
+              <w:bottom w:type="dxa" w:w="70"/>
               <w:right w:type="dxa" w:w="120"/>
             </w:tcMar>
           </w:tcPr>
@@ -4142,6 +4375,8 @@
                 <w:b/>
                 <w:bCs/>
                 <w:color w:val="FFFFFF"/>
+                <w:sz w:val="20"/>
+                <w:szCs w:val="20"/>
               </w:rPr>
               <w:t xml:space="preserve">Skenario</w:t>
             </w:r>
@@ -4158,9 +4393,9 @@
             </w:tcBorders>
             <w:shd w:fill="7C3AED" w:val="clear"/>
             <w:tcMar>
-              <w:top w:type="dxa" w:w="80"/>
-              <w:left w:type="dxa" w:w="120"/>
-              <w:bottom w:type="dxa" w:w="80"/>
+              <w:top w:type="dxa" w:w="70"/>
+              <w:left w:type="dxa" w:w="120"/>
+              <w:bottom w:type="dxa" w:w="70"/>
               <w:right w:type="dxa" w:w="120"/>
             </w:tcMar>
           </w:tcPr>
@@ -4170,6 +4405,8 @@
                 <w:b/>
                 <w:bCs/>
                 <w:color w:val="FFFFFF"/>
+                <w:sz w:val="20"/>
+                <w:szCs w:val="20"/>
               </w:rPr>
               <w:t xml:space="preserve">Hasil</w:t>
             </w:r>
@@ -4177,6 +4414,9 @@
         </w:tc>
       </w:tr>
       <w:tr>
+        <w:trPr>
+          <w:cantSplit/>
+        </w:trPr>
         <w:tc>
           <w:tcPr>
             <w:tcW w:type="dxa" w:w="1100"/>
@@ -4187,9 +4427,9 @@
               <w:right w:val="single" w:color="CCCCCC" w:sz="1"/>
             </w:tcBorders>
             <w:tcMar>
-              <w:top w:type="dxa" w:w="60"/>
-              <w:left w:type="dxa" w:w="120"/>
-              <w:bottom w:type="dxa" w:w="60"/>
+              <w:top w:type="dxa" w:w="50"/>
+              <w:left w:type="dxa" w:w="120"/>
+              <w:bottom w:type="dxa" w:w="50"/>
               <w:right w:type="dxa" w:w="120"/>
             </w:tcMar>
           </w:tcPr>
@@ -4215,9 +4455,9 @@
               <w:right w:val="single" w:color="CCCCCC" w:sz="1"/>
             </w:tcBorders>
             <w:tcMar>
-              <w:top w:type="dxa" w:w="60"/>
-              <w:left w:type="dxa" w:w="120"/>
-              <w:bottom w:type="dxa" w:w="60"/>
+              <w:top w:type="dxa" w:w="50"/>
+              <w:left w:type="dxa" w:w="120"/>
+              <w:bottom w:type="dxa" w:w="50"/>
               <w:right w:type="dxa" w:w="120"/>
             </w:tcMar>
           </w:tcPr>
@@ -4244,9 +4484,9 @@
             </w:tcBorders>
             <w:shd w:fill="DCFCE7" w:val="clear"/>
             <w:tcMar>
-              <w:top w:type="dxa" w:w="60"/>
-              <w:left w:type="dxa" w:w="120"/>
-              <w:bottom w:type="dxa" w:w="60"/>
+              <w:top w:type="dxa" w:w="50"/>
+              <w:left w:type="dxa" w:w="120"/>
+              <w:bottom w:type="dxa" w:w="50"/>
               <w:right w:type="dxa" w:w="120"/>
             </w:tcMar>
           </w:tcPr>
@@ -4264,6 +4504,9 @@
         </w:tc>
       </w:tr>
       <w:tr>
+        <w:trPr>
+          <w:cantSplit/>
+        </w:trPr>
         <w:tc>
           <w:tcPr>
             <w:tcW w:type="dxa" w:w="1100"/>
@@ -4275,9 +4518,9 @@
             </w:tcBorders>
             <w:shd w:fill="F3EFFC" w:val="clear"/>
             <w:tcMar>
-              <w:top w:type="dxa" w:w="60"/>
-              <w:left w:type="dxa" w:w="120"/>
-              <w:bottom w:type="dxa" w:w="60"/>
+              <w:top w:type="dxa" w:w="50"/>
+              <w:left w:type="dxa" w:w="120"/>
+              <w:bottom w:type="dxa" w:w="50"/>
               <w:right w:type="dxa" w:w="120"/>
             </w:tcMar>
           </w:tcPr>
@@ -4304,9 +4547,9 @@
             </w:tcBorders>
             <w:shd w:fill="F3EFFC" w:val="clear"/>
             <w:tcMar>
-              <w:top w:type="dxa" w:w="60"/>
-              <w:left w:type="dxa" w:w="120"/>
-              <w:bottom w:type="dxa" w:w="60"/>
+              <w:top w:type="dxa" w:w="50"/>
+              <w:left w:type="dxa" w:w="120"/>
+              <w:bottom w:type="dxa" w:w="50"/>
               <w:right w:type="dxa" w:w="120"/>
             </w:tcMar>
           </w:tcPr>
@@ -4333,9 +4576,9 @@
             </w:tcBorders>
             <w:shd w:fill="DCFCE7" w:val="clear"/>
             <w:tcMar>
-              <w:top w:type="dxa" w:w="60"/>
-              <w:left w:type="dxa" w:w="120"/>
-              <w:bottom w:type="dxa" w:w="60"/>
+              <w:top w:type="dxa" w:w="50"/>
+              <w:left w:type="dxa" w:w="120"/>
+              <w:bottom w:type="dxa" w:w="50"/>
               <w:right w:type="dxa" w:w="120"/>
             </w:tcMar>
           </w:tcPr>
@@ -4353,6 +4596,9 @@
         </w:tc>
       </w:tr>
       <w:tr>
+        <w:trPr>
+          <w:cantSplit/>
+        </w:trPr>
         <w:tc>
           <w:tcPr>
             <w:tcW w:type="dxa" w:w="1100"/>
@@ -4363,9 +4609,9 @@
               <w:right w:val="single" w:color="CCCCCC" w:sz="1"/>
             </w:tcBorders>
             <w:tcMar>
-              <w:top w:type="dxa" w:w="60"/>
-              <w:left w:type="dxa" w:w="120"/>
-              <w:bottom w:type="dxa" w:w="60"/>
+              <w:top w:type="dxa" w:w="50"/>
+              <w:left w:type="dxa" w:w="120"/>
+              <w:bottom w:type="dxa" w:w="50"/>
               <w:right w:type="dxa" w:w="120"/>
             </w:tcMar>
           </w:tcPr>
@@ -4391,9 +4637,9 @@
               <w:right w:val="single" w:color="CCCCCC" w:sz="1"/>
             </w:tcBorders>
             <w:tcMar>
-              <w:top w:type="dxa" w:w="60"/>
-              <w:left w:type="dxa" w:w="120"/>
-              <w:bottom w:type="dxa" w:w="60"/>
+              <w:top w:type="dxa" w:w="50"/>
+              <w:left w:type="dxa" w:w="120"/>
+              <w:bottom w:type="dxa" w:w="50"/>
               <w:right w:type="dxa" w:w="120"/>
             </w:tcMar>
           </w:tcPr>
@@ -4420,9 +4666,9 @@
             </w:tcBorders>
             <w:shd w:fill="DCFCE7" w:val="clear"/>
             <w:tcMar>
-              <w:top w:type="dxa" w:w="60"/>
-              <w:left w:type="dxa" w:w="120"/>
-              <w:bottom w:type="dxa" w:w="60"/>
+              <w:top w:type="dxa" w:w="50"/>
+              <w:left w:type="dxa" w:w="120"/>
+              <w:bottom w:type="dxa" w:w="50"/>
               <w:right w:type="dxa" w:w="120"/>
             </w:tcMar>
           </w:tcPr>
@@ -4440,6 +4686,9 @@
         </w:tc>
       </w:tr>
       <w:tr>
+        <w:trPr>
+          <w:cantSplit/>
+        </w:trPr>
         <w:tc>
           <w:tcPr>
             <w:tcW w:type="dxa" w:w="1100"/>
@@ -4451,9 +4700,9 @@
             </w:tcBorders>
             <w:shd w:fill="F3EFFC" w:val="clear"/>
             <w:tcMar>
-              <w:top w:type="dxa" w:w="60"/>
-              <w:left w:type="dxa" w:w="120"/>
-              <w:bottom w:type="dxa" w:w="60"/>
+              <w:top w:type="dxa" w:w="50"/>
+              <w:left w:type="dxa" w:w="120"/>
+              <w:bottom w:type="dxa" w:w="50"/>
               <w:right w:type="dxa" w:w="120"/>
             </w:tcMar>
           </w:tcPr>
@@ -4480,9 +4729,9 @@
             </w:tcBorders>
             <w:shd w:fill="F3EFFC" w:val="clear"/>
             <w:tcMar>
-              <w:top w:type="dxa" w:w="60"/>
-              <w:left w:type="dxa" w:w="120"/>
-              <w:bottom w:type="dxa" w:w="60"/>
+              <w:top w:type="dxa" w:w="50"/>
+              <w:left w:type="dxa" w:w="120"/>
+              <w:bottom w:type="dxa" w:w="50"/>
               <w:right w:type="dxa" w:w="120"/>
             </w:tcMar>
           </w:tcPr>
@@ -4509,9 +4758,9 @@
             </w:tcBorders>
             <w:shd w:fill="DCFCE7" w:val="clear"/>
             <w:tcMar>
-              <w:top w:type="dxa" w:w="60"/>
-              <w:left w:type="dxa" w:w="120"/>
-              <w:bottom w:type="dxa" w:w="60"/>
+              <w:top w:type="dxa" w:w="50"/>
+              <w:left w:type="dxa" w:w="120"/>
+              <w:bottom w:type="dxa" w:w="50"/>
               <w:right w:type="dxa" w:w="120"/>
             </w:tcMar>
           </w:tcPr>
@@ -4529,6 +4778,9 @@
         </w:tc>
       </w:tr>
       <w:tr>
+        <w:trPr>
+          <w:cantSplit/>
+        </w:trPr>
         <w:tc>
           <w:tcPr>
             <w:tcW w:type="dxa" w:w="1100"/>
@@ -4539,9 +4791,9 @@
               <w:right w:val="single" w:color="CCCCCC" w:sz="1"/>
             </w:tcBorders>
             <w:tcMar>
-              <w:top w:type="dxa" w:w="60"/>
-              <w:left w:type="dxa" w:w="120"/>
-              <w:bottom w:type="dxa" w:w="60"/>
+              <w:top w:type="dxa" w:w="50"/>
+              <w:left w:type="dxa" w:w="120"/>
+              <w:bottom w:type="dxa" w:w="50"/>
               <w:right w:type="dxa" w:w="120"/>
             </w:tcMar>
           </w:tcPr>
@@ -4567,9 +4819,9 @@
               <w:right w:val="single" w:color="CCCCCC" w:sz="1"/>
             </w:tcBorders>
             <w:tcMar>
-              <w:top w:type="dxa" w:w="60"/>
-              <w:left w:type="dxa" w:w="120"/>
-              <w:bottom w:type="dxa" w:w="60"/>
+              <w:top w:type="dxa" w:w="50"/>
+              <w:left w:type="dxa" w:w="120"/>
+              <w:bottom w:type="dxa" w:w="50"/>
               <w:right w:type="dxa" w:w="120"/>
             </w:tcMar>
           </w:tcPr>
@@ -4596,9 +4848,9 @@
             </w:tcBorders>
             <w:shd w:fill="DCFCE7" w:val="clear"/>
             <w:tcMar>
-              <w:top w:type="dxa" w:w="60"/>
-              <w:left w:type="dxa" w:w="120"/>
-              <w:bottom w:type="dxa" w:w="60"/>
+              <w:top w:type="dxa" w:w="50"/>
+              <w:left w:type="dxa" w:w="120"/>
+              <w:bottom w:type="dxa" w:w="50"/>
               <w:right w:type="dxa" w:w="120"/>
             </w:tcMar>
           </w:tcPr>
@@ -4616,6 +4868,9 @@
         </w:tc>
       </w:tr>
       <w:tr>
+        <w:trPr>
+          <w:cantSplit/>
+        </w:trPr>
         <w:tc>
           <w:tcPr>
             <w:tcW w:type="dxa" w:w="1100"/>
@@ -4627,9 +4882,9 @@
             </w:tcBorders>
             <w:shd w:fill="F3EFFC" w:val="clear"/>
             <w:tcMar>
-              <w:top w:type="dxa" w:w="60"/>
-              <w:left w:type="dxa" w:w="120"/>
-              <w:bottom w:type="dxa" w:w="60"/>
+              <w:top w:type="dxa" w:w="50"/>
+              <w:left w:type="dxa" w:w="120"/>
+              <w:bottom w:type="dxa" w:w="50"/>
               <w:right w:type="dxa" w:w="120"/>
             </w:tcMar>
           </w:tcPr>
@@ -4656,9 +4911,9 @@
             </w:tcBorders>
             <w:shd w:fill="F3EFFC" w:val="clear"/>
             <w:tcMar>
-              <w:top w:type="dxa" w:w="60"/>
-              <w:left w:type="dxa" w:w="120"/>
-              <w:bottom w:type="dxa" w:w="60"/>
+              <w:top w:type="dxa" w:w="50"/>
+              <w:left w:type="dxa" w:w="120"/>
+              <w:bottom w:type="dxa" w:w="50"/>
               <w:right w:type="dxa" w:w="120"/>
             </w:tcMar>
           </w:tcPr>
@@ -4685,9 +4940,9 @@
             </w:tcBorders>
             <w:shd w:fill="DCFCE7" w:val="clear"/>
             <w:tcMar>
-              <w:top w:type="dxa" w:w="60"/>
-              <w:left w:type="dxa" w:w="120"/>
-              <w:bottom w:type="dxa" w:w="60"/>
+              <w:top w:type="dxa" w:w="50"/>
+              <w:left w:type="dxa" w:w="120"/>
+              <w:bottom w:type="dxa" w:w="50"/>
               <w:right w:type="dxa" w:w="120"/>
             </w:tcMar>
           </w:tcPr>
@@ -4705,6 +4960,9 @@
         </w:tc>
       </w:tr>
       <w:tr>
+        <w:trPr>
+          <w:cantSplit/>
+        </w:trPr>
         <w:tc>
           <w:tcPr>
             <w:tcW w:type="dxa" w:w="1100"/>
@@ -4715,9 +4973,9 @@
               <w:right w:val="single" w:color="CCCCCC" w:sz="1"/>
             </w:tcBorders>
             <w:tcMar>
-              <w:top w:type="dxa" w:w="60"/>
-              <w:left w:type="dxa" w:w="120"/>
-              <w:bottom w:type="dxa" w:w="60"/>
+              <w:top w:type="dxa" w:w="50"/>
+              <w:left w:type="dxa" w:w="120"/>
+              <w:bottom w:type="dxa" w:w="50"/>
               <w:right w:type="dxa" w:w="120"/>
             </w:tcMar>
           </w:tcPr>
@@ -4743,9 +5001,9 @@
               <w:right w:val="single" w:color="CCCCCC" w:sz="1"/>
             </w:tcBorders>
             <w:tcMar>
-              <w:top w:type="dxa" w:w="60"/>
-              <w:left w:type="dxa" w:w="120"/>
-              <w:bottom w:type="dxa" w:w="60"/>
+              <w:top w:type="dxa" w:w="50"/>
+              <w:left w:type="dxa" w:w="120"/>
+              <w:bottom w:type="dxa" w:w="50"/>
               <w:right w:type="dxa" w:w="120"/>
             </w:tcMar>
           </w:tcPr>
@@ -4772,9 +5030,9 @@
             </w:tcBorders>
             <w:shd w:fill="DCFCE7" w:val="clear"/>
             <w:tcMar>
-              <w:top w:type="dxa" w:w="60"/>
-              <w:left w:type="dxa" w:w="120"/>
-              <w:bottom w:type="dxa" w:w="60"/>
+              <w:top w:type="dxa" w:w="50"/>
+              <w:left w:type="dxa" w:w="120"/>
+              <w:bottom w:type="dxa" w:w="50"/>
               <w:right w:type="dxa" w:w="120"/>
             </w:tcMar>
           </w:tcPr>
@@ -4792,6 +5050,9 @@
         </w:tc>
       </w:tr>
       <w:tr>
+        <w:trPr>
+          <w:cantSplit/>
+        </w:trPr>
         <w:tc>
           <w:tcPr>
             <w:tcW w:type="dxa" w:w="1100"/>
@@ -4803,9 +5064,9 @@
             </w:tcBorders>
             <w:shd w:fill="F3EFFC" w:val="clear"/>
             <w:tcMar>
-              <w:top w:type="dxa" w:w="60"/>
-              <w:left w:type="dxa" w:w="120"/>
-              <w:bottom w:type="dxa" w:w="60"/>
+              <w:top w:type="dxa" w:w="50"/>
+              <w:left w:type="dxa" w:w="120"/>
+              <w:bottom w:type="dxa" w:w="50"/>
               <w:right w:type="dxa" w:w="120"/>
             </w:tcMar>
           </w:tcPr>
@@ -4832,9 +5093,9 @@
             </w:tcBorders>
             <w:shd w:fill="F3EFFC" w:val="clear"/>
             <w:tcMar>
-              <w:top w:type="dxa" w:w="60"/>
-              <w:left w:type="dxa" w:w="120"/>
-              <w:bottom w:type="dxa" w:w="60"/>
+              <w:top w:type="dxa" w:w="50"/>
+              <w:left w:type="dxa" w:w="120"/>
+              <w:bottom w:type="dxa" w:w="50"/>
               <w:right w:type="dxa" w:w="120"/>
             </w:tcMar>
           </w:tcPr>
@@ -4861,9 +5122,9 @@
             </w:tcBorders>
             <w:shd w:fill="DCFCE7" w:val="clear"/>
             <w:tcMar>
-              <w:top w:type="dxa" w:w="60"/>
-              <w:left w:type="dxa" w:w="120"/>
-              <w:bottom w:type="dxa" w:w="60"/>
+              <w:top w:type="dxa" w:w="50"/>
+              <w:left w:type="dxa" w:w="120"/>
+              <w:bottom w:type="dxa" w:w="50"/>
               <w:right w:type="dxa" w:w="120"/>
             </w:tcMar>
           </w:tcPr>
@@ -4881,6 +5142,9 @@
         </w:tc>
       </w:tr>
       <w:tr>
+        <w:trPr>
+          <w:cantSplit/>
+        </w:trPr>
         <w:tc>
           <w:tcPr>
             <w:tcW w:type="dxa" w:w="1100"/>
@@ -4891,9 +5155,9 @@
               <w:right w:val="single" w:color="CCCCCC" w:sz="1"/>
             </w:tcBorders>
             <w:tcMar>
-              <w:top w:type="dxa" w:w="60"/>
-              <w:left w:type="dxa" w:w="120"/>
-              <w:bottom w:type="dxa" w:w="60"/>
+              <w:top w:type="dxa" w:w="50"/>
+              <w:left w:type="dxa" w:w="120"/>
+              <w:bottom w:type="dxa" w:w="50"/>
               <w:right w:type="dxa" w:w="120"/>
             </w:tcMar>
           </w:tcPr>
@@ -4919,9 +5183,9 @@
               <w:right w:val="single" w:color="CCCCCC" w:sz="1"/>
             </w:tcBorders>
             <w:tcMar>
-              <w:top w:type="dxa" w:w="60"/>
-              <w:left w:type="dxa" w:w="120"/>
-              <w:bottom w:type="dxa" w:w="60"/>
+              <w:top w:type="dxa" w:w="50"/>
+              <w:left w:type="dxa" w:w="120"/>
+              <w:bottom w:type="dxa" w:w="50"/>
               <w:right w:type="dxa" w:w="120"/>
             </w:tcMar>
           </w:tcPr>
@@ -4948,9 +5212,9 @@
             </w:tcBorders>
             <w:shd w:fill="DCFCE7" w:val="clear"/>
             <w:tcMar>
-              <w:top w:type="dxa" w:w="60"/>
-              <w:left w:type="dxa" w:w="120"/>
-              <w:bottom w:type="dxa" w:w="60"/>
+              <w:top w:type="dxa" w:w="50"/>
+              <w:left w:type="dxa" w:w="120"/>
+              <w:bottom w:type="dxa" w:w="50"/>
               <w:right w:type="dxa" w:w="120"/>
             </w:tcMar>
           </w:tcPr>
@@ -4968,6 +5232,9 @@
         </w:tc>
       </w:tr>
       <w:tr>
+        <w:trPr>
+          <w:cantSplit/>
+        </w:trPr>
         <w:tc>
           <w:tcPr>
             <w:tcW w:type="dxa" w:w="1100"/>
@@ -4979,9 +5246,9 @@
             </w:tcBorders>
             <w:shd w:fill="F3EFFC" w:val="clear"/>
             <w:tcMar>
-              <w:top w:type="dxa" w:w="60"/>
-              <w:left w:type="dxa" w:w="120"/>
-              <w:bottom w:type="dxa" w:w="60"/>
+              <w:top w:type="dxa" w:w="50"/>
+              <w:left w:type="dxa" w:w="120"/>
+              <w:bottom w:type="dxa" w:w="50"/>
               <w:right w:type="dxa" w:w="120"/>
             </w:tcMar>
           </w:tcPr>
@@ -5008,9 +5275,9 @@
             </w:tcBorders>
             <w:shd w:fill="F3EFFC" w:val="clear"/>
             <w:tcMar>
-              <w:top w:type="dxa" w:w="60"/>
-              <w:left w:type="dxa" w:w="120"/>
-              <w:bottom w:type="dxa" w:w="60"/>
+              <w:top w:type="dxa" w:w="50"/>
+              <w:left w:type="dxa" w:w="120"/>
+              <w:bottom w:type="dxa" w:w="50"/>
               <w:right w:type="dxa" w:w="120"/>
             </w:tcMar>
           </w:tcPr>
@@ -5037,9 +5304,9 @@
             </w:tcBorders>
             <w:shd w:fill="DCFCE7" w:val="clear"/>
             <w:tcMar>
-              <w:top w:type="dxa" w:w="60"/>
-              <w:left w:type="dxa" w:w="120"/>
-              <w:bottom w:type="dxa" w:w="60"/>
+              <w:top w:type="dxa" w:w="50"/>
+              <w:left w:type="dxa" w:w="120"/>
+              <w:bottom w:type="dxa" w:w="50"/>
               <w:right w:type="dxa" w:w="120"/>
             </w:tcMar>
           </w:tcPr>
@@ -5057,6 +5324,9 @@
         </w:tc>
       </w:tr>
       <w:tr>
+        <w:trPr>
+          <w:cantSplit/>
+        </w:trPr>
         <w:tc>
           <w:tcPr>
             <w:tcW w:type="dxa" w:w="1100"/>
@@ -5067,9 +5337,9 @@
               <w:right w:val="single" w:color="CCCCCC" w:sz="1"/>
             </w:tcBorders>
             <w:tcMar>
-              <w:top w:type="dxa" w:w="60"/>
-              <w:left w:type="dxa" w:w="120"/>
-              <w:bottom w:type="dxa" w:w="60"/>
+              <w:top w:type="dxa" w:w="50"/>
+              <w:left w:type="dxa" w:w="120"/>
+              <w:bottom w:type="dxa" w:w="50"/>
               <w:right w:type="dxa" w:w="120"/>
             </w:tcMar>
           </w:tcPr>
@@ -5095,9 +5365,9 @@
               <w:right w:val="single" w:color="CCCCCC" w:sz="1"/>
             </w:tcBorders>
             <w:tcMar>
-              <w:top w:type="dxa" w:w="60"/>
-              <w:left w:type="dxa" w:w="120"/>
-              <w:bottom w:type="dxa" w:w="60"/>
+              <w:top w:type="dxa" w:w="50"/>
+              <w:left w:type="dxa" w:w="120"/>
+              <w:bottom w:type="dxa" w:w="50"/>
               <w:right w:type="dxa" w:w="120"/>
             </w:tcMar>
           </w:tcPr>
@@ -5124,9 +5394,9 @@
             </w:tcBorders>
             <w:shd w:fill="DCFCE7" w:val="clear"/>
             <w:tcMar>
-              <w:top w:type="dxa" w:w="60"/>
-              <w:left w:type="dxa" w:w="120"/>
-              <w:bottom w:type="dxa" w:w="60"/>
+              <w:top w:type="dxa" w:w="50"/>
+              <w:left w:type="dxa" w:w="120"/>
+              <w:bottom w:type="dxa" w:w="50"/>
               <w:right w:type="dxa" w:w="120"/>
             </w:tcMar>
           </w:tcPr>
@@ -5144,6 +5414,9 @@
         </w:tc>
       </w:tr>
       <w:tr>
+        <w:trPr>
+          <w:cantSplit/>
+        </w:trPr>
         <w:tc>
           <w:tcPr>
             <w:tcW w:type="dxa" w:w="1100"/>
@@ -5155,9 +5428,9 @@
             </w:tcBorders>
             <w:shd w:fill="F3EFFC" w:val="clear"/>
             <w:tcMar>
-              <w:top w:type="dxa" w:w="60"/>
-              <w:left w:type="dxa" w:w="120"/>
-              <w:bottom w:type="dxa" w:w="60"/>
+              <w:top w:type="dxa" w:w="50"/>
+              <w:left w:type="dxa" w:w="120"/>
+              <w:bottom w:type="dxa" w:w="50"/>
               <w:right w:type="dxa" w:w="120"/>
             </w:tcMar>
           </w:tcPr>
@@ -5184,9 +5457,9 @@
             </w:tcBorders>
             <w:shd w:fill="F3EFFC" w:val="clear"/>
             <w:tcMar>
-              <w:top w:type="dxa" w:w="60"/>
-              <w:left w:type="dxa" w:w="120"/>
-              <w:bottom w:type="dxa" w:w="60"/>
+              <w:top w:type="dxa" w:w="50"/>
+              <w:left w:type="dxa" w:w="120"/>
+              <w:bottom w:type="dxa" w:w="50"/>
               <w:right w:type="dxa" w:w="120"/>
             </w:tcMar>
           </w:tcPr>
@@ -5213,9 +5486,9 @@
             </w:tcBorders>
             <w:shd w:fill="DCFCE7" w:val="clear"/>
             <w:tcMar>
-              <w:top w:type="dxa" w:w="60"/>
-              <w:left w:type="dxa" w:w="120"/>
-              <w:bottom w:type="dxa" w:w="60"/>
+              <w:top w:type="dxa" w:w="50"/>
+              <w:left w:type="dxa" w:w="120"/>
+              <w:bottom w:type="dxa" w:w="50"/>
               <w:right w:type="dxa" w:w="120"/>
             </w:tcMar>
           </w:tcPr>
@@ -5233,6 +5506,9 @@
         </w:tc>
       </w:tr>
       <w:tr>
+        <w:trPr>
+          <w:cantSplit/>
+        </w:trPr>
         <w:tc>
           <w:tcPr>
             <w:tcW w:type="dxa" w:w="1100"/>
@@ -5243,9 +5519,9 @@
               <w:right w:val="single" w:color="CCCCCC" w:sz="1"/>
             </w:tcBorders>
             <w:tcMar>
-              <w:top w:type="dxa" w:w="60"/>
-              <w:left w:type="dxa" w:w="120"/>
-              <w:bottom w:type="dxa" w:w="60"/>
+              <w:top w:type="dxa" w:w="50"/>
+              <w:left w:type="dxa" w:w="120"/>
+              <w:bottom w:type="dxa" w:w="50"/>
               <w:right w:type="dxa" w:w="120"/>
             </w:tcMar>
           </w:tcPr>
@@ -5271,9 +5547,9 @@
               <w:right w:val="single" w:color="CCCCCC" w:sz="1"/>
             </w:tcBorders>
             <w:tcMar>
-              <w:top w:type="dxa" w:w="60"/>
-              <w:left w:type="dxa" w:w="120"/>
-              <w:bottom w:type="dxa" w:w="60"/>
+              <w:top w:type="dxa" w:w="50"/>
+              <w:left w:type="dxa" w:w="120"/>
+              <w:bottom w:type="dxa" w:w="50"/>
               <w:right w:type="dxa" w:w="120"/>
             </w:tcMar>
           </w:tcPr>
@@ -5300,9 +5576,9 @@
             </w:tcBorders>
             <w:shd w:fill="DCFCE7" w:val="clear"/>
             <w:tcMar>
-              <w:top w:type="dxa" w:w="60"/>
-              <w:left w:type="dxa" w:w="120"/>
-              <w:bottom w:type="dxa" w:w="60"/>
+              <w:top w:type="dxa" w:w="50"/>
+              <w:left w:type="dxa" w:w="120"/>
+              <w:bottom w:type="dxa" w:w="50"/>
               <w:right w:type="dxa" w:w="120"/>
             </w:tcMar>
           </w:tcPr>
@@ -5320,6 +5596,9 @@
         </w:tc>
       </w:tr>
       <w:tr>
+        <w:trPr>
+          <w:cantSplit/>
+        </w:trPr>
         <w:tc>
           <w:tcPr>
             <w:tcW w:type="dxa" w:w="1100"/>
@@ -5331,9 +5610,9 @@
             </w:tcBorders>
             <w:shd w:fill="F3EFFC" w:val="clear"/>
             <w:tcMar>
-              <w:top w:type="dxa" w:w="60"/>
-              <w:left w:type="dxa" w:w="120"/>
-              <w:bottom w:type="dxa" w:w="60"/>
+              <w:top w:type="dxa" w:w="50"/>
+              <w:left w:type="dxa" w:w="120"/>
+              <w:bottom w:type="dxa" w:w="50"/>
               <w:right w:type="dxa" w:w="120"/>
             </w:tcMar>
           </w:tcPr>
@@ -5360,9 +5639,9 @@
             </w:tcBorders>
             <w:shd w:fill="F3EFFC" w:val="clear"/>
             <w:tcMar>
-              <w:top w:type="dxa" w:w="60"/>
-              <w:left w:type="dxa" w:w="120"/>
-              <w:bottom w:type="dxa" w:w="60"/>
+              <w:top w:type="dxa" w:w="50"/>
+              <w:left w:type="dxa" w:w="120"/>
+              <w:bottom w:type="dxa" w:w="50"/>
               <w:right w:type="dxa" w:w="120"/>
             </w:tcMar>
           </w:tcPr>
@@ -5389,9 +5668,9 @@
             </w:tcBorders>
             <w:shd w:fill="DCFCE7" w:val="clear"/>
             <w:tcMar>
-              <w:top w:type="dxa" w:w="60"/>
-              <w:left w:type="dxa" w:w="120"/>
-              <w:bottom w:type="dxa" w:w="60"/>
+              <w:top w:type="dxa" w:w="50"/>
+              <w:left w:type="dxa" w:w="120"/>
+              <w:bottom w:type="dxa" w:w="50"/>
               <w:right w:type="dxa" w:w="120"/>
             </w:tcMar>
           </w:tcPr>
@@ -5409,6 +5688,9 @@
         </w:tc>
       </w:tr>
       <w:tr>
+        <w:trPr>
+          <w:cantSplit/>
+        </w:trPr>
         <w:tc>
           <w:tcPr>
             <w:tcW w:type="dxa" w:w="1100"/>
@@ -5419,9 +5701,9 @@
               <w:right w:val="single" w:color="CCCCCC" w:sz="1"/>
             </w:tcBorders>
             <w:tcMar>
-              <w:top w:type="dxa" w:w="60"/>
-              <w:left w:type="dxa" w:w="120"/>
-              <w:bottom w:type="dxa" w:w="60"/>
+              <w:top w:type="dxa" w:w="50"/>
+              <w:left w:type="dxa" w:w="120"/>
+              <w:bottom w:type="dxa" w:w="50"/>
               <w:right w:type="dxa" w:w="120"/>
             </w:tcMar>
           </w:tcPr>
@@ -5447,9 +5729,9 @@
               <w:right w:val="single" w:color="CCCCCC" w:sz="1"/>
             </w:tcBorders>
             <w:tcMar>
-              <w:top w:type="dxa" w:w="60"/>
-              <w:left w:type="dxa" w:w="120"/>
-              <w:bottom w:type="dxa" w:w="60"/>
+              <w:top w:type="dxa" w:w="50"/>
+              <w:left w:type="dxa" w:w="120"/>
+              <w:bottom w:type="dxa" w:w="50"/>
               <w:right w:type="dxa" w:w="120"/>
             </w:tcMar>
           </w:tcPr>
@@ -5476,9 +5758,9 @@
             </w:tcBorders>
             <w:shd w:fill="DCFCE7" w:val="clear"/>
             <w:tcMar>
-              <w:top w:type="dxa" w:w="60"/>
-              <w:left w:type="dxa" w:w="120"/>
-              <w:bottom w:type="dxa" w:w="60"/>
+              <w:top w:type="dxa" w:w="50"/>
+              <w:left w:type="dxa" w:w="120"/>
+              <w:bottom w:type="dxa" w:w="50"/>
               <w:right w:type="dxa" w:w="120"/>
             </w:tcMar>
           </w:tcPr>
@@ -5496,6 +5778,9 @@
         </w:tc>
       </w:tr>
       <w:tr>
+        <w:trPr>
+          <w:cantSplit/>
+        </w:trPr>
         <w:tc>
           <w:tcPr>
             <w:tcW w:type="dxa" w:w="1100"/>
@@ -5507,9 +5792,9 @@
             </w:tcBorders>
             <w:shd w:fill="F3EFFC" w:val="clear"/>
             <w:tcMar>
-              <w:top w:type="dxa" w:w="60"/>
-              <w:left w:type="dxa" w:w="120"/>
-              <w:bottom w:type="dxa" w:w="60"/>
+              <w:top w:type="dxa" w:w="50"/>
+              <w:left w:type="dxa" w:w="120"/>
+              <w:bottom w:type="dxa" w:w="50"/>
               <w:right w:type="dxa" w:w="120"/>
             </w:tcMar>
           </w:tcPr>
@@ -5536,9 +5821,9 @@
             </w:tcBorders>
             <w:shd w:fill="F3EFFC" w:val="clear"/>
             <w:tcMar>
-              <w:top w:type="dxa" w:w="60"/>
-              <w:left w:type="dxa" w:w="120"/>
-              <w:bottom w:type="dxa" w:w="60"/>
+              <w:top w:type="dxa" w:w="50"/>
+              <w:left w:type="dxa" w:w="120"/>
+              <w:bottom w:type="dxa" w:w="50"/>
               <w:right w:type="dxa" w:w="120"/>
             </w:tcMar>
           </w:tcPr>
@@ -5565,9 +5850,9 @@
             </w:tcBorders>
             <w:shd w:fill="DCFCE7" w:val="clear"/>
             <w:tcMar>
-              <w:top w:type="dxa" w:w="60"/>
-              <w:left w:type="dxa" w:w="120"/>
-              <w:bottom w:type="dxa" w:w="60"/>
+              <w:top w:type="dxa" w:w="50"/>
+              <w:left w:type="dxa" w:w="120"/>
+              <w:bottom w:type="dxa" w:w="50"/>
               <w:right w:type="dxa" w:w="120"/>
             </w:tcMar>
           </w:tcPr>
@@ -5612,6 +5897,9 @@
         <w:gridCol w:w="1700"/>
       </w:tblGrid>
       <w:tr>
+        <w:trPr>
+          <w:tblHeader/>
+        </w:trPr>
         <w:tc>
           <w:tcPr>
             <w:tcW w:type="dxa" w:w="3826"/>
@@ -5623,9 +5911,9 @@
             </w:tcBorders>
             <w:shd w:fill="7C3AED" w:val="clear"/>
             <w:tcMar>
-              <w:top w:type="dxa" w:w="80"/>
-              <w:left w:type="dxa" w:w="120"/>
-              <w:bottom w:type="dxa" w:w="80"/>
+              <w:top w:type="dxa" w:w="70"/>
+              <w:left w:type="dxa" w:w="120"/>
+              <w:bottom w:type="dxa" w:w="70"/>
               <w:right w:type="dxa" w:w="120"/>
             </w:tcMar>
           </w:tcPr>
@@ -5635,6 +5923,8 @@
                 <w:b/>
                 <w:bCs/>
                 <w:color w:val="FFFFFF"/>
+                <w:sz w:val="20"/>
+                <w:szCs w:val="20"/>
               </w:rPr>
               <w:t xml:space="preserve">Jenis Testing</w:t>
             </w:r>
@@ -5651,9 +5941,9 @@
             </w:tcBorders>
             <w:shd w:fill="7C3AED" w:val="clear"/>
             <w:tcMar>
-              <w:top w:type="dxa" w:w="80"/>
-              <w:left w:type="dxa" w:w="120"/>
-              <w:bottom w:type="dxa" w:w="80"/>
+              <w:top w:type="dxa" w:w="70"/>
+              <w:left w:type="dxa" w:w="120"/>
+              <w:bottom w:type="dxa" w:w="70"/>
               <w:right w:type="dxa" w:w="120"/>
             </w:tcMar>
           </w:tcPr>
@@ -5663,6 +5953,8 @@
                 <w:b/>
                 <w:bCs/>
                 <w:color w:val="FFFFFF"/>
+                <w:sz w:val="20"/>
+                <w:szCs w:val="20"/>
               </w:rPr>
               <w:t xml:space="preserve">Jumlah</w:t>
             </w:r>
@@ -5679,9 +5971,9 @@
             </w:tcBorders>
             <w:shd w:fill="7C3AED" w:val="clear"/>
             <w:tcMar>
-              <w:top w:type="dxa" w:w="80"/>
-              <w:left w:type="dxa" w:w="120"/>
-              <w:bottom w:type="dxa" w:w="80"/>
+              <w:top w:type="dxa" w:w="70"/>
+              <w:left w:type="dxa" w:w="120"/>
+              <w:bottom w:type="dxa" w:w="70"/>
               <w:right w:type="dxa" w:w="120"/>
             </w:tcMar>
           </w:tcPr>
@@ -5691,6 +5983,8 @@
                 <w:b/>
                 <w:bCs/>
                 <w:color w:val="FFFFFF"/>
+                <w:sz w:val="20"/>
+                <w:szCs w:val="20"/>
               </w:rPr>
               <w:t xml:space="preserve">Lolos</w:t>
             </w:r>
@@ -5707,9 +6001,9 @@
             </w:tcBorders>
             <w:shd w:fill="7C3AED" w:val="clear"/>
             <w:tcMar>
-              <w:top w:type="dxa" w:w="80"/>
-              <w:left w:type="dxa" w:w="120"/>
-              <w:bottom w:type="dxa" w:w="80"/>
+              <w:top w:type="dxa" w:w="70"/>
+              <w:left w:type="dxa" w:w="120"/>
+              <w:bottom w:type="dxa" w:w="70"/>
               <w:right w:type="dxa" w:w="120"/>
             </w:tcMar>
           </w:tcPr>
@@ -5719,6 +6013,8 @@
                 <w:b/>
                 <w:bCs/>
                 <w:color w:val="FFFFFF"/>
+                <w:sz w:val="20"/>
+                <w:szCs w:val="20"/>
               </w:rPr>
               <w:t xml:space="preserve">Gagal</w:t>
             </w:r>
@@ -5726,6 +6022,9 @@
         </w:tc>
       </w:tr>
       <w:tr>
+        <w:trPr>
+          <w:cantSplit/>
+        </w:trPr>
         <w:tc>
           <w:tcPr>
             <w:tcW w:type="dxa" w:w="3826"/>
@@ -5736,9 +6035,9 @@
               <w:right w:val="single" w:color="CCCCCC" w:sz="1"/>
             </w:tcBorders>
             <w:tcMar>
-              <w:top w:type="dxa" w:w="60"/>
-              <w:left w:type="dxa" w:w="120"/>
-              <w:bottom w:type="dxa" w:w="60"/>
+              <w:top w:type="dxa" w:w="50"/>
+              <w:left w:type="dxa" w:w="120"/>
+              <w:bottom w:type="dxa" w:w="50"/>
               <w:right w:type="dxa" w:w="120"/>
             </w:tcMar>
           </w:tcPr>
@@ -5764,9 +6063,9 @@
               <w:right w:val="single" w:color="CCCCCC" w:sz="1"/>
             </w:tcBorders>
             <w:tcMar>
-              <w:top w:type="dxa" w:w="60"/>
-              <w:left w:type="dxa" w:w="120"/>
-              <w:bottom w:type="dxa" w:w="60"/>
+              <w:top w:type="dxa" w:w="50"/>
+              <w:left w:type="dxa" w:w="120"/>
+              <w:bottom w:type="dxa" w:w="50"/>
               <w:right w:type="dxa" w:w="120"/>
             </w:tcMar>
           </w:tcPr>
@@ -5792,9 +6091,9 @@
               <w:right w:val="single" w:color="CCCCCC" w:sz="1"/>
             </w:tcBorders>
             <w:tcMar>
-              <w:top w:type="dxa" w:w="60"/>
-              <w:left w:type="dxa" w:w="120"/>
-              <w:bottom w:type="dxa" w:w="60"/>
+              <w:top w:type="dxa" w:w="50"/>
+              <w:left w:type="dxa" w:w="120"/>
+              <w:bottom w:type="dxa" w:w="50"/>
               <w:right w:type="dxa" w:w="120"/>
             </w:tcMar>
           </w:tcPr>
@@ -5820,9 +6119,9 @@
               <w:right w:val="single" w:color="CCCCCC" w:sz="1"/>
             </w:tcBorders>
             <w:tcMar>
-              <w:top w:type="dxa" w:w="60"/>
-              <w:left w:type="dxa" w:w="120"/>
-              <w:bottom w:type="dxa" w:w="60"/>
+              <w:top w:type="dxa" w:w="50"/>
+              <w:left w:type="dxa" w:w="120"/>
+              <w:bottom w:type="dxa" w:w="50"/>
               <w:right w:type="dxa" w:w="120"/>
             </w:tcMar>
           </w:tcPr>
@@ -5840,6 +6139,9 @@
         </w:tc>
       </w:tr>
       <w:tr>
+        <w:trPr>
+          <w:cantSplit/>
+        </w:trPr>
         <w:tc>
           <w:tcPr>
             <w:tcW w:type="dxa" w:w="3826"/>
@@ -5851,9 +6153,9 @@
             </w:tcBorders>
             <w:shd w:fill="F3EFFC" w:val="clear"/>
             <w:tcMar>
-              <w:top w:type="dxa" w:w="60"/>
-              <w:left w:type="dxa" w:w="120"/>
-              <w:bottom w:type="dxa" w:w="60"/>
+              <w:top w:type="dxa" w:w="50"/>
+              <w:left w:type="dxa" w:w="120"/>
+              <w:bottom w:type="dxa" w:w="50"/>
               <w:right w:type="dxa" w:w="120"/>
             </w:tcMar>
           </w:tcPr>
@@ -5880,9 +6182,9 @@
             </w:tcBorders>
             <w:shd w:fill="F3EFFC" w:val="clear"/>
             <w:tcMar>
-              <w:top w:type="dxa" w:w="60"/>
-              <w:left w:type="dxa" w:w="120"/>
-              <w:bottom w:type="dxa" w:w="60"/>
+              <w:top w:type="dxa" w:w="50"/>
+              <w:left w:type="dxa" w:w="120"/>
+              <w:bottom w:type="dxa" w:w="50"/>
               <w:right w:type="dxa" w:w="120"/>
             </w:tcMar>
           </w:tcPr>
@@ -5909,9 +6211,9 @@
             </w:tcBorders>
             <w:shd w:fill="F3EFFC" w:val="clear"/>
             <w:tcMar>
-              <w:top w:type="dxa" w:w="60"/>
-              <w:left w:type="dxa" w:w="120"/>
-              <w:bottom w:type="dxa" w:w="60"/>
+              <w:top w:type="dxa" w:w="50"/>
+              <w:left w:type="dxa" w:w="120"/>
+              <w:bottom w:type="dxa" w:w="50"/>
               <w:right w:type="dxa" w:w="120"/>
             </w:tcMar>
           </w:tcPr>
@@ -5938,9 +6240,9 @@
             </w:tcBorders>
             <w:shd w:fill="F3EFFC" w:val="clear"/>
             <w:tcMar>
-              <w:top w:type="dxa" w:w="60"/>
-              <w:left w:type="dxa" w:w="120"/>
-              <w:bottom w:type="dxa" w:w="60"/>
+              <w:top w:type="dxa" w:w="50"/>
+              <w:left w:type="dxa" w:w="120"/>
+              <w:bottom w:type="dxa" w:w="50"/>
               <w:right w:type="dxa" w:w="120"/>
             </w:tcMar>
           </w:tcPr>
@@ -5958,6 +6260,9 @@
         </w:tc>
       </w:tr>
       <w:tr>
+        <w:trPr>
+          <w:cantSplit/>
+        </w:trPr>
         <w:tc>
           <w:tcPr>
             <w:tcW w:type="dxa" w:w="3826"/>
@@ -5968,9 +6273,9 @@
               <w:right w:val="single" w:color="CCCCCC" w:sz="1"/>
             </w:tcBorders>
             <w:tcMar>
-              <w:top w:type="dxa" w:w="60"/>
-              <w:left w:type="dxa" w:w="120"/>
-              <w:bottom w:type="dxa" w:w="60"/>
+              <w:top w:type="dxa" w:w="50"/>
+              <w:left w:type="dxa" w:w="120"/>
+              <w:bottom w:type="dxa" w:w="50"/>
               <w:right w:type="dxa" w:w="120"/>
             </w:tcMar>
           </w:tcPr>
@@ -5996,9 +6301,9 @@
               <w:right w:val="single" w:color="CCCCCC" w:sz="1"/>
             </w:tcBorders>
             <w:tcMar>
-              <w:top w:type="dxa" w:w="60"/>
-              <w:left w:type="dxa" w:w="120"/>
-              <w:bottom w:type="dxa" w:w="60"/>
+              <w:top w:type="dxa" w:w="50"/>
+              <w:left w:type="dxa" w:w="120"/>
+              <w:bottom w:type="dxa" w:w="50"/>
               <w:right w:type="dxa" w:w="120"/>
             </w:tcMar>
           </w:tcPr>
@@ -6024,9 +6329,9 @@
               <w:right w:val="single" w:color="CCCCCC" w:sz="1"/>
             </w:tcBorders>
             <w:tcMar>
-              <w:top w:type="dxa" w:w="60"/>
-              <w:left w:type="dxa" w:w="120"/>
-              <w:bottom w:type="dxa" w:w="60"/>
+              <w:top w:type="dxa" w:w="50"/>
+              <w:left w:type="dxa" w:w="120"/>
+              <w:bottom w:type="dxa" w:w="50"/>
               <w:right w:type="dxa" w:w="120"/>
             </w:tcMar>
           </w:tcPr>
@@ -6052,9 +6357,9 @@
               <w:right w:val="single" w:color="CCCCCC" w:sz="1"/>
             </w:tcBorders>
             <w:tcMar>
-              <w:top w:type="dxa" w:w="60"/>
-              <w:left w:type="dxa" w:w="120"/>
-              <w:bottom w:type="dxa" w:w="60"/>
+              <w:top w:type="dxa" w:w="50"/>
+              <w:left w:type="dxa" w:w="120"/>
+              <w:bottom w:type="dxa" w:w="50"/>
               <w:right w:type="dxa" w:w="120"/>
             </w:tcMar>
           </w:tcPr>
@@ -6075,9 +6380,19 @@
     <w:p>
       <w:pPr>
         <w:pStyle w:val="Heading1"/>
+        <w:pageBreakBefore/>
       </w:pPr>
       <w:r>
-        <w:t xml:space="preserve">5. Bug yang Ditemukan Selama Pengembangan dan Perbaikannya</w:t>
+        <w:t xml:space="preserve">5. Bug yang Ditemukan dan Perbaikannya</w:t>
+      </w:r>
+    </w:p>
+    <w:p>
+      <w:pPr>
+        <w:spacing w:after="120"/>
+        <w:jc w:val="both"/>
+      </w:pPr>
+      <w:r>
+        <w:t xml:space="preserve">Selama pengembangan ditemukan beberapa bug. Semuanya telah diperbaiki dan dibuktikan lewat test yang tetap lolos setelah perbaikan.</w:t>
       </w:r>
     </w:p>
     <w:tbl>
@@ -6098,6 +6413,9 @@
         <w:gridCol w:w="3013"/>
       </w:tblGrid>
       <w:tr>
+        <w:trPr>
+          <w:tblHeader/>
+        </w:trPr>
         <w:tc>
           <w:tcPr>
             <w:tcW w:type="dxa" w:w="3000"/>
@@ -6109,9 +6427,9 @@
             </w:tcBorders>
             <w:shd w:fill="7C3AED" w:val="clear"/>
             <w:tcMar>
-              <w:top w:type="dxa" w:w="80"/>
-              <w:left w:type="dxa" w:w="120"/>
-              <w:bottom w:type="dxa" w:w="80"/>
+              <w:top w:type="dxa" w:w="70"/>
+              <w:left w:type="dxa" w:w="120"/>
+              <w:bottom w:type="dxa" w:w="70"/>
               <w:right w:type="dxa" w:w="120"/>
             </w:tcMar>
           </w:tcPr>
@@ -6121,6 +6439,8 @@
                 <w:b/>
                 <w:bCs/>
                 <w:color w:val="FFFFFF"/>
+                <w:sz w:val="20"/>
+                <w:szCs w:val="20"/>
               </w:rPr>
               <w:t xml:space="preserve">Bug</w:t>
             </w:r>
@@ -6137,9 +6457,9 @@
             </w:tcBorders>
             <w:shd w:fill="7C3AED" w:val="clear"/>
             <w:tcMar>
-              <w:top w:type="dxa" w:w="80"/>
-              <w:left w:type="dxa" w:w="120"/>
-              <w:bottom w:type="dxa" w:w="80"/>
+              <w:top w:type="dxa" w:w="70"/>
+              <w:left w:type="dxa" w:w="120"/>
+              <w:bottom w:type="dxa" w:w="70"/>
               <w:right w:type="dxa" w:w="120"/>
             </w:tcMar>
           </w:tcPr>
@@ -6149,6 +6469,8 @@
                 <w:b/>
                 <w:bCs/>
                 <w:color w:val="FFFFFF"/>
+                <w:sz w:val="20"/>
+                <w:szCs w:val="20"/>
               </w:rPr>
               <w:t xml:space="preserve">Penyebab</w:t>
             </w:r>
@@ -6165,9 +6487,9 @@
             </w:tcBorders>
             <w:shd w:fill="7C3AED" w:val="clear"/>
             <w:tcMar>
-              <w:top w:type="dxa" w:w="80"/>
-              <w:left w:type="dxa" w:w="120"/>
-              <w:bottom w:type="dxa" w:w="80"/>
+              <w:top w:type="dxa" w:w="70"/>
+              <w:left w:type="dxa" w:w="120"/>
+              <w:bottom w:type="dxa" w:w="70"/>
               <w:right w:type="dxa" w:w="120"/>
             </w:tcMar>
           </w:tcPr>
@@ -6177,6 +6499,8 @@
                 <w:b/>
                 <w:bCs/>
                 <w:color w:val="FFFFFF"/>
+                <w:sz w:val="20"/>
+                <w:szCs w:val="20"/>
               </w:rPr>
               <w:t xml:space="preserve">Perbaikan</w:t>
             </w:r>
@@ -6184,6 +6508,9 @@
         </w:tc>
       </w:tr>
       <w:tr>
+        <w:trPr>
+          <w:cantSplit/>
+        </w:trPr>
         <w:tc>
           <w:tcPr>
             <w:tcW w:type="dxa" w:w="3000"/>
@@ -6194,21 +6521,21 @@
               <w:right w:val="single" w:color="CCCCCC" w:sz="1"/>
             </w:tcBorders>
             <w:tcMar>
-              <w:top w:type="dxa" w:w="60"/>
-              <w:left w:type="dxa" w:w="120"/>
-              <w:bottom w:type="dxa" w:w="60"/>
-              <w:right w:type="dxa" w:w="120"/>
-            </w:tcMar>
-          </w:tcPr>
-          <w:p>
-            <w:r>
-              <w:rPr>
-                <w:b w:val="false"/>
-                <w:bCs w:val="false"/>
-                <w:sz w:val="20"/>
-                <w:szCs w:val="20"/>
-              </w:rPr>
-              <w:t xml:space="preserve">Pesan error validasi server tidak pernah muncul saat input tidak valid</w:t>
+              <w:top w:type="dxa" w:w="50"/>
+              <w:left w:type="dxa" w:w="120"/>
+              <w:bottom w:type="dxa" w:w="50"/>
+              <w:right w:type="dxa" w:w="120"/>
+            </w:tcMar>
+          </w:tcPr>
+          <w:p>
+            <w:r>
+              <w:rPr>
+                <w:b w:val="false"/>
+                <w:bCs w:val="false"/>
+                <w:sz w:val="18"/>
+                <w:szCs w:val="18"/>
+              </w:rPr>
+              <w:t xml:space="preserve">Pesan error validasi tidak pernah muncul saat input tidak valid</w:t>
             </w:r>
           </w:p>
         </w:tc>
@@ -6222,19 +6549,19 @@
               <w:right w:val="single" w:color="CCCCCC" w:sz="1"/>
             </w:tcBorders>
             <w:tcMar>
-              <w:top w:type="dxa" w:w="60"/>
-              <w:left w:type="dxa" w:w="120"/>
-              <w:bottom w:type="dxa" w:w="60"/>
-              <w:right w:type="dxa" w:w="120"/>
-            </w:tcMar>
-          </w:tcPr>
-          <w:p>
-            <w:r>
-              <w:rPr>
-                <w:b w:val="false"/>
-                <w:bCs w:val="false"/>
-                <w:sz w:val="20"/>
-                <w:szCs w:val="20"/>
+              <w:top w:type="dxa" w:w="50"/>
+              <w:left w:type="dxa" w:w="120"/>
+              <w:bottom w:type="dxa" w:w="50"/>
+              <w:right w:type="dxa" w:w="120"/>
+            </w:tcMar>
+          </w:tcPr>
+          <w:p>
+            <w:r>
+              <w:rPr>
+                <w:b w:val="false"/>
+                <w:bCs w:val="false"/>
+                <w:sz w:val="18"/>
+                <w:szCs w:val="18"/>
               </w:rPr>
               <w:t xml:space="preserve">Atribut HTML "required/min" memblokir submit di browser sebelum request sampai ke server</w:t>
             </w:r>
@@ -6250,19 +6577,19 @@
               <w:right w:val="single" w:color="CCCCCC" w:sz="1"/>
             </w:tcBorders>
             <w:tcMar>
-              <w:top w:type="dxa" w:w="60"/>
-              <w:left w:type="dxa" w:w="120"/>
-              <w:bottom w:type="dxa" w:w="60"/>
-              <w:right w:type="dxa" w:w="120"/>
-            </w:tcMar>
-          </w:tcPr>
-          <w:p>
-            <w:r>
-              <w:rPr>
-                <w:b w:val="false"/>
-                <w:bCs w:val="false"/>
-                <w:sz w:val="20"/>
-                <w:szCs w:val="20"/>
+              <w:top w:type="dxa" w:w="50"/>
+              <w:left w:type="dxa" w:w="120"/>
+              <w:bottom w:type="dxa" w:w="50"/>
+              <w:right w:type="dxa" w:w="120"/>
+            </w:tcMar>
+          </w:tcPr>
+          <w:p>
+            <w:r>
+              <w:rPr>
+                <w:b w:val="false"/>
+                <w:bCs w:val="false"/>
+                <w:sz w:val="18"/>
+                <w:szCs w:val="18"/>
               </w:rPr>
               <w:t xml:space="preserve">Validasi HTML native dilepas; validasi terpusat di server (tercakup unit test)</w:t>
             </w:r>
@@ -6270,6 +6597,9 @@
         </w:tc>
       </w:tr>
       <w:tr>
+        <w:trPr>
+          <w:cantSplit/>
+        </w:trPr>
         <w:tc>
           <w:tcPr>
             <w:tcW w:type="dxa" w:w="3000"/>
@@ -6281,19 +6611,19 @@
             </w:tcBorders>
             <w:shd w:fill="F3EFFC" w:val="clear"/>
             <w:tcMar>
-              <w:top w:type="dxa" w:w="60"/>
-              <w:left w:type="dxa" w:w="120"/>
-              <w:bottom w:type="dxa" w:w="60"/>
-              <w:right w:type="dxa" w:w="120"/>
-            </w:tcMar>
-          </w:tcPr>
-          <w:p>
-            <w:r>
-              <w:rPr>
-                <w:b w:val="false"/>
-                <w:bCs w:val="false"/>
-                <w:sz w:val="20"/>
-                <w:szCs w:val="20"/>
+              <w:top w:type="dxa" w:w="50"/>
+              <w:left w:type="dxa" w:w="120"/>
+              <w:bottom w:type="dxa" w:w="50"/>
+              <w:right w:type="dxa" w:w="120"/>
+            </w:tcMar>
+          </w:tcPr>
+          <w:p>
+            <w:r>
+              <w:rPr>
+                <w:b w:val="false"/>
+                <w:bCs w:val="false"/>
+                <w:sz w:val="18"/>
+                <w:szCs w:val="18"/>
               </w:rPr>
               <w:t xml:space="preserve">System test menghapus data asli pengguna</w:t>
             </w:r>
@@ -6310,19 +6640,19 @@
             </w:tcBorders>
             <w:shd w:fill="F3EFFC" w:val="clear"/>
             <w:tcMar>
-              <w:top w:type="dxa" w:w="60"/>
-              <w:left w:type="dxa" w:w="120"/>
-              <w:bottom w:type="dxa" w:w="60"/>
-              <w:right w:type="dxa" w:w="120"/>
-            </w:tcMar>
-          </w:tcPr>
-          <w:p>
-            <w:r>
-              <w:rPr>
-                <w:b w:val="false"/>
-                <w:bCs w:val="false"/>
-                <w:sz w:val="20"/>
-                <w:szCs w:val="20"/>
+              <w:top w:type="dxa" w:w="50"/>
+              <w:left w:type="dxa" w:w="120"/>
+              <w:bottom w:type="dxa" w:w="50"/>
+              <w:right w:type="dxa" w:w="120"/>
+            </w:tcMar>
+          </w:tcPr>
+          <w:p>
+            <w:r>
+              <w:rPr>
+                <w:b w:val="false"/>
+                <w:bCs w:val="false"/>
+                <w:sz w:val="18"/>
+                <w:szCs w:val="18"/>
               </w:rPr>
               <w:t xml:space="preserve">Test menulis ke file data yang sama dengan aplikasi</w:t>
             </w:r>
@@ -6339,19 +6669,19 @@
             </w:tcBorders>
             <w:shd w:fill="F3EFFC" w:val="clear"/>
             <w:tcMar>
-              <w:top w:type="dxa" w:w="60"/>
-              <w:left w:type="dxa" w:w="120"/>
-              <w:bottom w:type="dxa" w:w="60"/>
-              <w:right w:type="dxa" w:w="120"/>
-            </w:tcMar>
-          </w:tcPr>
-          <w:p>
-            <w:r>
-              <w:rPr>
-                <w:b w:val="false"/>
-                <w:bCs w:val="false"/>
-                <w:sz w:val="20"/>
-                <w:szCs w:val="20"/>
+              <w:top w:type="dxa" w:w="50"/>
+              <w:left w:type="dxa" w:w="120"/>
+              <w:bottom w:type="dxa" w:w="50"/>
+              <w:right w:type="dxa" w:w="120"/>
+            </w:tcMar>
+          </w:tcPr>
+          <w:p>
+            <w:r>
+              <w:rPr>
+                <w:b w:val="false"/>
+                <w:bCs w:val="false"/>
+                <w:sz w:val="18"/>
+                <w:szCs w:val="18"/>
               </w:rPr>
               <w:t xml:space="preserve">File data test dipisah lewat environment variable (DATA_FILE, INCOME_FILE, SETTINGS_FILE)</w:t>
             </w:r>
@@ -6359,6 +6689,9 @@
         </w:tc>
       </w:tr>
       <w:tr>
+        <w:trPr>
+          <w:cantSplit/>
+        </w:trPr>
         <w:tc>
           <w:tcPr>
             <w:tcW w:type="dxa" w:w="3000"/>
@@ -6369,19 +6702,19 @@
               <w:right w:val="single" w:color="CCCCCC" w:sz="1"/>
             </w:tcBorders>
             <w:tcMar>
-              <w:top w:type="dxa" w:w="60"/>
-              <w:left w:type="dxa" w:w="120"/>
-              <w:bottom w:type="dxa" w:w="60"/>
-              <w:right w:type="dxa" w:w="120"/>
-            </w:tcMar>
-          </w:tcPr>
-          <w:p>
-            <w:r>
-              <w:rPr>
-                <w:b w:val="false"/>
-                <w:bCs w:val="false"/>
-                <w:sz w:val="20"/>
-                <w:szCs w:val="20"/>
+              <w:top w:type="dxa" w:w="50"/>
+              <w:left w:type="dxa" w:w="120"/>
+              <w:bottom w:type="dxa" w:w="50"/>
+              <w:right w:type="dxa" w:w="120"/>
+            </w:tcMar>
+          </w:tcPr>
+          <w:p>
+            <w:r>
+              <w:rPr>
+                <w:b w:val="false"/>
+                <w:bCs w:val="false"/>
+                <w:sz w:val="18"/>
+                <w:szCs w:val="18"/>
               </w:rPr>
               <w:t xml:space="preserve">Tombol "Simpan" budget menutupi kolom input</w:t>
             </w:r>
@@ -6397,19 +6730,19 @@
               <w:right w:val="single" w:color="CCCCCC" w:sz="1"/>
             </w:tcBorders>
             <w:tcMar>
-              <w:top w:type="dxa" w:w="60"/>
-              <w:left w:type="dxa" w:w="120"/>
-              <w:bottom w:type="dxa" w:w="60"/>
-              <w:right w:type="dxa" w:w="120"/>
-            </w:tcMar>
-          </w:tcPr>
-          <w:p>
-            <w:r>
-              <w:rPr>
-                <w:b w:val="false"/>
-                <w:bCs w:val="false"/>
-                <w:sz w:val="20"/>
-                <w:szCs w:val="20"/>
+              <w:top w:type="dxa" w:w="50"/>
+              <w:left w:type="dxa" w:w="120"/>
+              <w:bottom w:type="dxa" w:w="50"/>
+              <w:right w:type="dxa" w:w="120"/>
+            </w:tcMar>
+          </w:tcPr>
+          <w:p>
+            <w:r>
+              <w:rPr>
+                <w:b w:val="false"/>
+                <w:bCs w:val="false"/>
+                <w:sz w:val="18"/>
+                <w:szCs w:val="18"/>
               </w:rPr>
               <w:t xml:space="preserve">Aturan CSS width:100% pada .btn-funky mengalahkan .btn-small karena urutan deklarasi</w:t>
             </w:r>
@@ -6425,19 +6758,19 @@
               <w:right w:val="single" w:color="CCCCCC" w:sz="1"/>
             </w:tcBorders>
             <w:tcMar>
-              <w:top w:type="dxa" w:w="60"/>
-              <w:left w:type="dxa" w:w="120"/>
-              <w:bottom w:type="dxa" w:w="60"/>
-              <w:right w:type="dxa" w:w="120"/>
-            </w:tcMar>
-          </w:tcPr>
-          <w:p>
-            <w:r>
-              <w:rPr>
-                <w:b w:val="false"/>
-                <w:bCs w:val="false"/>
-                <w:sz w:val="20"/>
-                <w:szCs w:val="20"/>
+              <w:top w:type="dxa" w:w="50"/>
+              <w:left w:type="dxa" w:w="120"/>
+              <w:bottom w:type="dxa" w:w="50"/>
+              <w:right w:type="dxa" w:w="120"/>
+            </w:tcMar>
+          </w:tcPr>
+          <w:p>
+            <w:r>
+              <w:rPr>
+                <w:b w:val="false"/>
+                <w:bCs w:val="false"/>
+                <w:sz w:val="18"/>
+                <w:szCs w:val="18"/>
               </w:rPr>
               <w:t xml:space="preserve">Spesifisitas selector dinaikkan menjadi .btn-funky.btn-small</w:t>
             </w:r>
@@ -6445,6 +6778,9 @@
         </w:tc>
       </w:tr>
       <w:tr>
+        <w:trPr>
+          <w:cantSplit/>
+        </w:trPr>
         <w:tc>
           <w:tcPr>
             <w:tcW w:type="dxa" w:w="3000"/>
@@ -6456,19 +6792,19 @@
             </w:tcBorders>
             <w:shd w:fill="F3EFFC" w:val="clear"/>
             <w:tcMar>
-              <w:top w:type="dxa" w:w="60"/>
-              <w:left w:type="dxa" w:w="120"/>
-              <w:bottom w:type="dxa" w:w="60"/>
-              <w:right w:type="dxa" w:w="120"/>
-            </w:tcMar>
-          </w:tcPr>
-          <w:p>
-            <w:r>
-              <w:rPr>
-                <w:b w:val="false"/>
-                <w:bCs w:val="false"/>
-                <w:sz w:val="20"/>
-                <w:szCs w:val="20"/>
+              <w:top w:type="dxa" w:w="50"/>
+              <w:left w:type="dxa" w:w="120"/>
+              <w:bottom w:type="dxa" w:w="50"/>
+              <w:right w:type="dxa" w:w="120"/>
+            </w:tcMar>
+          </w:tcPr>
+          <w:p>
+            <w:r>
+              <w:rPr>
+                <w:b w:val="false"/>
+                <w:bCs w:val="false"/>
+                <w:sz w:val="18"/>
+                <w:szCs w:val="18"/>
               </w:rPr>
               <w:t xml:space="preserve">Build APK gagal: "java.io.IOException: Invalid file path"</w:t>
             </w:r>
@@ -6485,21 +6821,21 @@
             </w:tcBorders>
             <w:shd w:fill="F3EFFC" w:val="clear"/>
             <w:tcMar>
-              <w:top w:type="dxa" w:w="60"/>
-              <w:left w:type="dxa" w:w="120"/>
-              <w:bottom w:type="dxa" w:w="60"/>
-              <w:right w:type="dxa" w:w="120"/>
-            </w:tcMar>
-          </w:tcPr>
-          <w:p>
-            <w:r>
-              <w:rPr>
-                <w:b w:val="false"/>
-                <w:bCs w:val="false"/>
-                <w:sz w:val="20"/>
-                <w:szCs w:val="20"/>
-              </w:rPr>
-              <w:t xml:space="preserve">Backslash pada path Windows di local.properties/gradle.properties hilang saat dibaca (escaping format Java properties)</w:t>
+              <w:top w:type="dxa" w:w="50"/>
+              <w:left w:type="dxa" w:w="120"/>
+              <w:bottom w:type="dxa" w:w="50"/>
+              <w:right w:type="dxa" w:w="120"/>
+            </w:tcMar>
+          </w:tcPr>
+          <w:p>
+            <w:r>
+              <w:rPr>
+                <w:b w:val="false"/>
+                <w:bCs w:val="false"/>
+                <w:sz w:val="18"/>
+                <w:szCs w:val="18"/>
+              </w:rPr>
+              <w:t xml:space="preserve">Backslash pada path Windows di local.properties hilang saat dibaca (aturan escape format Java properties)</w:t>
             </w:r>
           </w:p>
         </w:tc>
@@ -6514,19 +6850,19 @@
             </w:tcBorders>
             <w:shd w:fill="F3EFFC" w:val="clear"/>
             <w:tcMar>
-              <w:top w:type="dxa" w:w="60"/>
-              <w:left w:type="dxa" w:w="120"/>
-              <w:bottom w:type="dxa" w:w="60"/>
-              <w:right w:type="dxa" w:w="120"/>
-            </w:tcMar>
-          </w:tcPr>
-          <w:p>
-            <w:r>
-              <w:rPr>
-                <w:b w:val="false"/>
-                <w:bCs w:val="false"/>
-                <w:sz w:val="20"/>
-                <w:szCs w:val="20"/>
+              <w:top w:type="dxa" w:w="50"/>
+              <w:left w:type="dxa" w:w="120"/>
+              <w:bottom w:type="dxa" w:w="50"/>
+              <w:right w:type="dxa" w:w="120"/>
+            </w:tcMar>
+          </w:tcPr>
+          <w:p>
+            <w:r>
+              <w:rPr>
+                <w:b w:val="false"/>
+                <w:bCs w:val="false"/>
+                <w:sz w:val="18"/>
+                <w:szCs w:val="18"/>
               </w:rPr>
               <w:t xml:space="preserve">Path SDK dan JDK ditulis memakai forward slash (C:/...)</w:t>
             </w:r>
@@ -6619,7 +6955,7 @@
         <w:t xml:space="preserve">Android: </w:t>
       </w:r>
       <w:r>
-        <w:t xml:space="preserve">install file DuitKemanaAja-debug.apk, atau build ulang dengan cd android &amp;&amp; gradlew assembleDebug.</w:t>
+        <w:t xml:space="preserve">install file DuitKemanaAja-debug.apk, atau build ulang: cd android lalu gradlew assembleDebug.</w:t>
       </w:r>
     </w:p>
     <w:p>
@@ -6643,8 +6979,9 @@
       </w:r>
     </w:p>
     <w:sectPr>
+      <w:footerReference w:type="default" r:id="rId7"/>
       <w:pgSz w:w="11906" w:h="16838" w:orient="portrait"/>
-      <w:pgMar w:top="1440" w:right="1440" w:bottom="1440" w:left="1440" w:header="708" w:footer="708" w:gutter="0"/>
+      <w:pgMar w:top="1280" w:right="1440" w:bottom="1280" w:left="1440" w:header="708" w:footer="708" w:gutter="0"/>
       <w:pgNumType/>
       <w:docGrid w:linePitch="360"/>
     </w:sectPr>
@@ -6691,6 +7028,46 @@
     </w:p>
   </w:endnote>
 </w:endnotes>
+</file>
+
+<file path=word/footer1.xml><?xml version="1.0" encoding="utf-8"?>
+<w:ftr xmlns:wpc="http://schemas.microsoft.com/office/word/2010/wordprocessingCanvas" xmlns:mc="http://schemas.openxmlformats.org/markup-compatibility/2006" xmlns:o="urn:schemas-microsoft-com:office:office" xmlns:r="http://schemas.openxmlformats.org/officeDocument/2006/relationships" xmlns:m="http://schemas.openxmlformats.org/officeDocument/2006/math" xmlns:v="urn:schemas-microsoft-com:vml" xmlns:wp14="http://schemas.microsoft.com/office/word/2010/wordprocessingDrawing" xmlns:wp="http://schemas.openxmlformats.org/drawingml/2006/wordprocessingDrawing" xmlns:w10="urn:schemas-microsoft-com:office:word" xmlns:w="http://schemas.openxmlformats.org/wordprocessingml/2006/main" xmlns:w14="http://schemas.microsoft.com/office/word/2010/wordml" xmlns:w15="http://schemas.microsoft.com/office/word/2012/wordml" xmlns:wpg="http://schemas.microsoft.com/office/word/2010/wordprocessingGroup" xmlns:wpi="http://schemas.microsoft.com/office/word/2010/wordprocessingInk" xmlns:wne="http://schemas.microsoft.com/office/word/2006/wordml" xmlns:wps="http://schemas.microsoft.com/office/word/2010/wordprocessingShape">
+  <w:p>
+    <w:pPr>
+      <w:tabs>
+        <w:tab w:val="right" w:pos="9026"/>
+      </w:tabs>
+    </w:pPr>
+    <w:r>
+      <w:rPr>
+        <w:color w:val="888888"/>
+        <w:sz w:val="16"/>
+        <w:szCs w:val="16"/>
+      </w:rPr>
+      <w:t xml:space="preserve">Laporan Tugas Proyek — Duit Kemana Aja?</w:t>
+    </w:r>
+    <w:r>
+      <w:rPr>
+        <w:color w:val="888888"/>
+        <w:sz w:val="16"/>
+        <w:szCs w:val="16"/>
+      </w:rPr>
+      <w:t xml:space="preserve">	</w:t>
+    </w:r>
+    <w:r>
+      <w:rPr>
+        <w:color w:val="888888"/>
+        <w:sz w:val="16"/>
+        <w:szCs w:val="16"/>
+      </w:rPr>
+      <w:t xml:space="preserve">Halaman </w:t>
+      <w:fldChar w:fldCharType="begin"/>
+      <w:instrText xml:space="preserve">PAGE</w:instrText>
+      <w:fldChar w:fldCharType="separate"/>
+      <w:fldChar w:fldCharType="end"/>
+    </w:r>
+  </w:p>
+</w:ftr>
 </file>
 
 <file path=word/footnotes.xml><?xml version="1.0" encoding="utf-8"?>

--- a/laporan/Laporan-ExpenseTracker.docx
+++ b/laporan/Laporan-ExpenseTracker.docx
@@ -6975,7 +6975,7 @@
         <w:t xml:space="preserve">Source code: </w:t>
       </w:r>
       <w:r>
-        <w:t xml:space="preserve">GitHub repository (tautan disertakan saat pengumpulan).</w:t>
+        <w:t xml:space="preserve">https://github.com/HoneyBadger86/expense-tracker</w:t>
       </w:r>
     </w:p>
     <w:sectPr>

--- a/laporan/Laporan-ExpenseTracker.docx
+++ b/laporan/Laporan-ExpenseTracker.docx
@@ -4,64 +4,20 @@
   <w:body>
     <w:p>
       <w:pPr>
-        <w:spacing w:before="2200"/>
+        <w:spacing w:before="500"/>
       </w:pPr>
     </w:p>
     <w:p>
       <w:pPr>
-        <w:spacing w:after="120"/>
-        <w:jc w:val="center"/>
-      </w:pPr>
-      <w:r>
-        <w:rPr>
-          <w:b/>
-          <w:bCs/>
-          <w:sz w:val="40"/>
-          <w:szCs w:val="40"/>
-        </w:rPr>
-        <w:t xml:space="preserve">LAPORAN SINGKAT TUGAS PROYEK</w:t>
-      </w:r>
-    </w:p>
-    <w:p>
-      <w:pPr>
-        <w:spacing w:after="80"/>
-        <w:jc w:val="center"/>
-      </w:pPr>
-      <w:r>
-        <w:rPr>
-          <w:sz w:val="28"/>
-          <w:szCs w:val="28"/>
-        </w:rPr>
-        <w:t xml:space="preserve">Aplikasi Pencatatan Pengeluaran Harian</w:t>
-      </w:r>
-    </w:p>
-    <w:p>
-      <w:pPr>
-        <w:spacing w:after="400"/>
-        <w:jc w:val="center"/>
-      </w:pPr>
-      <w:r>
-        <w:rPr>
-          <w:b/>
-          <w:bCs/>
-          <w:color w:val="7C3AED"/>
-          <w:sz w:val="30"/>
-          <w:szCs w:val="30"/>
-        </w:rPr>
-        <w:t xml:space="preserve">"Duit Kemana Aja?" — Web &amp; Android</w:t>
-      </w:r>
-    </w:p>
-    <w:p>
-      <w:pPr>
-        <w:spacing w:after="500"/>
+        <w:spacing w:after="200"/>
         <w:jc w:val="center"/>
       </w:pPr>
       <w:r>
         <w:drawing>
           <wp:inline distT="0" distB="0" distL="0" distR="0">
-            <wp:extent cx="4191000" cy="2943225"/>
+            <wp:extent cx="1428750" cy="1428750"/>
             <wp:effectExtent t="0" r="0" b="0" l="0"/>
-            <wp:docPr id="1" name="cover" descr="Dashboard aplikasi" title="Dashboard"/>
+            <wp:docPr id="1" name="logo_utm" descr="Logo Universitas Teknologi Mataram" title="Logo UTM"/>
             <wp:cNvGraphicFramePr>
               <a:graphicFrameLocks xmlns:a="http://schemas.openxmlformats.org/drawingml/2006/main" noChangeAspect="1"/>
             </wp:cNvGraphicFramePr>
@@ -84,7 +40,97 @@
                   <pic:spPr bwMode="auto">
                     <a:xfrm>
                       <a:off x="0" y="0"/>
-                      <a:ext cx="4191000" cy="2943225"/>
+                      <a:ext cx="1428750" cy="1428750"/>
+                    </a:xfrm>
+                    <a:prstGeom prst="rect">
+                      <a:avLst/>
+                    </a:prstGeom>
+                  </pic:spPr>
+                </pic:pic>
+              </a:graphicData>
+            </a:graphic>
+          </wp:inline>
+        </w:drawing>
+      </w:r>
+    </w:p>
+    <w:p>
+      <w:pPr>
+        <w:spacing w:after="120"/>
+        <w:jc w:val="center"/>
+      </w:pPr>
+      <w:r>
+        <w:rPr>
+          <w:b/>
+          <w:bCs/>
+          <w:sz w:val="36"/>
+          <w:szCs w:val="36"/>
+        </w:rPr>
+        <w:t xml:space="preserve">LAPORAN SINGKAT TUGAS PROYEK</w:t>
+      </w:r>
+    </w:p>
+    <w:p>
+      <w:pPr>
+        <w:spacing w:after="80"/>
+        <w:jc w:val="center"/>
+      </w:pPr>
+      <w:r>
+        <w:rPr>
+          <w:sz w:val="26"/>
+          <w:szCs w:val="26"/>
+        </w:rPr>
+        <w:t xml:space="preserve">Aplikasi Pencatatan Pengeluaran Harian</w:t>
+      </w:r>
+    </w:p>
+    <w:p>
+      <w:pPr>
+        <w:spacing w:after="320"/>
+        <w:jc w:val="center"/>
+      </w:pPr>
+      <w:r>
+        <w:rPr>
+          <w:b/>
+          <w:bCs/>
+          <w:color w:val="7C3AED"/>
+          <w:sz w:val="28"/>
+          <w:szCs w:val="28"/>
+        </w:rPr>
+        <w:t xml:space="preserve">"Duit Kemana Aja?" — Web &amp; Android</w:t>
+      </w:r>
+    </w:p>
+    <w:p>
+      <w:pPr>
+        <w:spacing w:after="300"/>
+        <w:jc w:val="center"/>
+      </w:pPr>
+      <w:r>
+        <w:drawing>
+          <wp:inline distT="0" distB="0" distL="0" distR="0">
+            <wp:extent cx="3619500" cy="2543175"/>
+            <wp:effectExtent t="0" r="0" b="0" l="0"/>
+            <wp:docPr id="1" name="cover" descr="Dashboard aplikasi" title="Dashboard"/>
+            <wp:cNvGraphicFramePr>
+              <a:graphicFrameLocks xmlns:a="http://schemas.openxmlformats.org/drawingml/2006/main" noChangeAspect="1"/>
+            </wp:cNvGraphicFramePr>
+            <a:graphic xmlns:a="http://schemas.openxmlformats.org/drawingml/2006/main">
+              <a:graphicData uri="http://schemas.openxmlformats.org/drawingml/2006/picture">
+                <pic:pic xmlns:pic="http://schemas.openxmlformats.org/drawingml/2006/picture">
+                  <pic:nvPicPr>
+                    <pic:cNvPr id="0" name="" descr=""/>
+                    <pic:cNvPicPr>
+                      <a:picLocks noChangeAspect="1" noChangeArrowheads="1"/>
+                    </pic:cNvPicPr>
+                  </pic:nvPicPr>
+                  <pic:blipFill>
+                    <a:blip r:embed="rId9" cstate="none"/>
+                    <a:srcRect/>
+                    <a:stretch>
+                      <a:fillRect/>
+                    </a:stretch>
+                  </pic:blipFill>
+                  <pic:spPr bwMode="auto">
+                    <a:xfrm>
+                      <a:off x="0" y="0"/>
+                      <a:ext cx="3619500" cy="2543175"/>
                     </a:xfrm>
                     <a:prstGeom prst="rect">
                       <a:avLst/>
@@ -112,22 +158,22 @@
     </w:p>
     <w:p>
       <w:pPr>
-        <w:spacing w:after="60"/>
+        <w:spacing w:after="40"/>
         <w:jc w:val="center"/>
       </w:pPr>
       <w:r>
         <w:rPr>
           <w:b/>
           <w:bCs/>
-          <w:sz w:val="26"/>
-          <w:szCs w:val="26"/>
+          <w:sz w:val="28"/>
+          <w:szCs w:val="28"/>
         </w:rPr>
-        <w:t xml:space="preserve">Rizki Ansori</w:t>
+        <w:t xml:space="preserve">RIZKI ANSORI</w:t>
       </w:r>
     </w:p>
     <w:p>
       <w:pPr>
-        <w:spacing w:after="400"/>
+        <w:spacing w:after="120"/>
         <w:jc w:val="center"/>
       </w:pPr>
       <w:r>
@@ -135,7 +181,63 @@
           <w:sz w:val="22"/>
           <w:szCs w:val="22"/>
         </w:rPr>
-        <w:t xml:space="preserve">Teknik Informatika — Universitas Teknologi Mataram</w:t>
+        <w:t xml:space="preserve">NIM: 24TI051</w:t>
+      </w:r>
+    </w:p>
+    <w:p>
+      <w:pPr>
+        <w:spacing w:after="40"/>
+        <w:jc w:val="center"/>
+      </w:pPr>
+      <w:r>
+        <w:rPr>
+          <w:sz w:val="22"/>
+          <w:szCs w:val="22"/>
+        </w:rPr>
+        <w:t xml:space="preserve">Dosen Pengampu:</w:t>
+      </w:r>
+    </w:p>
+    <w:p>
+      <w:pPr>
+        <w:spacing w:after="200"/>
+        <w:jc w:val="center"/>
+      </w:pPr>
+      <w:r>
+        <w:rPr>
+          <w:b/>
+          <w:bCs/>
+          <w:sz w:val="22"/>
+          <w:szCs w:val="22"/>
+        </w:rPr>
+        <w:t xml:space="preserve">Selamet Riadi, M.Kom</w:t>
+      </w:r>
+    </w:p>
+    <w:p>
+      <w:pPr>
+        <w:spacing w:after="40"/>
+        <w:jc w:val="center"/>
+      </w:pPr>
+      <w:r>
+        <w:rPr>
+          <w:sz w:val="22"/>
+          <w:szCs w:val="22"/>
+        </w:rPr>
+        <w:t xml:space="preserve">Program Studi Teknik Informatika</w:t>
+      </w:r>
+    </w:p>
+    <w:p>
+      <w:pPr>
+        <w:spacing w:after="40"/>
+        <w:jc w:val="center"/>
+      </w:pPr>
+      <w:r>
+        <w:rPr>
+          <w:b/>
+          <w:bCs/>
+          <w:sz w:val="22"/>
+          <w:szCs w:val="22"/>
+        </w:rPr>
+        <w:t xml:space="preserve">Universitas Teknologi Mataram</w:t>
       </w:r>
     </w:p>
     <w:p>
@@ -146,8 +248,8 @@
         <w:rPr>
           <w:b/>
           <w:bCs/>
-          <w:sz w:val="24"/>
-          <w:szCs w:val="24"/>
+          <w:sz w:val="22"/>
+          <w:szCs w:val="22"/>
         </w:rPr>
         <w:t xml:space="preserve">2026</w:t>
       </w:r>
@@ -447,7 +549,7 @@
                     </pic:cNvPicPr>
                   </pic:nvPicPr>
                   <pic:blipFill>
-                    <a:blip r:embed="rId8" cstate="none"/>
+                    <a:blip r:embed="rId9" cstate="none"/>
                     <a:srcRect/>
                     <a:stretch>
                       <a:fillRect/>
@@ -510,7 +612,7 @@
                     </pic:cNvPicPr>
                   </pic:nvPicPr>
                   <pic:blipFill>
-                    <a:blip r:embed="rId9" cstate="none"/>
+                    <a:blip r:embed="rId10" cstate="none"/>
                     <a:srcRect/>
                     <a:stretch>
                       <a:fillRect/>
@@ -573,7 +675,7 @@
                     </pic:cNvPicPr>
                   </pic:nvPicPr>
                   <pic:blipFill>
-                    <a:blip r:embed="rId10" cstate="none"/>
+                    <a:blip r:embed="rId11" cstate="none"/>
                     <a:srcRect/>
                     <a:stretch>
                       <a:fillRect/>
@@ -669,7 +771,7 @@
                           </pic:cNvPicPr>
                         </pic:nvPicPr>
                         <pic:blipFill>
-                          <a:blip r:embed="rId11" cstate="none"/>
+                          <a:blip r:embed="rId12" cstate="none"/>
                           <a:srcRect/>
                           <a:stretch>
                             <a:fillRect/>
@@ -748,7 +850,7 @@
                           </pic:cNvPicPr>
                         </pic:nvPicPr>
                         <pic:blipFill>
-                          <a:blip r:embed="rId12" cstate="none"/>
+                          <a:blip r:embed="rId13" cstate="none"/>
                           <a:srcRect/>
                           <a:stretch>
                             <a:fillRect/>
